--- a/Doble Rendija/Actividad 1.docx
+++ b/Doble Rendija/Actividad 1.docx
@@ -12,6 +12,19 @@
         <w:rPr>
           <w:lang w:val="es-ES"/>
         </w:rPr>
+        <w:t>Medición del patrón de inferencia con el láser</w:t>
+      </w:r>
+    </w:p>
+    <w:p>
+      <w:pPr>
+        <w:rPr>
+          <w:lang w:val="es-ES"/>
+        </w:rPr>
+      </w:pPr>
+      <w:r>
+        <w:rPr>
+          <w:lang w:val="es-ES"/>
+        </w:rPr>
         <w:t>Actividad 1</w:t>
       </w:r>
     </w:p>
@@ -144,7 +157,4627 @@
         <w:rPr>
           <w:lang w:val="es-ES"/>
         </w:rPr>
-        <w:t xml:space="preserve">Empezando con el micrómetro totalmente en 0mm se vio solo la rendija superior del montaje y casi que no se ve una sola </w:t>
+        <w:t>Empezando con el micrómetro totalmente en 0mm se vio solo la rendija superior del montaje y casi que no se ve una sola</w:t>
+      </w:r>
+      <w:r>
+        <w:rPr>
+          <w:lang w:val="es-ES"/>
+        </w:rPr>
+        <w:t>. En u</w:t>
+      </w:r>
+      <w:r>
+        <w:rPr>
+          <w:lang w:val="es-ES"/>
+        </w:rPr>
+        <w:t xml:space="preserve">n par de vueltas se pudo observar una alineación de doble rendija al ver un patrón de interferencia vertical en el papel. Luego casi al desenroscar completamente el micrómetro se pudo ver la rendija inferior del montaje </w:t>
+      </w:r>
+      <w:r>
+        <w:rPr>
+          <w:lang w:val="es-ES"/>
+        </w:rPr>
+        <w:t>en el límite de perder por completo la intensidad del láser.</w:t>
+      </w:r>
+    </w:p>
+    <w:p>
+      <w:pPr>
+        <w:rPr>
+          <w:lang w:val="es-ES"/>
+        </w:rPr>
+      </w:pPr>
+      <w:r>
+        <w:rPr>
+          <w:lang w:val="es-ES"/>
+        </w:rPr>
+        <w:t>Actividad 2</w:t>
+      </w:r>
+    </w:p>
+    <w:p>
+      <w:pPr>
+        <w:pStyle w:val="Prrafodelista"/>
+        <w:numPr>
+          <w:ilvl w:val="0"/>
+          <w:numId w:val="6"/>
+        </w:numPr>
+        <w:rPr>
+          <w:lang w:val="es-ES"/>
+        </w:rPr>
+      </w:pPr>
+      <w:r>
+        <w:rPr>
+          <w:lang w:val="es-ES"/>
+        </w:rPr>
+        <w:t xml:space="preserve">El máximo </w:t>
+      </w:r>
+      <w:r>
+        <w:rPr>
+          <w:lang w:val="es-ES"/>
+        </w:rPr>
+        <w:t xml:space="preserve">de doble rendija es de 160 y de una </w:t>
+      </w:r>
+      <w:proofErr w:type="spellStart"/>
+      <w:r>
+        <w:rPr>
+          <w:lang w:val="es-ES"/>
+        </w:rPr>
+        <w:t>rnedija</w:t>
+      </w:r>
+      <w:proofErr w:type="spellEnd"/>
+      <w:r>
+        <w:rPr>
+          <w:lang w:val="es-ES"/>
+        </w:rPr>
+        <w:t xml:space="preserve"> es de 40 por lo que la razón es de 4. </w:t>
+      </w:r>
+    </w:p>
+    <w:p>
+      <w:pPr>
+        <w:pStyle w:val="Prrafodelista"/>
+        <w:numPr>
+          <w:ilvl w:val="0"/>
+          <w:numId w:val="6"/>
+        </w:numPr>
+        <w:rPr>
+          <w:lang w:val="es-ES"/>
+        </w:rPr>
+      </w:pPr>
+      <w:r>
+        <w:rPr>
+          <w:noProof/>
+        </w:rPr>
+        <w:drawing>
+          <wp:inline distT="0" distB="0" distL="0" distR="0" wp14:anchorId="29756705" wp14:editId="53B58218">
+            <wp:extent cx="4781550" cy="3066415"/>
+            <wp:effectExtent l="0" t="0" r="0" b="635"/>
+            <wp:docPr id="284156487" name="Gráfico 1">
+              <a:extLst xmlns:a="http://schemas.openxmlformats.org/drawingml/2006/main">
+                <a:ext uri="{FF2B5EF4-FFF2-40B4-BE49-F238E27FC236}">
+                  <a16:creationId xmlns:a16="http://schemas.microsoft.com/office/drawing/2014/main" id="{B2E43229-33FF-D272-B0FD-965CB2C9E43F}"/>
+                </a:ext>
+              </a:extLst>
+            </wp:docPr>
+            <wp:cNvGraphicFramePr/>
+            <a:graphic xmlns:a="http://schemas.openxmlformats.org/drawingml/2006/main">
+              <a:graphicData uri="http://schemas.openxmlformats.org/drawingml/2006/chart">
+                <c:chart xmlns:c="http://schemas.openxmlformats.org/drawingml/2006/chart" xmlns:r="http://schemas.openxmlformats.org/officeDocument/2006/relationships" r:id="rId5"/>
+              </a:graphicData>
+            </a:graphic>
+          </wp:inline>
+        </w:drawing>
+      </w:r>
+    </w:p>
+    <w:p>
+      <w:pPr>
+        <w:pStyle w:val="Prrafodelista"/>
+        <w:rPr>
+          <w:lang w:val="es-ES"/>
+        </w:rPr>
+      </w:pPr>
+    </w:p>
+    <w:p>
+      <w:pPr>
+        <w:pStyle w:val="Prrafodelista"/>
+        <w:rPr>
+          <w:lang w:val="es-ES"/>
+        </w:rPr>
+      </w:pPr>
+    </w:p>
+    <w:p>
+      <w:pPr>
+        <w:pStyle w:val="Prrafodelista"/>
+        <w:rPr>
+          <w:lang w:val="es-ES"/>
+        </w:rPr>
+      </w:pPr>
+      <w:r>
+        <w:rPr>
+          <w:noProof/>
+        </w:rPr>
+        <w:lastRenderedPageBreak/>
+        <w:drawing>
+          <wp:inline distT="0" distB="0" distL="0" distR="0" wp14:anchorId="47245491" wp14:editId="64E77A58">
+            <wp:extent cx="5400040" cy="3023870"/>
+            <wp:effectExtent l="0" t="0" r="10160" b="5080"/>
+            <wp:docPr id="758904895" name="Gráfico 1">
+              <a:extLst xmlns:a="http://schemas.openxmlformats.org/drawingml/2006/main">
+                <a:ext uri="{FF2B5EF4-FFF2-40B4-BE49-F238E27FC236}">
+                  <a16:creationId xmlns:a16="http://schemas.microsoft.com/office/drawing/2014/main" id="{EEE483B8-935A-F048-A420-7E8FC389E553}"/>
+                </a:ext>
+              </a:extLst>
+            </wp:docPr>
+            <wp:cNvGraphicFramePr/>
+            <a:graphic xmlns:a="http://schemas.openxmlformats.org/drawingml/2006/main">
+              <a:graphicData uri="http://schemas.openxmlformats.org/drawingml/2006/chart">
+                <c:chart xmlns:c="http://schemas.openxmlformats.org/drawingml/2006/chart" xmlns:r="http://schemas.openxmlformats.org/officeDocument/2006/relationships" r:id="rId6"/>
+              </a:graphicData>
+            </a:graphic>
+          </wp:inline>
+        </w:drawing>
+      </w:r>
+    </w:p>
+    <w:p>
+      <w:pPr>
+        <w:pStyle w:val="Prrafodelista"/>
+        <w:rPr>
+          <w:lang w:val="es-ES"/>
+        </w:rPr>
+      </w:pPr>
+    </w:p>
+    <w:p>
+      <w:pPr>
+        <w:pStyle w:val="Prrafodelista"/>
+        <w:rPr>
+          <w:lang w:val="es-ES"/>
+        </w:rPr>
+      </w:pPr>
+      <w:r>
+        <w:rPr>
+          <w:lang w:val="es-ES"/>
+        </w:rPr>
+        <w:t>Comparar con los ejercicios</w:t>
+      </w:r>
+      <w:r>
+        <w:rPr>
+          <w:lang w:val="es-ES"/>
+        </w:rPr>
+        <w:t xml:space="preserve"> 1 y 2, </w:t>
+      </w:r>
+      <w:proofErr w:type="gramStart"/>
+      <w:r>
+        <w:rPr>
+          <w:lang w:val="es-ES"/>
+        </w:rPr>
+        <w:t>recordar</w:t>
+      </w:r>
+      <w:proofErr w:type="gramEnd"/>
+      <w:r>
+        <w:rPr>
+          <w:lang w:val="es-ES"/>
+        </w:rPr>
+        <w:t xml:space="preserve"> que hicimos lo de </w:t>
+      </w:r>
+      <w:r>
+        <w:rPr>
+          <w:lang w:val="es-ES"/>
+        </w:rPr>
+        <w:t xml:space="preserve">devolver el </w:t>
+      </w:r>
+      <w:proofErr w:type="gramStart"/>
+      <w:r>
+        <w:rPr>
+          <w:lang w:val="es-ES"/>
+        </w:rPr>
+        <w:t xml:space="preserve">micrómetro </w:t>
+      </w:r>
+      <w:r>
+        <w:rPr>
+          <w:lang w:val="es-ES"/>
+        </w:rPr>
+        <w:t xml:space="preserve"> y</w:t>
+      </w:r>
+      <w:proofErr w:type="gramEnd"/>
+      <w:r>
+        <w:rPr>
+          <w:lang w:val="es-ES"/>
+        </w:rPr>
+        <w:t xml:space="preserve"> considerar lo de la histéresis. </w:t>
+      </w:r>
+      <w:r>
+        <w:rPr>
+          <w:lang w:val="es-ES"/>
+        </w:rPr>
+        <w:t xml:space="preserve"> </w:t>
+      </w:r>
+      <w:proofErr w:type="gramStart"/>
+      <w:r>
+        <w:rPr>
+          <w:lang w:val="es-ES"/>
+        </w:rPr>
+        <w:t>( Debería</w:t>
+      </w:r>
+      <w:proofErr w:type="gramEnd"/>
+      <w:r>
+        <w:rPr>
+          <w:lang w:val="es-ES"/>
+        </w:rPr>
+        <w:t xml:space="preserve">  pasar de V a </w:t>
+      </w:r>
+      <w:proofErr w:type="gramStart"/>
+      <w:r>
+        <w:rPr>
+          <w:lang w:val="es-ES"/>
+        </w:rPr>
+        <w:t>rad )</w:t>
+      </w:r>
+      <w:proofErr w:type="gramEnd"/>
+      <w:r>
+        <w:rPr>
+          <w:lang w:val="es-ES"/>
+        </w:rPr>
+        <w:t xml:space="preserve"> </w:t>
+      </w:r>
+    </w:p>
+    <w:p>
+      <w:pPr>
+        <w:ind w:left="360"/>
+        <w:rPr>
+          <w:lang w:val="es-ES"/>
+        </w:rPr>
+      </w:pPr>
+    </w:p>
+    <w:p>
+      <w:pPr>
+        <w:pStyle w:val="Prrafodelista"/>
+        <w:numPr>
+          <w:ilvl w:val="0"/>
+          <w:numId w:val="6"/>
+        </w:numPr>
+        <w:rPr>
+          <w:lang w:val="es-ES"/>
+        </w:rPr>
+      </w:pPr>
+      <w:r>
+        <w:rPr>
+          <w:lang w:val="es-ES"/>
+        </w:rPr>
+        <w:t xml:space="preserve">Cálculo de la longitud de onda del láser y compararla con la </w:t>
+      </w:r>
+      <w:r>
+        <w:rPr>
+          <w:lang w:val="es-ES"/>
+        </w:rPr>
+        <w:t xml:space="preserve">reportada por el fabricante. </w:t>
+      </w:r>
+    </w:p>
+    <w:p>
+      <w:pPr>
+        <w:pStyle w:val="Prrafodelista"/>
+        <w:numPr>
+          <w:ilvl w:val="0"/>
+          <w:numId w:val="6"/>
+        </w:numPr>
+        <w:rPr>
+          <w:lang w:val="es-ES"/>
+        </w:rPr>
+      </w:pPr>
+      <w:r>
+        <w:rPr>
+          <w:lang w:val="es-ES"/>
+        </w:rPr>
+        <w:t xml:space="preserve">Es fácilmente reconocible ya que hay </w:t>
+      </w:r>
+      <w:proofErr w:type="gramStart"/>
+      <w:r>
+        <w:rPr>
+          <w:lang w:val="es-ES"/>
+        </w:rPr>
+        <w:t xml:space="preserve">interferencia </w:t>
+      </w:r>
+      <w:r>
+        <w:rPr>
+          <w:lang w:val="es-ES"/>
+        </w:rPr>
+        <w:t xml:space="preserve"> constructiva</w:t>
+      </w:r>
+      <w:proofErr w:type="gramEnd"/>
+      <w:r>
+        <w:rPr>
+          <w:lang w:val="es-ES"/>
+        </w:rPr>
+        <w:t xml:space="preserve"> y destructiva por parte de las dos fuentes. </w:t>
+      </w:r>
+    </w:p>
+    <w:p>
+      <w:pPr>
+        <w:ind w:left="360"/>
+        <w:rPr>
+          <w:lang w:val="es-ES"/>
+        </w:rPr>
+      </w:pPr>
+      <w:r>
+        <w:rPr>
+          <w:lang w:val="es-ES"/>
+        </w:rPr>
+        <w:t>Medición con un fotón a la vez</w:t>
+      </w:r>
+    </w:p>
+    <w:p>
+      <w:pPr>
+        <w:rPr>
+          <w:lang w:val="es-ES"/>
+        </w:rPr>
+      </w:pPr>
+      <w:r>
+        <w:rPr>
+          <w:lang w:val="es-ES"/>
+        </w:rPr>
+        <w:t>Actividad 3</w:t>
+      </w:r>
+    </w:p>
+    <w:p>
+      <w:pPr>
+        <w:pStyle w:val="Prrafodelista"/>
+        <w:numPr>
+          <w:ilvl w:val="0"/>
+          <w:numId w:val="8"/>
+        </w:numPr>
+        <w:rPr>
+          <w:lang w:val="es-ES"/>
+        </w:rPr>
+      </w:pPr>
+      <w:r>
+        <w:rPr>
+          <w:lang w:val="es-ES"/>
+        </w:rPr>
+        <w:t>L</w:t>
+      </w:r>
+    </w:p>
+    <w:tbl>
+      <w:tblPr>
+        <w:tblW w:w="7240" w:type="dxa"/>
+        <w:tblCellMar>
+          <w:left w:w="70" w:type="dxa"/>
+          <w:right w:w="70" w:type="dxa"/>
+        </w:tblCellMar>
+        <w:tblLook w:val="04A0" w:firstRow="1" w:lastRow="0" w:firstColumn="1" w:lastColumn="0" w:noHBand="0" w:noVBand="1"/>
+      </w:tblPr>
+      <w:tblGrid>
+        <w:gridCol w:w="1200"/>
+        <w:gridCol w:w="2124"/>
+        <w:gridCol w:w="276"/>
+        <w:gridCol w:w="1200"/>
+        <w:gridCol w:w="1200"/>
+        <w:gridCol w:w="1313"/>
+      </w:tblGrid>
+      <w:tr>
+        <w:trPr>
+          <w:trHeight w:val="300"/>
+        </w:trPr>
+        <w:tc>
+          <w:tcPr>
+            <w:tcW w:w="1200" w:type="dxa"/>
+            <w:tcBorders>
+              <w:top w:val="nil"/>
+              <w:left w:val="nil"/>
+              <w:bottom w:val="nil"/>
+              <w:right w:val="nil"/>
+            </w:tcBorders>
+            <w:noWrap/>
+            <w:vAlign w:val="bottom"/>
+            <w:hideMark/>
+          </w:tcPr>
+          <w:p>
+            <w:pPr>
+              <w:spacing w:after="0" w:line="240" w:lineRule="auto"/>
+              <w:rPr>
+                <w:rFonts w:ascii="Aptos Narrow" w:eastAsia="Times New Roman" w:hAnsi="Aptos Narrow" w:cs="Times New Roman"/>
+                <w:color w:val="000000"/>
+                <w:kern w:val="0"/>
+                <w:lang w:eastAsia="es-419"/>
+                <w14:ligatures w14:val="none"/>
+              </w:rPr>
+            </w:pPr>
+            <w:r>
+              <w:rPr>
+                <w:rFonts w:ascii="Aptos Narrow" w:eastAsia="Times New Roman" w:hAnsi="Aptos Narrow" w:cs="Times New Roman"/>
+                <w:color w:val="000000"/>
+                <w:kern w:val="0"/>
+                <w:lang w:eastAsia="es-419"/>
+                <w14:ligatures w14:val="none"/>
+              </w:rPr>
+              <w:t>Posición (</w:t>
+            </w:r>
+            <w:proofErr w:type="spellStart"/>
+            <w:r>
+              <w:rPr>
+                <w:rFonts w:ascii="Aptos Narrow" w:eastAsia="Times New Roman" w:hAnsi="Aptos Narrow" w:cs="Times New Roman"/>
+                <w:color w:val="000000"/>
+                <w:kern w:val="0"/>
+                <w:lang w:eastAsia="es-419"/>
+                <w14:ligatures w14:val="none"/>
+              </w:rPr>
+              <w:t>muM</w:t>
+            </w:r>
+            <w:proofErr w:type="spellEnd"/>
+            <w:r>
+              <w:rPr>
+                <w:rFonts w:ascii="Aptos Narrow" w:eastAsia="Times New Roman" w:hAnsi="Aptos Narrow" w:cs="Times New Roman"/>
+                <w:color w:val="000000"/>
+                <w:kern w:val="0"/>
+                <w:lang w:eastAsia="es-419"/>
+                <w14:ligatures w14:val="none"/>
+              </w:rPr>
+              <w:t xml:space="preserve">) </w:t>
+            </w:r>
+          </w:p>
+        </w:tc>
+        <w:tc>
+          <w:tcPr>
+            <w:tcW w:w="2400" w:type="dxa"/>
+            <w:gridSpan w:val="2"/>
+            <w:tcBorders>
+              <w:top w:val="nil"/>
+              <w:left w:val="nil"/>
+              <w:bottom w:val="nil"/>
+              <w:right w:val="nil"/>
+            </w:tcBorders>
+            <w:noWrap/>
+            <w:vAlign w:val="bottom"/>
+            <w:hideMark/>
+          </w:tcPr>
+          <w:p>
+            <w:pPr>
+              <w:spacing w:after="0" w:line="240" w:lineRule="auto"/>
+              <w:rPr>
+                <w:rFonts w:ascii="Aptos Narrow" w:eastAsia="Times New Roman" w:hAnsi="Aptos Narrow" w:cs="Times New Roman"/>
+                <w:color w:val="000000"/>
+                <w:kern w:val="0"/>
+                <w:lang w:eastAsia="es-419"/>
+                <w14:ligatures w14:val="none"/>
+              </w:rPr>
+            </w:pPr>
+            <w:r>
+              <w:rPr>
+                <w:rFonts w:ascii="Aptos Narrow" w:eastAsia="Times New Roman" w:hAnsi="Aptos Narrow" w:cs="Times New Roman"/>
+                <w:color w:val="000000"/>
+                <w:kern w:val="0"/>
+                <w:lang w:eastAsia="es-419"/>
+                <w14:ligatures w14:val="none"/>
+              </w:rPr>
+              <w:t>Voltaje (</w:t>
+            </w:r>
+            <w:proofErr w:type="spellStart"/>
+            <w:r>
+              <w:rPr>
+                <w:rFonts w:ascii="Aptos Narrow" w:eastAsia="Times New Roman" w:hAnsi="Aptos Narrow" w:cs="Times New Roman"/>
+                <w:color w:val="000000"/>
+                <w:kern w:val="0"/>
+                <w:lang w:eastAsia="es-419"/>
+                <w14:ligatures w14:val="none"/>
+              </w:rPr>
+              <w:t>mV</w:t>
+            </w:r>
+            <w:proofErr w:type="spellEnd"/>
+            <w:r>
+              <w:rPr>
+                <w:rFonts w:ascii="Aptos Narrow" w:eastAsia="Times New Roman" w:hAnsi="Aptos Narrow" w:cs="Times New Roman"/>
+                <w:color w:val="000000"/>
+                <w:kern w:val="0"/>
+                <w:lang w:eastAsia="es-419"/>
+                <w14:ligatures w14:val="none"/>
+              </w:rPr>
+              <w:t>)</w:t>
+            </w:r>
+          </w:p>
+        </w:tc>
+        <w:tc>
+          <w:tcPr>
+            <w:tcW w:w="1200" w:type="dxa"/>
+            <w:tcBorders>
+              <w:top w:val="nil"/>
+              <w:left w:val="nil"/>
+              <w:bottom w:val="nil"/>
+              <w:right w:val="nil"/>
+            </w:tcBorders>
+            <w:noWrap/>
+            <w:vAlign w:val="bottom"/>
+            <w:hideMark/>
+          </w:tcPr>
+          <w:p>
+            <w:pPr>
+              <w:spacing w:after="0" w:line="240" w:lineRule="auto"/>
+              <w:rPr>
+                <w:rFonts w:ascii="Aptos Narrow" w:eastAsia="Times New Roman" w:hAnsi="Aptos Narrow" w:cs="Times New Roman"/>
+                <w:color w:val="000000"/>
+                <w:kern w:val="0"/>
+                <w:lang w:eastAsia="es-419"/>
+                <w14:ligatures w14:val="none"/>
+              </w:rPr>
+            </w:pPr>
+          </w:p>
+        </w:tc>
+        <w:tc>
+          <w:tcPr>
+            <w:tcW w:w="1200" w:type="dxa"/>
+            <w:tcBorders>
+              <w:top w:val="nil"/>
+              <w:left w:val="nil"/>
+              <w:bottom w:val="nil"/>
+              <w:right w:val="nil"/>
+            </w:tcBorders>
+            <w:noWrap/>
+            <w:vAlign w:val="bottom"/>
+            <w:hideMark/>
+          </w:tcPr>
+          <w:p>
+            <w:pPr>
+              <w:spacing w:after="0" w:line="240" w:lineRule="auto"/>
+              <w:rPr>
+                <w:rFonts w:ascii="Times New Roman" w:eastAsia="Times New Roman" w:hAnsi="Times New Roman" w:cs="Times New Roman"/>
+                <w:kern w:val="0"/>
+                <w:sz w:val="20"/>
+                <w:szCs w:val="20"/>
+                <w:lang w:eastAsia="es-419"/>
+                <w14:ligatures w14:val="none"/>
+              </w:rPr>
+            </w:pPr>
+          </w:p>
+        </w:tc>
+        <w:tc>
+          <w:tcPr>
+            <w:tcW w:w="1240" w:type="dxa"/>
+            <w:tcBorders>
+              <w:top w:val="nil"/>
+              <w:left w:val="nil"/>
+              <w:bottom w:val="nil"/>
+              <w:right w:val="nil"/>
+            </w:tcBorders>
+            <w:noWrap/>
+            <w:vAlign w:val="bottom"/>
+            <w:hideMark/>
+          </w:tcPr>
+          <w:p>
+            <w:pPr>
+              <w:spacing w:after="0" w:line="240" w:lineRule="auto"/>
+              <w:rPr>
+                <w:rFonts w:ascii="Aptos Narrow" w:eastAsia="Times New Roman" w:hAnsi="Aptos Narrow" w:cs="Times New Roman"/>
+                <w:color w:val="000000"/>
+                <w:kern w:val="0"/>
+                <w:lang w:eastAsia="es-419"/>
+                <w14:ligatures w14:val="none"/>
+              </w:rPr>
+            </w:pPr>
+            <w:r>
+              <w:rPr>
+                <w:rFonts w:ascii="Aptos Narrow" w:eastAsia="Times New Roman" w:hAnsi="Aptos Narrow" w:cs="Times New Roman"/>
+                <w:color w:val="000000"/>
+                <w:kern w:val="0"/>
+                <w:lang w:eastAsia="es-419"/>
+                <w14:ligatures w14:val="none"/>
+              </w:rPr>
+              <w:t>Desviación</w:t>
+            </w:r>
+          </w:p>
+        </w:tc>
+      </w:tr>
+      <w:tr>
+        <w:trPr>
+          <w:trHeight w:val="300"/>
+        </w:trPr>
+        <w:tc>
+          <w:tcPr>
+            <w:tcW w:w="1200" w:type="dxa"/>
+            <w:tcBorders>
+              <w:top w:val="nil"/>
+              <w:left w:val="nil"/>
+              <w:bottom w:val="nil"/>
+              <w:right w:val="nil"/>
+            </w:tcBorders>
+            <w:noWrap/>
+            <w:vAlign w:val="bottom"/>
+            <w:hideMark/>
+          </w:tcPr>
+          <w:p>
+            <w:pPr>
+              <w:spacing w:after="0" w:line="240" w:lineRule="auto"/>
+              <w:jc w:val="right"/>
+              <w:rPr>
+                <w:rFonts w:ascii="Aptos Narrow" w:eastAsia="Times New Roman" w:hAnsi="Aptos Narrow" w:cs="Times New Roman"/>
+                <w:color w:val="000000"/>
+                <w:kern w:val="0"/>
+                <w:lang w:eastAsia="es-419"/>
+                <w14:ligatures w14:val="none"/>
+              </w:rPr>
+            </w:pPr>
+            <w:r>
+              <w:rPr>
+                <w:rFonts w:ascii="Aptos Narrow" w:eastAsia="Times New Roman" w:hAnsi="Aptos Narrow" w:cs="Times New Roman"/>
+                <w:color w:val="000000"/>
+                <w:kern w:val="0"/>
+                <w:lang w:eastAsia="es-419"/>
+                <w14:ligatures w14:val="none"/>
+              </w:rPr>
+              <w:t>0</w:t>
+            </w:r>
+          </w:p>
+        </w:tc>
+        <w:tc>
+          <w:tcPr>
+            <w:tcW w:w="2124" w:type="dxa"/>
+            <w:tcBorders>
+              <w:top w:val="nil"/>
+              <w:left w:val="nil"/>
+              <w:bottom w:val="nil"/>
+              <w:right w:val="nil"/>
+            </w:tcBorders>
+            <w:noWrap/>
+            <w:vAlign w:val="bottom"/>
+            <w:hideMark/>
+          </w:tcPr>
+          <w:p>
+            <w:pPr>
+              <w:spacing w:after="0" w:line="240" w:lineRule="auto"/>
+              <w:jc w:val="right"/>
+              <w:rPr>
+                <w:rFonts w:ascii="Aptos Narrow" w:eastAsia="Times New Roman" w:hAnsi="Aptos Narrow" w:cs="Times New Roman"/>
+                <w:color w:val="000000"/>
+                <w:kern w:val="0"/>
+                <w:lang w:eastAsia="es-419"/>
+                <w14:ligatures w14:val="none"/>
+              </w:rPr>
+            </w:pPr>
+            <w:r>
+              <w:rPr>
+                <w:rFonts w:ascii="Aptos Narrow" w:eastAsia="Times New Roman" w:hAnsi="Aptos Narrow" w:cs="Times New Roman"/>
+                <w:color w:val="000000"/>
+                <w:kern w:val="0"/>
+                <w:lang w:eastAsia="es-419"/>
+                <w14:ligatures w14:val="none"/>
+              </w:rPr>
+              <w:t>7</w:t>
+            </w:r>
+          </w:p>
+        </w:tc>
+        <w:tc>
+          <w:tcPr>
+            <w:tcW w:w="276" w:type="dxa"/>
+            <w:tcBorders>
+              <w:top w:val="nil"/>
+              <w:left w:val="nil"/>
+              <w:bottom w:val="nil"/>
+              <w:right w:val="nil"/>
+            </w:tcBorders>
+            <w:noWrap/>
+            <w:vAlign w:val="bottom"/>
+            <w:hideMark/>
+          </w:tcPr>
+          <w:p>
+            <w:pPr>
+              <w:spacing w:after="0" w:line="240" w:lineRule="auto"/>
+              <w:jc w:val="right"/>
+              <w:rPr>
+                <w:rFonts w:ascii="Aptos Narrow" w:eastAsia="Times New Roman" w:hAnsi="Aptos Narrow" w:cs="Times New Roman"/>
+                <w:color w:val="000000"/>
+                <w:kern w:val="0"/>
+                <w:lang w:eastAsia="es-419"/>
+                <w14:ligatures w14:val="none"/>
+              </w:rPr>
+            </w:pPr>
+            <w:r>
+              <w:rPr>
+                <w:rFonts w:ascii="Aptos Narrow" w:eastAsia="Times New Roman" w:hAnsi="Aptos Narrow" w:cs="Times New Roman"/>
+                <w:color w:val="000000"/>
+                <w:kern w:val="0"/>
+                <w:lang w:eastAsia="es-419"/>
+                <w14:ligatures w14:val="none"/>
+              </w:rPr>
+              <w:t>7</w:t>
+            </w:r>
+          </w:p>
+        </w:tc>
+        <w:tc>
+          <w:tcPr>
+            <w:tcW w:w="1200" w:type="dxa"/>
+            <w:tcBorders>
+              <w:top w:val="nil"/>
+              <w:left w:val="nil"/>
+              <w:bottom w:val="nil"/>
+              <w:right w:val="nil"/>
+            </w:tcBorders>
+            <w:noWrap/>
+            <w:vAlign w:val="bottom"/>
+            <w:hideMark/>
+          </w:tcPr>
+          <w:p>
+            <w:pPr>
+              <w:spacing w:after="0" w:line="240" w:lineRule="auto"/>
+              <w:jc w:val="right"/>
+              <w:rPr>
+                <w:rFonts w:ascii="Aptos Narrow" w:eastAsia="Times New Roman" w:hAnsi="Aptos Narrow" w:cs="Times New Roman"/>
+                <w:color w:val="000000"/>
+                <w:kern w:val="0"/>
+                <w:lang w:eastAsia="es-419"/>
+                <w14:ligatures w14:val="none"/>
+              </w:rPr>
+            </w:pPr>
+            <w:r>
+              <w:rPr>
+                <w:rFonts w:ascii="Aptos Narrow" w:eastAsia="Times New Roman" w:hAnsi="Aptos Narrow" w:cs="Times New Roman"/>
+                <w:color w:val="000000"/>
+                <w:kern w:val="0"/>
+                <w:lang w:eastAsia="es-419"/>
+                <w14:ligatures w14:val="none"/>
+              </w:rPr>
+              <w:t>5</w:t>
+            </w:r>
+          </w:p>
+        </w:tc>
+        <w:tc>
+          <w:tcPr>
+            <w:tcW w:w="1200" w:type="dxa"/>
+            <w:tcBorders>
+              <w:top w:val="nil"/>
+              <w:left w:val="nil"/>
+              <w:bottom w:val="nil"/>
+              <w:right w:val="nil"/>
+            </w:tcBorders>
+            <w:noWrap/>
+            <w:vAlign w:val="bottom"/>
+            <w:hideMark/>
+          </w:tcPr>
+          <w:p>
+            <w:pPr>
+              <w:spacing w:after="0" w:line="240" w:lineRule="auto"/>
+              <w:jc w:val="right"/>
+              <w:rPr>
+                <w:rFonts w:ascii="Aptos Narrow" w:eastAsia="Times New Roman" w:hAnsi="Aptos Narrow" w:cs="Times New Roman"/>
+                <w:color w:val="000000"/>
+                <w:kern w:val="0"/>
+                <w:lang w:eastAsia="es-419"/>
+                <w14:ligatures w14:val="none"/>
+              </w:rPr>
+            </w:pPr>
+            <w:r>
+              <w:rPr>
+                <w:rFonts w:ascii="Aptos Narrow" w:eastAsia="Times New Roman" w:hAnsi="Aptos Narrow" w:cs="Times New Roman"/>
+                <w:color w:val="000000"/>
+                <w:kern w:val="0"/>
+                <w:lang w:eastAsia="es-419"/>
+                <w14:ligatures w14:val="none"/>
+              </w:rPr>
+              <w:t>9</w:t>
+            </w:r>
+          </w:p>
+        </w:tc>
+        <w:tc>
+          <w:tcPr>
+            <w:tcW w:w="1240" w:type="dxa"/>
+            <w:tcBorders>
+              <w:top w:val="nil"/>
+              <w:left w:val="nil"/>
+              <w:bottom w:val="nil"/>
+              <w:right w:val="nil"/>
+            </w:tcBorders>
+            <w:noWrap/>
+            <w:vAlign w:val="bottom"/>
+            <w:hideMark/>
+          </w:tcPr>
+          <w:p>
+            <w:pPr>
+              <w:spacing w:after="0" w:line="240" w:lineRule="auto"/>
+              <w:jc w:val="right"/>
+              <w:rPr>
+                <w:rFonts w:ascii="Aptos Narrow" w:eastAsia="Times New Roman" w:hAnsi="Aptos Narrow" w:cs="Times New Roman"/>
+                <w:color w:val="000000"/>
+                <w:kern w:val="0"/>
+                <w:lang w:eastAsia="es-419"/>
+                <w14:ligatures w14:val="none"/>
+              </w:rPr>
+            </w:pPr>
+            <w:r>
+              <w:rPr>
+                <w:rFonts w:ascii="Aptos Narrow" w:eastAsia="Times New Roman" w:hAnsi="Aptos Narrow" w:cs="Times New Roman"/>
+                <w:color w:val="000000"/>
+                <w:kern w:val="0"/>
+                <w:lang w:eastAsia="es-419"/>
+                <w14:ligatures w14:val="none"/>
+              </w:rPr>
+              <w:t>2</w:t>
+            </w:r>
+          </w:p>
+        </w:tc>
+      </w:tr>
+      <w:tr>
+        <w:trPr>
+          <w:trHeight w:val="300"/>
+        </w:trPr>
+        <w:tc>
+          <w:tcPr>
+            <w:tcW w:w="1200" w:type="dxa"/>
+            <w:tcBorders>
+              <w:top w:val="nil"/>
+              <w:left w:val="nil"/>
+              <w:bottom w:val="nil"/>
+              <w:right w:val="nil"/>
+            </w:tcBorders>
+            <w:noWrap/>
+            <w:vAlign w:val="bottom"/>
+            <w:hideMark/>
+          </w:tcPr>
+          <w:p>
+            <w:pPr>
+              <w:spacing w:after="0" w:line="240" w:lineRule="auto"/>
+              <w:jc w:val="right"/>
+              <w:rPr>
+                <w:rFonts w:ascii="Aptos Narrow" w:eastAsia="Times New Roman" w:hAnsi="Aptos Narrow" w:cs="Times New Roman"/>
+                <w:color w:val="000000"/>
+                <w:kern w:val="0"/>
+                <w:lang w:eastAsia="es-419"/>
+                <w14:ligatures w14:val="none"/>
+              </w:rPr>
+            </w:pPr>
+            <w:r>
+              <w:rPr>
+                <w:rFonts w:ascii="Aptos Narrow" w:eastAsia="Times New Roman" w:hAnsi="Aptos Narrow" w:cs="Times New Roman"/>
+                <w:color w:val="000000"/>
+                <w:kern w:val="0"/>
+                <w:lang w:eastAsia="es-419"/>
+                <w14:ligatures w14:val="none"/>
+              </w:rPr>
+              <w:t>20</w:t>
+            </w:r>
+          </w:p>
+        </w:tc>
+        <w:tc>
+          <w:tcPr>
+            <w:tcW w:w="2124" w:type="dxa"/>
+            <w:tcBorders>
+              <w:top w:val="nil"/>
+              <w:left w:val="nil"/>
+              <w:bottom w:val="nil"/>
+              <w:right w:val="nil"/>
+            </w:tcBorders>
+            <w:noWrap/>
+            <w:vAlign w:val="bottom"/>
+            <w:hideMark/>
+          </w:tcPr>
+          <w:p>
+            <w:pPr>
+              <w:spacing w:after="0" w:line="240" w:lineRule="auto"/>
+              <w:jc w:val="right"/>
+              <w:rPr>
+                <w:rFonts w:ascii="Aptos Narrow" w:eastAsia="Times New Roman" w:hAnsi="Aptos Narrow" w:cs="Times New Roman"/>
+                <w:color w:val="000000"/>
+                <w:kern w:val="0"/>
+                <w:lang w:eastAsia="es-419"/>
+                <w14:ligatures w14:val="none"/>
+              </w:rPr>
+            </w:pPr>
+            <w:r>
+              <w:rPr>
+                <w:rFonts w:ascii="Aptos Narrow" w:eastAsia="Times New Roman" w:hAnsi="Aptos Narrow" w:cs="Times New Roman"/>
+                <w:color w:val="000000"/>
+                <w:kern w:val="0"/>
+                <w:lang w:eastAsia="es-419"/>
+                <w14:ligatures w14:val="none"/>
+              </w:rPr>
+              <w:t>5,33333333</w:t>
+            </w:r>
+          </w:p>
+        </w:tc>
+        <w:tc>
+          <w:tcPr>
+            <w:tcW w:w="276" w:type="dxa"/>
+            <w:tcBorders>
+              <w:top w:val="nil"/>
+              <w:left w:val="nil"/>
+              <w:bottom w:val="nil"/>
+              <w:right w:val="nil"/>
+            </w:tcBorders>
+            <w:noWrap/>
+            <w:vAlign w:val="bottom"/>
+            <w:hideMark/>
+          </w:tcPr>
+          <w:p>
+            <w:pPr>
+              <w:spacing w:after="0" w:line="240" w:lineRule="auto"/>
+              <w:jc w:val="right"/>
+              <w:rPr>
+                <w:rFonts w:ascii="Aptos Narrow" w:eastAsia="Times New Roman" w:hAnsi="Aptos Narrow" w:cs="Times New Roman"/>
+                <w:color w:val="000000"/>
+                <w:kern w:val="0"/>
+                <w:lang w:eastAsia="es-419"/>
+                <w14:ligatures w14:val="none"/>
+              </w:rPr>
+            </w:pPr>
+            <w:r>
+              <w:rPr>
+                <w:rFonts w:ascii="Aptos Narrow" w:eastAsia="Times New Roman" w:hAnsi="Aptos Narrow" w:cs="Times New Roman"/>
+                <w:color w:val="000000"/>
+                <w:kern w:val="0"/>
+                <w:lang w:eastAsia="es-419"/>
+                <w14:ligatures w14:val="none"/>
+              </w:rPr>
+              <w:t>8</w:t>
+            </w:r>
+          </w:p>
+        </w:tc>
+        <w:tc>
+          <w:tcPr>
+            <w:tcW w:w="1200" w:type="dxa"/>
+            <w:tcBorders>
+              <w:top w:val="nil"/>
+              <w:left w:val="nil"/>
+              <w:bottom w:val="nil"/>
+              <w:right w:val="nil"/>
+            </w:tcBorders>
+            <w:noWrap/>
+            <w:vAlign w:val="bottom"/>
+            <w:hideMark/>
+          </w:tcPr>
+          <w:p>
+            <w:pPr>
+              <w:spacing w:after="0" w:line="240" w:lineRule="auto"/>
+              <w:jc w:val="right"/>
+              <w:rPr>
+                <w:rFonts w:ascii="Aptos Narrow" w:eastAsia="Times New Roman" w:hAnsi="Aptos Narrow" w:cs="Times New Roman"/>
+                <w:color w:val="000000"/>
+                <w:kern w:val="0"/>
+                <w:lang w:eastAsia="es-419"/>
+                <w14:ligatures w14:val="none"/>
+              </w:rPr>
+            </w:pPr>
+            <w:r>
+              <w:rPr>
+                <w:rFonts w:ascii="Aptos Narrow" w:eastAsia="Times New Roman" w:hAnsi="Aptos Narrow" w:cs="Times New Roman"/>
+                <w:color w:val="000000"/>
+                <w:kern w:val="0"/>
+                <w:lang w:eastAsia="es-419"/>
+                <w14:ligatures w14:val="none"/>
+              </w:rPr>
+              <w:t>3</w:t>
+            </w:r>
+          </w:p>
+        </w:tc>
+        <w:tc>
+          <w:tcPr>
+            <w:tcW w:w="1200" w:type="dxa"/>
+            <w:tcBorders>
+              <w:top w:val="nil"/>
+              <w:left w:val="nil"/>
+              <w:bottom w:val="nil"/>
+              <w:right w:val="nil"/>
+            </w:tcBorders>
+            <w:noWrap/>
+            <w:vAlign w:val="bottom"/>
+            <w:hideMark/>
+          </w:tcPr>
+          <w:p>
+            <w:pPr>
+              <w:spacing w:after="0" w:line="240" w:lineRule="auto"/>
+              <w:jc w:val="right"/>
+              <w:rPr>
+                <w:rFonts w:ascii="Aptos Narrow" w:eastAsia="Times New Roman" w:hAnsi="Aptos Narrow" w:cs="Times New Roman"/>
+                <w:color w:val="000000"/>
+                <w:kern w:val="0"/>
+                <w:lang w:eastAsia="es-419"/>
+                <w14:ligatures w14:val="none"/>
+              </w:rPr>
+            </w:pPr>
+            <w:r>
+              <w:rPr>
+                <w:rFonts w:ascii="Aptos Narrow" w:eastAsia="Times New Roman" w:hAnsi="Aptos Narrow" w:cs="Times New Roman"/>
+                <w:color w:val="000000"/>
+                <w:kern w:val="0"/>
+                <w:lang w:eastAsia="es-419"/>
+                <w14:ligatures w14:val="none"/>
+              </w:rPr>
+              <w:t>5</w:t>
+            </w:r>
+          </w:p>
+        </w:tc>
+        <w:tc>
+          <w:tcPr>
+            <w:tcW w:w="1240" w:type="dxa"/>
+            <w:tcBorders>
+              <w:top w:val="nil"/>
+              <w:left w:val="nil"/>
+              <w:bottom w:val="nil"/>
+              <w:right w:val="nil"/>
+            </w:tcBorders>
+            <w:noWrap/>
+            <w:vAlign w:val="bottom"/>
+            <w:hideMark/>
+          </w:tcPr>
+          <w:p>
+            <w:pPr>
+              <w:spacing w:after="0" w:line="240" w:lineRule="auto"/>
+              <w:jc w:val="right"/>
+              <w:rPr>
+                <w:rFonts w:ascii="Aptos Narrow" w:eastAsia="Times New Roman" w:hAnsi="Aptos Narrow" w:cs="Times New Roman"/>
+                <w:color w:val="000000"/>
+                <w:kern w:val="0"/>
+                <w:lang w:eastAsia="es-419"/>
+                <w14:ligatures w14:val="none"/>
+              </w:rPr>
+            </w:pPr>
+            <w:r>
+              <w:rPr>
+                <w:rFonts w:ascii="Aptos Narrow" w:eastAsia="Times New Roman" w:hAnsi="Aptos Narrow" w:cs="Times New Roman"/>
+                <w:color w:val="000000"/>
+                <w:kern w:val="0"/>
+                <w:lang w:eastAsia="es-419"/>
+                <w14:ligatures w14:val="none"/>
+              </w:rPr>
+              <w:t>2,516611478</w:t>
+            </w:r>
+          </w:p>
+        </w:tc>
+      </w:tr>
+      <w:tr>
+        <w:trPr>
+          <w:trHeight w:val="300"/>
+        </w:trPr>
+        <w:tc>
+          <w:tcPr>
+            <w:tcW w:w="1200" w:type="dxa"/>
+            <w:tcBorders>
+              <w:top w:val="nil"/>
+              <w:left w:val="nil"/>
+              <w:bottom w:val="nil"/>
+              <w:right w:val="nil"/>
+            </w:tcBorders>
+            <w:noWrap/>
+            <w:vAlign w:val="bottom"/>
+            <w:hideMark/>
+          </w:tcPr>
+          <w:p>
+            <w:pPr>
+              <w:spacing w:after="0" w:line="240" w:lineRule="auto"/>
+              <w:jc w:val="right"/>
+              <w:rPr>
+                <w:rFonts w:ascii="Aptos Narrow" w:eastAsia="Times New Roman" w:hAnsi="Aptos Narrow" w:cs="Times New Roman"/>
+                <w:color w:val="000000"/>
+                <w:kern w:val="0"/>
+                <w:lang w:eastAsia="es-419"/>
+                <w14:ligatures w14:val="none"/>
+              </w:rPr>
+            </w:pPr>
+            <w:r>
+              <w:rPr>
+                <w:rFonts w:ascii="Aptos Narrow" w:eastAsia="Times New Roman" w:hAnsi="Aptos Narrow" w:cs="Times New Roman"/>
+                <w:color w:val="000000"/>
+                <w:kern w:val="0"/>
+                <w:lang w:eastAsia="es-419"/>
+                <w14:ligatures w14:val="none"/>
+              </w:rPr>
+              <w:t>40</w:t>
+            </w:r>
+          </w:p>
+        </w:tc>
+        <w:tc>
+          <w:tcPr>
+            <w:tcW w:w="2124" w:type="dxa"/>
+            <w:tcBorders>
+              <w:top w:val="nil"/>
+              <w:left w:val="nil"/>
+              <w:bottom w:val="nil"/>
+              <w:right w:val="nil"/>
+            </w:tcBorders>
+            <w:noWrap/>
+            <w:vAlign w:val="bottom"/>
+            <w:hideMark/>
+          </w:tcPr>
+          <w:p>
+            <w:pPr>
+              <w:spacing w:after="0" w:line="240" w:lineRule="auto"/>
+              <w:jc w:val="right"/>
+              <w:rPr>
+                <w:rFonts w:ascii="Aptos Narrow" w:eastAsia="Times New Roman" w:hAnsi="Aptos Narrow" w:cs="Times New Roman"/>
+                <w:color w:val="000000"/>
+                <w:kern w:val="0"/>
+                <w:lang w:eastAsia="es-419"/>
+                <w14:ligatures w14:val="none"/>
+              </w:rPr>
+            </w:pPr>
+            <w:r>
+              <w:rPr>
+                <w:rFonts w:ascii="Aptos Narrow" w:eastAsia="Times New Roman" w:hAnsi="Aptos Narrow" w:cs="Times New Roman"/>
+                <w:color w:val="000000"/>
+                <w:kern w:val="0"/>
+                <w:lang w:eastAsia="es-419"/>
+                <w14:ligatures w14:val="none"/>
+              </w:rPr>
+              <w:t>5</w:t>
+            </w:r>
+          </w:p>
+        </w:tc>
+        <w:tc>
+          <w:tcPr>
+            <w:tcW w:w="276" w:type="dxa"/>
+            <w:tcBorders>
+              <w:top w:val="nil"/>
+              <w:left w:val="nil"/>
+              <w:bottom w:val="nil"/>
+              <w:right w:val="nil"/>
+            </w:tcBorders>
+            <w:noWrap/>
+            <w:vAlign w:val="bottom"/>
+            <w:hideMark/>
+          </w:tcPr>
+          <w:p>
+            <w:pPr>
+              <w:spacing w:after="0" w:line="240" w:lineRule="auto"/>
+              <w:jc w:val="right"/>
+              <w:rPr>
+                <w:rFonts w:ascii="Aptos Narrow" w:eastAsia="Times New Roman" w:hAnsi="Aptos Narrow" w:cs="Times New Roman"/>
+                <w:color w:val="000000"/>
+                <w:kern w:val="0"/>
+                <w:lang w:eastAsia="es-419"/>
+                <w14:ligatures w14:val="none"/>
+              </w:rPr>
+            </w:pPr>
+            <w:r>
+              <w:rPr>
+                <w:rFonts w:ascii="Aptos Narrow" w:eastAsia="Times New Roman" w:hAnsi="Aptos Narrow" w:cs="Times New Roman"/>
+                <w:color w:val="000000"/>
+                <w:kern w:val="0"/>
+                <w:lang w:eastAsia="es-419"/>
+                <w14:ligatures w14:val="none"/>
+              </w:rPr>
+              <w:t>5</w:t>
+            </w:r>
+          </w:p>
+        </w:tc>
+        <w:tc>
+          <w:tcPr>
+            <w:tcW w:w="1200" w:type="dxa"/>
+            <w:tcBorders>
+              <w:top w:val="nil"/>
+              <w:left w:val="nil"/>
+              <w:bottom w:val="nil"/>
+              <w:right w:val="nil"/>
+            </w:tcBorders>
+            <w:noWrap/>
+            <w:vAlign w:val="bottom"/>
+            <w:hideMark/>
+          </w:tcPr>
+          <w:p>
+            <w:pPr>
+              <w:spacing w:after="0" w:line="240" w:lineRule="auto"/>
+              <w:jc w:val="right"/>
+              <w:rPr>
+                <w:rFonts w:ascii="Aptos Narrow" w:eastAsia="Times New Roman" w:hAnsi="Aptos Narrow" w:cs="Times New Roman"/>
+                <w:color w:val="000000"/>
+                <w:kern w:val="0"/>
+                <w:lang w:eastAsia="es-419"/>
+                <w14:ligatures w14:val="none"/>
+              </w:rPr>
+            </w:pPr>
+            <w:r>
+              <w:rPr>
+                <w:rFonts w:ascii="Aptos Narrow" w:eastAsia="Times New Roman" w:hAnsi="Aptos Narrow" w:cs="Times New Roman"/>
+                <w:color w:val="000000"/>
+                <w:kern w:val="0"/>
+                <w:lang w:eastAsia="es-419"/>
+                <w14:ligatures w14:val="none"/>
+              </w:rPr>
+              <w:t>4</w:t>
+            </w:r>
+          </w:p>
+        </w:tc>
+        <w:tc>
+          <w:tcPr>
+            <w:tcW w:w="1200" w:type="dxa"/>
+            <w:tcBorders>
+              <w:top w:val="nil"/>
+              <w:left w:val="nil"/>
+              <w:bottom w:val="nil"/>
+              <w:right w:val="nil"/>
+            </w:tcBorders>
+            <w:noWrap/>
+            <w:vAlign w:val="bottom"/>
+            <w:hideMark/>
+          </w:tcPr>
+          <w:p>
+            <w:pPr>
+              <w:spacing w:after="0" w:line="240" w:lineRule="auto"/>
+              <w:jc w:val="right"/>
+              <w:rPr>
+                <w:rFonts w:ascii="Aptos Narrow" w:eastAsia="Times New Roman" w:hAnsi="Aptos Narrow" w:cs="Times New Roman"/>
+                <w:color w:val="000000"/>
+                <w:kern w:val="0"/>
+                <w:lang w:eastAsia="es-419"/>
+                <w14:ligatures w14:val="none"/>
+              </w:rPr>
+            </w:pPr>
+            <w:r>
+              <w:rPr>
+                <w:rFonts w:ascii="Aptos Narrow" w:eastAsia="Times New Roman" w:hAnsi="Aptos Narrow" w:cs="Times New Roman"/>
+                <w:color w:val="000000"/>
+                <w:kern w:val="0"/>
+                <w:lang w:eastAsia="es-419"/>
+                <w14:ligatures w14:val="none"/>
+              </w:rPr>
+              <w:t>6</w:t>
+            </w:r>
+          </w:p>
+        </w:tc>
+        <w:tc>
+          <w:tcPr>
+            <w:tcW w:w="1240" w:type="dxa"/>
+            <w:tcBorders>
+              <w:top w:val="nil"/>
+              <w:left w:val="nil"/>
+              <w:bottom w:val="nil"/>
+              <w:right w:val="nil"/>
+            </w:tcBorders>
+            <w:noWrap/>
+            <w:vAlign w:val="bottom"/>
+            <w:hideMark/>
+          </w:tcPr>
+          <w:p>
+            <w:pPr>
+              <w:spacing w:after="0" w:line="240" w:lineRule="auto"/>
+              <w:jc w:val="right"/>
+              <w:rPr>
+                <w:rFonts w:ascii="Aptos Narrow" w:eastAsia="Times New Roman" w:hAnsi="Aptos Narrow" w:cs="Times New Roman"/>
+                <w:color w:val="000000"/>
+                <w:kern w:val="0"/>
+                <w:lang w:eastAsia="es-419"/>
+                <w14:ligatures w14:val="none"/>
+              </w:rPr>
+            </w:pPr>
+            <w:r>
+              <w:rPr>
+                <w:rFonts w:ascii="Aptos Narrow" w:eastAsia="Times New Roman" w:hAnsi="Aptos Narrow" w:cs="Times New Roman"/>
+                <w:color w:val="000000"/>
+                <w:kern w:val="0"/>
+                <w:lang w:eastAsia="es-419"/>
+                <w14:ligatures w14:val="none"/>
+              </w:rPr>
+              <w:t>1</w:t>
+            </w:r>
+          </w:p>
+        </w:tc>
+      </w:tr>
+      <w:tr>
+        <w:trPr>
+          <w:trHeight w:val="300"/>
+        </w:trPr>
+        <w:tc>
+          <w:tcPr>
+            <w:tcW w:w="1200" w:type="dxa"/>
+            <w:tcBorders>
+              <w:top w:val="nil"/>
+              <w:left w:val="nil"/>
+              <w:bottom w:val="nil"/>
+              <w:right w:val="nil"/>
+            </w:tcBorders>
+            <w:noWrap/>
+            <w:vAlign w:val="bottom"/>
+            <w:hideMark/>
+          </w:tcPr>
+          <w:p>
+            <w:pPr>
+              <w:spacing w:after="0" w:line="240" w:lineRule="auto"/>
+              <w:jc w:val="right"/>
+              <w:rPr>
+                <w:rFonts w:ascii="Aptos Narrow" w:eastAsia="Times New Roman" w:hAnsi="Aptos Narrow" w:cs="Times New Roman"/>
+                <w:color w:val="000000"/>
+                <w:kern w:val="0"/>
+                <w:lang w:eastAsia="es-419"/>
+                <w14:ligatures w14:val="none"/>
+              </w:rPr>
+            </w:pPr>
+            <w:r>
+              <w:rPr>
+                <w:rFonts w:ascii="Aptos Narrow" w:eastAsia="Times New Roman" w:hAnsi="Aptos Narrow" w:cs="Times New Roman"/>
+                <w:color w:val="000000"/>
+                <w:kern w:val="0"/>
+                <w:lang w:eastAsia="es-419"/>
+                <w14:ligatures w14:val="none"/>
+              </w:rPr>
+              <w:t>60</w:t>
+            </w:r>
+          </w:p>
+        </w:tc>
+        <w:tc>
+          <w:tcPr>
+            <w:tcW w:w="2124" w:type="dxa"/>
+            <w:tcBorders>
+              <w:top w:val="nil"/>
+              <w:left w:val="nil"/>
+              <w:bottom w:val="nil"/>
+              <w:right w:val="nil"/>
+            </w:tcBorders>
+            <w:noWrap/>
+            <w:vAlign w:val="bottom"/>
+            <w:hideMark/>
+          </w:tcPr>
+          <w:p>
+            <w:pPr>
+              <w:spacing w:after="0" w:line="240" w:lineRule="auto"/>
+              <w:jc w:val="right"/>
+              <w:rPr>
+                <w:rFonts w:ascii="Aptos Narrow" w:eastAsia="Times New Roman" w:hAnsi="Aptos Narrow" w:cs="Times New Roman"/>
+                <w:color w:val="000000"/>
+                <w:kern w:val="0"/>
+                <w:lang w:eastAsia="es-419"/>
+                <w14:ligatures w14:val="none"/>
+              </w:rPr>
+            </w:pPr>
+            <w:r>
+              <w:rPr>
+                <w:rFonts w:ascii="Aptos Narrow" w:eastAsia="Times New Roman" w:hAnsi="Aptos Narrow" w:cs="Times New Roman"/>
+                <w:color w:val="000000"/>
+                <w:kern w:val="0"/>
+                <w:lang w:eastAsia="es-419"/>
+                <w14:ligatures w14:val="none"/>
+              </w:rPr>
+              <w:t>4,66666667</w:t>
+            </w:r>
+          </w:p>
+        </w:tc>
+        <w:tc>
+          <w:tcPr>
+            <w:tcW w:w="276" w:type="dxa"/>
+            <w:tcBorders>
+              <w:top w:val="nil"/>
+              <w:left w:val="nil"/>
+              <w:bottom w:val="nil"/>
+              <w:right w:val="nil"/>
+            </w:tcBorders>
+            <w:noWrap/>
+            <w:vAlign w:val="bottom"/>
+            <w:hideMark/>
+          </w:tcPr>
+          <w:p>
+            <w:pPr>
+              <w:spacing w:after="0" w:line="240" w:lineRule="auto"/>
+              <w:jc w:val="right"/>
+              <w:rPr>
+                <w:rFonts w:ascii="Aptos Narrow" w:eastAsia="Times New Roman" w:hAnsi="Aptos Narrow" w:cs="Times New Roman"/>
+                <w:color w:val="000000"/>
+                <w:kern w:val="0"/>
+                <w:lang w:eastAsia="es-419"/>
+                <w14:ligatures w14:val="none"/>
+              </w:rPr>
+            </w:pPr>
+            <w:r>
+              <w:rPr>
+                <w:rFonts w:ascii="Aptos Narrow" w:eastAsia="Times New Roman" w:hAnsi="Aptos Narrow" w:cs="Times New Roman"/>
+                <w:color w:val="000000"/>
+                <w:kern w:val="0"/>
+                <w:lang w:eastAsia="es-419"/>
+                <w14:ligatures w14:val="none"/>
+              </w:rPr>
+              <w:t>6</w:t>
+            </w:r>
+          </w:p>
+        </w:tc>
+        <w:tc>
+          <w:tcPr>
+            <w:tcW w:w="1200" w:type="dxa"/>
+            <w:tcBorders>
+              <w:top w:val="nil"/>
+              <w:left w:val="nil"/>
+              <w:bottom w:val="nil"/>
+              <w:right w:val="nil"/>
+            </w:tcBorders>
+            <w:noWrap/>
+            <w:vAlign w:val="bottom"/>
+            <w:hideMark/>
+          </w:tcPr>
+          <w:p>
+            <w:pPr>
+              <w:spacing w:after="0" w:line="240" w:lineRule="auto"/>
+              <w:jc w:val="right"/>
+              <w:rPr>
+                <w:rFonts w:ascii="Aptos Narrow" w:eastAsia="Times New Roman" w:hAnsi="Aptos Narrow" w:cs="Times New Roman"/>
+                <w:color w:val="000000"/>
+                <w:kern w:val="0"/>
+                <w:lang w:eastAsia="es-419"/>
+                <w14:ligatures w14:val="none"/>
+              </w:rPr>
+            </w:pPr>
+            <w:r>
+              <w:rPr>
+                <w:rFonts w:ascii="Aptos Narrow" w:eastAsia="Times New Roman" w:hAnsi="Aptos Narrow" w:cs="Times New Roman"/>
+                <w:color w:val="000000"/>
+                <w:kern w:val="0"/>
+                <w:lang w:eastAsia="es-419"/>
+                <w14:ligatures w14:val="none"/>
+              </w:rPr>
+              <w:t>4</w:t>
+            </w:r>
+          </w:p>
+        </w:tc>
+        <w:tc>
+          <w:tcPr>
+            <w:tcW w:w="1200" w:type="dxa"/>
+            <w:tcBorders>
+              <w:top w:val="nil"/>
+              <w:left w:val="nil"/>
+              <w:bottom w:val="nil"/>
+              <w:right w:val="nil"/>
+            </w:tcBorders>
+            <w:noWrap/>
+            <w:vAlign w:val="bottom"/>
+            <w:hideMark/>
+          </w:tcPr>
+          <w:p>
+            <w:pPr>
+              <w:spacing w:after="0" w:line="240" w:lineRule="auto"/>
+              <w:jc w:val="right"/>
+              <w:rPr>
+                <w:rFonts w:ascii="Aptos Narrow" w:eastAsia="Times New Roman" w:hAnsi="Aptos Narrow" w:cs="Times New Roman"/>
+                <w:color w:val="000000"/>
+                <w:kern w:val="0"/>
+                <w:lang w:eastAsia="es-419"/>
+                <w14:ligatures w14:val="none"/>
+              </w:rPr>
+            </w:pPr>
+            <w:r>
+              <w:rPr>
+                <w:rFonts w:ascii="Aptos Narrow" w:eastAsia="Times New Roman" w:hAnsi="Aptos Narrow" w:cs="Times New Roman"/>
+                <w:color w:val="000000"/>
+                <w:kern w:val="0"/>
+                <w:lang w:eastAsia="es-419"/>
+                <w14:ligatures w14:val="none"/>
+              </w:rPr>
+              <w:t>4</w:t>
+            </w:r>
+          </w:p>
+        </w:tc>
+        <w:tc>
+          <w:tcPr>
+            <w:tcW w:w="1240" w:type="dxa"/>
+            <w:tcBorders>
+              <w:top w:val="nil"/>
+              <w:left w:val="nil"/>
+              <w:bottom w:val="nil"/>
+              <w:right w:val="nil"/>
+            </w:tcBorders>
+            <w:noWrap/>
+            <w:vAlign w:val="bottom"/>
+            <w:hideMark/>
+          </w:tcPr>
+          <w:p>
+            <w:pPr>
+              <w:spacing w:after="0" w:line="240" w:lineRule="auto"/>
+              <w:jc w:val="right"/>
+              <w:rPr>
+                <w:rFonts w:ascii="Aptos Narrow" w:eastAsia="Times New Roman" w:hAnsi="Aptos Narrow" w:cs="Times New Roman"/>
+                <w:color w:val="000000"/>
+                <w:kern w:val="0"/>
+                <w:lang w:eastAsia="es-419"/>
+                <w14:ligatures w14:val="none"/>
+              </w:rPr>
+            </w:pPr>
+            <w:r>
+              <w:rPr>
+                <w:rFonts w:ascii="Aptos Narrow" w:eastAsia="Times New Roman" w:hAnsi="Aptos Narrow" w:cs="Times New Roman"/>
+                <w:color w:val="000000"/>
+                <w:kern w:val="0"/>
+                <w:lang w:eastAsia="es-419"/>
+                <w14:ligatures w14:val="none"/>
+              </w:rPr>
+              <w:t>1,154700538</w:t>
+            </w:r>
+          </w:p>
+        </w:tc>
+      </w:tr>
+      <w:tr>
+        <w:trPr>
+          <w:trHeight w:val="300"/>
+        </w:trPr>
+        <w:tc>
+          <w:tcPr>
+            <w:tcW w:w="1200" w:type="dxa"/>
+            <w:tcBorders>
+              <w:top w:val="nil"/>
+              <w:left w:val="nil"/>
+              <w:bottom w:val="nil"/>
+              <w:right w:val="nil"/>
+            </w:tcBorders>
+            <w:noWrap/>
+            <w:vAlign w:val="bottom"/>
+            <w:hideMark/>
+          </w:tcPr>
+          <w:p>
+            <w:pPr>
+              <w:spacing w:after="0" w:line="240" w:lineRule="auto"/>
+              <w:jc w:val="right"/>
+              <w:rPr>
+                <w:rFonts w:ascii="Aptos Narrow" w:eastAsia="Times New Roman" w:hAnsi="Aptos Narrow" w:cs="Times New Roman"/>
+                <w:color w:val="000000"/>
+                <w:kern w:val="0"/>
+                <w:lang w:eastAsia="es-419"/>
+                <w14:ligatures w14:val="none"/>
+              </w:rPr>
+            </w:pPr>
+            <w:r>
+              <w:rPr>
+                <w:rFonts w:ascii="Aptos Narrow" w:eastAsia="Times New Roman" w:hAnsi="Aptos Narrow" w:cs="Times New Roman"/>
+                <w:color w:val="000000"/>
+                <w:kern w:val="0"/>
+                <w:lang w:eastAsia="es-419"/>
+                <w14:ligatures w14:val="none"/>
+              </w:rPr>
+              <w:t>80</w:t>
+            </w:r>
+          </w:p>
+        </w:tc>
+        <w:tc>
+          <w:tcPr>
+            <w:tcW w:w="2124" w:type="dxa"/>
+            <w:tcBorders>
+              <w:top w:val="nil"/>
+              <w:left w:val="nil"/>
+              <w:bottom w:val="nil"/>
+              <w:right w:val="nil"/>
+            </w:tcBorders>
+            <w:noWrap/>
+            <w:vAlign w:val="bottom"/>
+            <w:hideMark/>
+          </w:tcPr>
+          <w:p>
+            <w:pPr>
+              <w:spacing w:after="0" w:line="240" w:lineRule="auto"/>
+              <w:jc w:val="right"/>
+              <w:rPr>
+                <w:rFonts w:ascii="Aptos Narrow" w:eastAsia="Times New Roman" w:hAnsi="Aptos Narrow" w:cs="Times New Roman"/>
+                <w:color w:val="000000"/>
+                <w:kern w:val="0"/>
+                <w:lang w:eastAsia="es-419"/>
+                <w14:ligatures w14:val="none"/>
+              </w:rPr>
+            </w:pPr>
+            <w:r>
+              <w:rPr>
+                <w:rFonts w:ascii="Aptos Narrow" w:eastAsia="Times New Roman" w:hAnsi="Aptos Narrow" w:cs="Times New Roman"/>
+                <w:color w:val="000000"/>
+                <w:kern w:val="0"/>
+                <w:lang w:eastAsia="es-419"/>
+                <w14:ligatures w14:val="none"/>
+              </w:rPr>
+              <w:t>4</w:t>
+            </w:r>
+          </w:p>
+        </w:tc>
+        <w:tc>
+          <w:tcPr>
+            <w:tcW w:w="276" w:type="dxa"/>
+            <w:tcBorders>
+              <w:top w:val="nil"/>
+              <w:left w:val="nil"/>
+              <w:bottom w:val="nil"/>
+              <w:right w:val="nil"/>
+            </w:tcBorders>
+            <w:noWrap/>
+            <w:vAlign w:val="bottom"/>
+            <w:hideMark/>
+          </w:tcPr>
+          <w:p>
+            <w:pPr>
+              <w:spacing w:after="0" w:line="240" w:lineRule="auto"/>
+              <w:jc w:val="right"/>
+              <w:rPr>
+                <w:rFonts w:ascii="Aptos Narrow" w:eastAsia="Times New Roman" w:hAnsi="Aptos Narrow" w:cs="Times New Roman"/>
+                <w:color w:val="000000"/>
+                <w:kern w:val="0"/>
+                <w:lang w:eastAsia="es-419"/>
+                <w14:ligatures w14:val="none"/>
+              </w:rPr>
+            </w:pPr>
+            <w:r>
+              <w:rPr>
+                <w:rFonts w:ascii="Aptos Narrow" w:eastAsia="Times New Roman" w:hAnsi="Aptos Narrow" w:cs="Times New Roman"/>
+                <w:color w:val="000000"/>
+                <w:kern w:val="0"/>
+                <w:lang w:eastAsia="es-419"/>
+                <w14:ligatures w14:val="none"/>
+              </w:rPr>
+              <w:t>5</w:t>
+            </w:r>
+          </w:p>
+        </w:tc>
+        <w:tc>
+          <w:tcPr>
+            <w:tcW w:w="1200" w:type="dxa"/>
+            <w:tcBorders>
+              <w:top w:val="nil"/>
+              <w:left w:val="nil"/>
+              <w:bottom w:val="nil"/>
+              <w:right w:val="nil"/>
+            </w:tcBorders>
+            <w:noWrap/>
+            <w:vAlign w:val="bottom"/>
+            <w:hideMark/>
+          </w:tcPr>
+          <w:p>
+            <w:pPr>
+              <w:spacing w:after="0" w:line="240" w:lineRule="auto"/>
+              <w:jc w:val="right"/>
+              <w:rPr>
+                <w:rFonts w:ascii="Aptos Narrow" w:eastAsia="Times New Roman" w:hAnsi="Aptos Narrow" w:cs="Times New Roman"/>
+                <w:color w:val="000000"/>
+                <w:kern w:val="0"/>
+                <w:lang w:eastAsia="es-419"/>
+                <w14:ligatures w14:val="none"/>
+              </w:rPr>
+            </w:pPr>
+            <w:r>
+              <w:rPr>
+                <w:rFonts w:ascii="Aptos Narrow" w:eastAsia="Times New Roman" w:hAnsi="Aptos Narrow" w:cs="Times New Roman"/>
+                <w:color w:val="000000"/>
+                <w:kern w:val="0"/>
+                <w:lang w:eastAsia="es-419"/>
+                <w14:ligatures w14:val="none"/>
+              </w:rPr>
+              <w:t>4</w:t>
+            </w:r>
+          </w:p>
+        </w:tc>
+        <w:tc>
+          <w:tcPr>
+            <w:tcW w:w="1200" w:type="dxa"/>
+            <w:tcBorders>
+              <w:top w:val="nil"/>
+              <w:left w:val="nil"/>
+              <w:bottom w:val="nil"/>
+              <w:right w:val="nil"/>
+            </w:tcBorders>
+            <w:noWrap/>
+            <w:vAlign w:val="bottom"/>
+            <w:hideMark/>
+          </w:tcPr>
+          <w:p>
+            <w:pPr>
+              <w:spacing w:after="0" w:line="240" w:lineRule="auto"/>
+              <w:jc w:val="right"/>
+              <w:rPr>
+                <w:rFonts w:ascii="Aptos Narrow" w:eastAsia="Times New Roman" w:hAnsi="Aptos Narrow" w:cs="Times New Roman"/>
+                <w:color w:val="000000"/>
+                <w:kern w:val="0"/>
+                <w:lang w:eastAsia="es-419"/>
+                <w14:ligatures w14:val="none"/>
+              </w:rPr>
+            </w:pPr>
+            <w:r>
+              <w:rPr>
+                <w:rFonts w:ascii="Aptos Narrow" w:eastAsia="Times New Roman" w:hAnsi="Aptos Narrow" w:cs="Times New Roman"/>
+                <w:color w:val="000000"/>
+                <w:kern w:val="0"/>
+                <w:lang w:eastAsia="es-419"/>
+                <w14:ligatures w14:val="none"/>
+              </w:rPr>
+              <w:t>3</w:t>
+            </w:r>
+          </w:p>
+        </w:tc>
+        <w:tc>
+          <w:tcPr>
+            <w:tcW w:w="1240" w:type="dxa"/>
+            <w:tcBorders>
+              <w:top w:val="nil"/>
+              <w:left w:val="nil"/>
+              <w:bottom w:val="nil"/>
+              <w:right w:val="nil"/>
+            </w:tcBorders>
+            <w:noWrap/>
+            <w:vAlign w:val="bottom"/>
+            <w:hideMark/>
+          </w:tcPr>
+          <w:p>
+            <w:pPr>
+              <w:spacing w:after="0" w:line="240" w:lineRule="auto"/>
+              <w:jc w:val="right"/>
+              <w:rPr>
+                <w:rFonts w:ascii="Aptos Narrow" w:eastAsia="Times New Roman" w:hAnsi="Aptos Narrow" w:cs="Times New Roman"/>
+                <w:color w:val="000000"/>
+                <w:kern w:val="0"/>
+                <w:lang w:eastAsia="es-419"/>
+                <w14:ligatures w14:val="none"/>
+              </w:rPr>
+            </w:pPr>
+            <w:r>
+              <w:rPr>
+                <w:rFonts w:ascii="Aptos Narrow" w:eastAsia="Times New Roman" w:hAnsi="Aptos Narrow" w:cs="Times New Roman"/>
+                <w:color w:val="000000"/>
+                <w:kern w:val="0"/>
+                <w:lang w:eastAsia="es-419"/>
+                <w14:ligatures w14:val="none"/>
+              </w:rPr>
+              <w:t>1</w:t>
+            </w:r>
+          </w:p>
+        </w:tc>
+      </w:tr>
+      <w:tr>
+        <w:trPr>
+          <w:trHeight w:val="300"/>
+        </w:trPr>
+        <w:tc>
+          <w:tcPr>
+            <w:tcW w:w="1200" w:type="dxa"/>
+            <w:tcBorders>
+              <w:top w:val="nil"/>
+              <w:left w:val="nil"/>
+              <w:bottom w:val="nil"/>
+              <w:right w:val="nil"/>
+            </w:tcBorders>
+            <w:noWrap/>
+            <w:vAlign w:val="bottom"/>
+            <w:hideMark/>
+          </w:tcPr>
+          <w:p>
+            <w:pPr>
+              <w:spacing w:after="0" w:line="240" w:lineRule="auto"/>
+              <w:jc w:val="right"/>
+              <w:rPr>
+                <w:rFonts w:ascii="Aptos Narrow" w:eastAsia="Times New Roman" w:hAnsi="Aptos Narrow" w:cs="Times New Roman"/>
+                <w:color w:val="000000"/>
+                <w:kern w:val="0"/>
+                <w:lang w:eastAsia="es-419"/>
+                <w14:ligatures w14:val="none"/>
+              </w:rPr>
+            </w:pPr>
+            <w:r>
+              <w:rPr>
+                <w:rFonts w:ascii="Aptos Narrow" w:eastAsia="Times New Roman" w:hAnsi="Aptos Narrow" w:cs="Times New Roman"/>
+                <w:color w:val="000000"/>
+                <w:kern w:val="0"/>
+                <w:lang w:eastAsia="es-419"/>
+                <w14:ligatures w14:val="none"/>
+              </w:rPr>
+              <w:t>100</w:t>
+            </w:r>
+          </w:p>
+        </w:tc>
+        <w:tc>
+          <w:tcPr>
+            <w:tcW w:w="2124" w:type="dxa"/>
+            <w:tcBorders>
+              <w:top w:val="nil"/>
+              <w:left w:val="nil"/>
+              <w:bottom w:val="nil"/>
+              <w:right w:val="nil"/>
+            </w:tcBorders>
+            <w:noWrap/>
+            <w:vAlign w:val="bottom"/>
+            <w:hideMark/>
+          </w:tcPr>
+          <w:p>
+            <w:pPr>
+              <w:spacing w:after="0" w:line="240" w:lineRule="auto"/>
+              <w:jc w:val="right"/>
+              <w:rPr>
+                <w:rFonts w:ascii="Aptos Narrow" w:eastAsia="Times New Roman" w:hAnsi="Aptos Narrow" w:cs="Times New Roman"/>
+                <w:color w:val="000000"/>
+                <w:kern w:val="0"/>
+                <w:lang w:eastAsia="es-419"/>
+                <w14:ligatures w14:val="none"/>
+              </w:rPr>
+            </w:pPr>
+            <w:r>
+              <w:rPr>
+                <w:rFonts w:ascii="Aptos Narrow" w:eastAsia="Times New Roman" w:hAnsi="Aptos Narrow" w:cs="Times New Roman"/>
+                <w:color w:val="000000"/>
+                <w:kern w:val="0"/>
+                <w:lang w:eastAsia="es-419"/>
+                <w14:ligatures w14:val="none"/>
+              </w:rPr>
+              <w:t>6</w:t>
+            </w:r>
+          </w:p>
+        </w:tc>
+        <w:tc>
+          <w:tcPr>
+            <w:tcW w:w="276" w:type="dxa"/>
+            <w:tcBorders>
+              <w:top w:val="nil"/>
+              <w:left w:val="nil"/>
+              <w:bottom w:val="nil"/>
+              <w:right w:val="nil"/>
+            </w:tcBorders>
+            <w:noWrap/>
+            <w:vAlign w:val="bottom"/>
+            <w:hideMark/>
+          </w:tcPr>
+          <w:p>
+            <w:pPr>
+              <w:spacing w:after="0" w:line="240" w:lineRule="auto"/>
+              <w:jc w:val="right"/>
+              <w:rPr>
+                <w:rFonts w:ascii="Aptos Narrow" w:eastAsia="Times New Roman" w:hAnsi="Aptos Narrow" w:cs="Times New Roman"/>
+                <w:color w:val="000000"/>
+                <w:kern w:val="0"/>
+                <w:lang w:eastAsia="es-419"/>
+                <w14:ligatures w14:val="none"/>
+              </w:rPr>
+            </w:pPr>
+            <w:r>
+              <w:rPr>
+                <w:rFonts w:ascii="Aptos Narrow" w:eastAsia="Times New Roman" w:hAnsi="Aptos Narrow" w:cs="Times New Roman"/>
+                <w:color w:val="000000"/>
+                <w:kern w:val="0"/>
+                <w:lang w:eastAsia="es-419"/>
+                <w14:ligatures w14:val="none"/>
+              </w:rPr>
+              <w:t>6</w:t>
+            </w:r>
+          </w:p>
+        </w:tc>
+        <w:tc>
+          <w:tcPr>
+            <w:tcW w:w="1200" w:type="dxa"/>
+            <w:tcBorders>
+              <w:top w:val="nil"/>
+              <w:left w:val="nil"/>
+              <w:bottom w:val="nil"/>
+              <w:right w:val="nil"/>
+            </w:tcBorders>
+            <w:noWrap/>
+            <w:vAlign w:val="bottom"/>
+            <w:hideMark/>
+          </w:tcPr>
+          <w:p>
+            <w:pPr>
+              <w:spacing w:after="0" w:line="240" w:lineRule="auto"/>
+              <w:jc w:val="right"/>
+              <w:rPr>
+                <w:rFonts w:ascii="Aptos Narrow" w:eastAsia="Times New Roman" w:hAnsi="Aptos Narrow" w:cs="Times New Roman"/>
+                <w:color w:val="000000"/>
+                <w:kern w:val="0"/>
+                <w:lang w:eastAsia="es-419"/>
+                <w14:ligatures w14:val="none"/>
+              </w:rPr>
+            </w:pPr>
+            <w:r>
+              <w:rPr>
+                <w:rFonts w:ascii="Aptos Narrow" w:eastAsia="Times New Roman" w:hAnsi="Aptos Narrow" w:cs="Times New Roman"/>
+                <w:color w:val="000000"/>
+                <w:kern w:val="0"/>
+                <w:lang w:eastAsia="es-419"/>
+                <w14:ligatures w14:val="none"/>
+              </w:rPr>
+              <w:t>7</w:t>
+            </w:r>
+          </w:p>
+        </w:tc>
+        <w:tc>
+          <w:tcPr>
+            <w:tcW w:w="1200" w:type="dxa"/>
+            <w:tcBorders>
+              <w:top w:val="nil"/>
+              <w:left w:val="nil"/>
+              <w:bottom w:val="nil"/>
+              <w:right w:val="nil"/>
+            </w:tcBorders>
+            <w:noWrap/>
+            <w:vAlign w:val="bottom"/>
+            <w:hideMark/>
+          </w:tcPr>
+          <w:p>
+            <w:pPr>
+              <w:spacing w:after="0" w:line="240" w:lineRule="auto"/>
+              <w:jc w:val="right"/>
+              <w:rPr>
+                <w:rFonts w:ascii="Aptos Narrow" w:eastAsia="Times New Roman" w:hAnsi="Aptos Narrow" w:cs="Times New Roman"/>
+                <w:color w:val="000000"/>
+                <w:kern w:val="0"/>
+                <w:lang w:eastAsia="es-419"/>
+                <w14:ligatures w14:val="none"/>
+              </w:rPr>
+            </w:pPr>
+            <w:r>
+              <w:rPr>
+                <w:rFonts w:ascii="Aptos Narrow" w:eastAsia="Times New Roman" w:hAnsi="Aptos Narrow" w:cs="Times New Roman"/>
+                <w:color w:val="000000"/>
+                <w:kern w:val="0"/>
+                <w:lang w:eastAsia="es-419"/>
+                <w14:ligatures w14:val="none"/>
+              </w:rPr>
+              <w:t>5</w:t>
+            </w:r>
+          </w:p>
+        </w:tc>
+        <w:tc>
+          <w:tcPr>
+            <w:tcW w:w="1240" w:type="dxa"/>
+            <w:tcBorders>
+              <w:top w:val="nil"/>
+              <w:left w:val="nil"/>
+              <w:bottom w:val="nil"/>
+              <w:right w:val="nil"/>
+            </w:tcBorders>
+            <w:noWrap/>
+            <w:vAlign w:val="bottom"/>
+            <w:hideMark/>
+          </w:tcPr>
+          <w:p>
+            <w:pPr>
+              <w:spacing w:after="0" w:line="240" w:lineRule="auto"/>
+              <w:jc w:val="right"/>
+              <w:rPr>
+                <w:rFonts w:ascii="Aptos Narrow" w:eastAsia="Times New Roman" w:hAnsi="Aptos Narrow" w:cs="Times New Roman"/>
+                <w:color w:val="000000"/>
+                <w:kern w:val="0"/>
+                <w:lang w:eastAsia="es-419"/>
+                <w14:ligatures w14:val="none"/>
+              </w:rPr>
+            </w:pPr>
+            <w:r>
+              <w:rPr>
+                <w:rFonts w:ascii="Aptos Narrow" w:eastAsia="Times New Roman" w:hAnsi="Aptos Narrow" w:cs="Times New Roman"/>
+                <w:color w:val="000000"/>
+                <w:kern w:val="0"/>
+                <w:lang w:eastAsia="es-419"/>
+                <w14:ligatures w14:val="none"/>
+              </w:rPr>
+              <w:t>1</w:t>
+            </w:r>
+          </w:p>
+        </w:tc>
+      </w:tr>
+      <w:tr>
+        <w:trPr>
+          <w:trHeight w:val="300"/>
+        </w:trPr>
+        <w:tc>
+          <w:tcPr>
+            <w:tcW w:w="1200" w:type="dxa"/>
+            <w:tcBorders>
+              <w:top w:val="nil"/>
+              <w:left w:val="nil"/>
+              <w:bottom w:val="nil"/>
+              <w:right w:val="nil"/>
+            </w:tcBorders>
+            <w:noWrap/>
+            <w:vAlign w:val="bottom"/>
+            <w:hideMark/>
+          </w:tcPr>
+          <w:p>
+            <w:pPr>
+              <w:spacing w:after="0" w:line="240" w:lineRule="auto"/>
+              <w:jc w:val="right"/>
+              <w:rPr>
+                <w:rFonts w:ascii="Aptos Narrow" w:eastAsia="Times New Roman" w:hAnsi="Aptos Narrow" w:cs="Times New Roman"/>
+                <w:color w:val="000000"/>
+                <w:kern w:val="0"/>
+                <w:lang w:eastAsia="es-419"/>
+                <w14:ligatures w14:val="none"/>
+              </w:rPr>
+            </w:pPr>
+            <w:r>
+              <w:rPr>
+                <w:rFonts w:ascii="Aptos Narrow" w:eastAsia="Times New Roman" w:hAnsi="Aptos Narrow" w:cs="Times New Roman"/>
+                <w:color w:val="000000"/>
+                <w:kern w:val="0"/>
+                <w:lang w:eastAsia="es-419"/>
+                <w14:ligatures w14:val="none"/>
+              </w:rPr>
+              <w:t>120</w:t>
+            </w:r>
+          </w:p>
+        </w:tc>
+        <w:tc>
+          <w:tcPr>
+            <w:tcW w:w="2124" w:type="dxa"/>
+            <w:tcBorders>
+              <w:top w:val="nil"/>
+              <w:left w:val="nil"/>
+              <w:bottom w:val="nil"/>
+              <w:right w:val="nil"/>
+            </w:tcBorders>
+            <w:noWrap/>
+            <w:vAlign w:val="bottom"/>
+            <w:hideMark/>
+          </w:tcPr>
+          <w:p>
+            <w:pPr>
+              <w:spacing w:after="0" w:line="240" w:lineRule="auto"/>
+              <w:jc w:val="right"/>
+              <w:rPr>
+                <w:rFonts w:ascii="Aptos Narrow" w:eastAsia="Times New Roman" w:hAnsi="Aptos Narrow" w:cs="Times New Roman"/>
+                <w:color w:val="000000"/>
+                <w:kern w:val="0"/>
+                <w:lang w:eastAsia="es-419"/>
+                <w14:ligatures w14:val="none"/>
+              </w:rPr>
+            </w:pPr>
+            <w:r>
+              <w:rPr>
+                <w:rFonts w:ascii="Aptos Narrow" w:eastAsia="Times New Roman" w:hAnsi="Aptos Narrow" w:cs="Times New Roman"/>
+                <w:color w:val="000000"/>
+                <w:kern w:val="0"/>
+                <w:lang w:eastAsia="es-419"/>
+                <w14:ligatures w14:val="none"/>
+              </w:rPr>
+              <w:t>7</w:t>
+            </w:r>
+          </w:p>
+        </w:tc>
+        <w:tc>
+          <w:tcPr>
+            <w:tcW w:w="276" w:type="dxa"/>
+            <w:tcBorders>
+              <w:top w:val="nil"/>
+              <w:left w:val="nil"/>
+              <w:bottom w:val="nil"/>
+              <w:right w:val="nil"/>
+            </w:tcBorders>
+            <w:noWrap/>
+            <w:vAlign w:val="bottom"/>
+            <w:hideMark/>
+          </w:tcPr>
+          <w:p>
+            <w:pPr>
+              <w:spacing w:after="0" w:line="240" w:lineRule="auto"/>
+              <w:jc w:val="right"/>
+              <w:rPr>
+                <w:rFonts w:ascii="Aptos Narrow" w:eastAsia="Times New Roman" w:hAnsi="Aptos Narrow" w:cs="Times New Roman"/>
+                <w:color w:val="000000"/>
+                <w:kern w:val="0"/>
+                <w:lang w:eastAsia="es-419"/>
+                <w14:ligatures w14:val="none"/>
+              </w:rPr>
+            </w:pPr>
+            <w:r>
+              <w:rPr>
+                <w:rFonts w:ascii="Aptos Narrow" w:eastAsia="Times New Roman" w:hAnsi="Aptos Narrow" w:cs="Times New Roman"/>
+                <w:color w:val="000000"/>
+                <w:kern w:val="0"/>
+                <w:lang w:eastAsia="es-419"/>
+                <w14:ligatures w14:val="none"/>
+              </w:rPr>
+              <w:t>7</w:t>
+            </w:r>
+          </w:p>
+        </w:tc>
+        <w:tc>
+          <w:tcPr>
+            <w:tcW w:w="1200" w:type="dxa"/>
+            <w:tcBorders>
+              <w:top w:val="nil"/>
+              <w:left w:val="nil"/>
+              <w:bottom w:val="nil"/>
+              <w:right w:val="nil"/>
+            </w:tcBorders>
+            <w:noWrap/>
+            <w:vAlign w:val="bottom"/>
+            <w:hideMark/>
+          </w:tcPr>
+          <w:p>
+            <w:pPr>
+              <w:spacing w:after="0" w:line="240" w:lineRule="auto"/>
+              <w:jc w:val="right"/>
+              <w:rPr>
+                <w:rFonts w:ascii="Aptos Narrow" w:eastAsia="Times New Roman" w:hAnsi="Aptos Narrow" w:cs="Times New Roman"/>
+                <w:color w:val="000000"/>
+                <w:kern w:val="0"/>
+                <w:lang w:eastAsia="es-419"/>
+                <w14:ligatures w14:val="none"/>
+              </w:rPr>
+            </w:pPr>
+            <w:r>
+              <w:rPr>
+                <w:rFonts w:ascii="Aptos Narrow" w:eastAsia="Times New Roman" w:hAnsi="Aptos Narrow" w:cs="Times New Roman"/>
+                <w:color w:val="000000"/>
+                <w:kern w:val="0"/>
+                <w:lang w:eastAsia="es-419"/>
+                <w14:ligatures w14:val="none"/>
+              </w:rPr>
+              <w:t>8</w:t>
+            </w:r>
+          </w:p>
+        </w:tc>
+        <w:tc>
+          <w:tcPr>
+            <w:tcW w:w="1200" w:type="dxa"/>
+            <w:tcBorders>
+              <w:top w:val="nil"/>
+              <w:left w:val="nil"/>
+              <w:bottom w:val="nil"/>
+              <w:right w:val="nil"/>
+            </w:tcBorders>
+            <w:noWrap/>
+            <w:vAlign w:val="bottom"/>
+            <w:hideMark/>
+          </w:tcPr>
+          <w:p>
+            <w:pPr>
+              <w:spacing w:after="0" w:line="240" w:lineRule="auto"/>
+              <w:jc w:val="right"/>
+              <w:rPr>
+                <w:rFonts w:ascii="Aptos Narrow" w:eastAsia="Times New Roman" w:hAnsi="Aptos Narrow" w:cs="Times New Roman"/>
+                <w:color w:val="000000"/>
+                <w:kern w:val="0"/>
+                <w:lang w:eastAsia="es-419"/>
+                <w14:ligatures w14:val="none"/>
+              </w:rPr>
+            </w:pPr>
+            <w:r>
+              <w:rPr>
+                <w:rFonts w:ascii="Aptos Narrow" w:eastAsia="Times New Roman" w:hAnsi="Aptos Narrow" w:cs="Times New Roman"/>
+                <w:color w:val="000000"/>
+                <w:kern w:val="0"/>
+                <w:lang w:eastAsia="es-419"/>
+                <w14:ligatures w14:val="none"/>
+              </w:rPr>
+              <w:t>6</w:t>
+            </w:r>
+          </w:p>
+        </w:tc>
+        <w:tc>
+          <w:tcPr>
+            <w:tcW w:w="1240" w:type="dxa"/>
+            <w:tcBorders>
+              <w:top w:val="nil"/>
+              <w:left w:val="nil"/>
+              <w:bottom w:val="nil"/>
+              <w:right w:val="nil"/>
+            </w:tcBorders>
+            <w:noWrap/>
+            <w:vAlign w:val="bottom"/>
+            <w:hideMark/>
+          </w:tcPr>
+          <w:p>
+            <w:pPr>
+              <w:spacing w:after="0" w:line="240" w:lineRule="auto"/>
+              <w:jc w:val="right"/>
+              <w:rPr>
+                <w:rFonts w:ascii="Aptos Narrow" w:eastAsia="Times New Roman" w:hAnsi="Aptos Narrow" w:cs="Times New Roman"/>
+                <w:color w:val="000000"/>
+                <w:kern w:val="0"/>
+                <w:lang w:eastAsia="es-419"/>
+                <w14:ligatures w14:val="none"/>
+              </w:rPr>
+            </w:pPr>
+            <w:r>
+              <w:rPr>
+                <w:rFonts w:ascii="Aptos Narrow" w:eastAsia="Times New Roman" w:hAnsi="Aptos Narrow" w:cs="Times New Roman"/>
+                <w:color w:val="000000"/>
+                <w:kern w:val="0"/>
+                <w:lang w:eastAsia="es-419"/>
+                <w14:ligatures w14:val="none"/>
+              </w:rPr>
+              <w:t>1</w:t>
+            </w:r>
+          </w:p>
+        </w:tc>
+      </w:tr>
+    </w:tbl>
+    <w:p>
+      <w:pPr>
+        <w:pStyle w:val="Prrafodelista"/>
+        <w:ind w:left="1065"/>
+        <w:rPr>
+          <w:lang w:val="es-ES"/>
+        </w:rPr>
+      </w:pPr>
+    </w:p>
+    <w:tbl>
+      <w:tblPr>
+        <w:tblW w:w="7920" w:type="dxa"/>
+        <w:tblCellMar>
+          <w:left w:w="70" w:type="dxa"/>
+          <w:right w:w="70" w:type="dxa"/>
+        </w:tblCellMar>
+        <w:tblLook w:val="04A0" w:firstRow="1" w:lastRow="0" w:firstColumn="1" w:lastColumn="0" w:noHBand="0" w:noVBand="1"/>
+      </w:tblPr>
+      <w:tblGrid>
+        <w:gridCol w:w="1200"/>
+        <w:gridCol w:w="1880"/>
+        <w:gridCol w:w="1200"/>
+        <w:gridCol w:w="1200"/>
+        <w:gridCol w:w="1200"/>
+        <w:gridCol w:w="1313"/>
+      </w:tblGrid>
+      <w:tr>
+        <w:trPr>
+          <w:trHeight w:val="300"/>
+        </w:trPr>
+        <w:tc>
+          <w:tcPr>
+            <w:tcW w:w="1200" w:type="dxa"/>
+            <w:tcBorders>
+              <w:top w:val="nil"/>
+              <w:left w:val="nil"/>
+              <w:bottom w:val="nil"/>
+              <w:right w:val="nil"/>
+            </w:tcBorders>
+            <w:noWrap/>
+            <w:vAlign w:val="bottom"/>
+            <w:hideMark/>
+          </w:tcPr>
+          <w:p>
+            <w:pPr>
+              <w:spacing w:after="0" w:line="240" w:lineRule="auto"/>
+              <w:rPr>
+                <w:rFonts w:ascii="Aptos Narrow" w:eastAsia="Times New Roman" w:hAnsi="Aptos Narrow" w:cs="Times New Roman"/>
+                <w:color w:val="000000"/>
+                <w:kern w:val="0"/>
+                <w:lang w:eastAsia="es-419"/>
+                <w14:ligatures w14:val="none"/>
+              </w:rPr>
+            </w:pPr>
+            <w:r>
+              <w:rPr>
+                <w:rFonts w:ascii="Aptos Narrow" w:eastAsia="Times New Roman" w:hAnsi="Aptos Narrow" w:cs="Times New Roman"/>
+                <w:color w:val="000000"/>
+                <w:kern w:val="0"/>
+                <w:lang w:eastAsia="es-419"/>
+                <w14:ligatures w14:val="none"/>
+              </w:rPr>
+              <w:t xml:space="preserve">Posición (nm) </w:t>
+            </w:r>
+          </w:p>
+        </w:tc>
+        <w:tc>
+          <w:tcPr>
+            <w:tcW w:w="1880" w:type="dxa"/>
+            <w:tcBorders>
+              <w:top w:val="nil"/>
+              <w:left w:val="nil"/>
+              <w:bottom w:val="nil"/>
+              <w:right w:val="nil"/>
+            </w:tcBorders>
+            <w:noWrap/>
+            <w:vAlign w:val="bottom"/>
+            <w:hideMark/>
+          </w:tcPr>
+          <w:p>
+            <w:pPr>
+              <w:spacing w:after="0" w:line="240" w:lineRule="auto"/>
+              <w:rPr>
+                <w:rFonts w:ascii="Aptos Narrow" w:eastAsia="Times New Roman" w:hAnsi="Aptos Narrow" w:cs="Times New Roman"/>
+                <w:color w:val="000000"/>
+                <w:kern w:val="0"/>
+                <w:lang w:eastAsia="es-419"/>
+                <w14:ligatures w14:val="none"/>
+              </w:rPr>
+            </w:pPr>
+            <w:r>
+              <w:rPr>
+                <w:rFonts w:ascii="Aptos Narrow" w:eastAsia="Times New Roman" w:hAnsi="Aptos Narrow" w:cs="Times New Roman"/>
+                <w:color w:val="000000"/>
+                <w:kern w:val="0"/>
+                <w:lang w:eastAsia="es-419"/>
+                <w14:ligatures w14:val="none"/>
+              </w:rPr>
+              <w:t>Conteos - Pulsos</w:t>
+            </w:r>
+          </w:p>
+        </w:tc>
+        <w:tc>
+          <w:tcPr>
+            <w:tcW w:w="1200" w:type="dxa"/>
+            <w:tcBorders>
+              <w:top w:val="nil"/>
+              <w:left w:val="nil"/>
+              <w:bottom w:val="nil"/>
+              <w:right w:val="nil"/>
+            </w:tcBorders>
+            <w:noWrap/>
+            <w:vAlign w:val="bottom"/>
+            <w:hideMark/>
+          </w:tcPr>
+          <w:p>
+            <w:pPr>
+              <w:spacing w:after="0" w:line="240" w:lineRule="auto"/>
+              <w:rPr>
+                <w:rFonts w:ascii="Aptos Narrow" w:eastAsia="Times New Roman" w:hAnsi="Aptos Narrow" w:cs="Times New Roman"/>
+                <w:color w:val="000000"/>
+                <w:kern w:val="0"/>
+                <w:lang w:eastAsia="es-419"/>
+                <w14:ligatures w14:val="none"/>
+              </w:rPr>
+            </w:pPr>
+          </w:p>
+        </w:tc>
+        <w:tc>
+          <w:tcPr>
+            <w:tcW w:w="1200" w:type="dxa"/>
+            <w:tcBorders>
+              <w:top w:val="nil"/>
+              <w:left w:val="nil"/>
+              <w:bottom w:val="nil"/>
+              <w:right w:val="nil"/>
+            </w:tcBorders>
+            <w:noWrap/>
+            <w:vAlign w:val="bottom"/>
+            <w:hideMark/>
+          </w:tcPr>
+          <w:p>
+            <w:pPr>
+              <w:spacing w:after="0" w:line="240" w:lineRule="auto"/>
+              <w:rPr>
+                <w:rFonts w:ascii="Times New Roman" w:eastAsia="Times New Roman" w:hAnsi="Times New Roman" w:cs="Times New Roman"/>
+                <w:kern w:val="0"/>
+                <w:sz w:val="20"/>
+                <w:szCs w:val="20"/>
+                <w:lang w:eastAsia="es-419"/>
+                <w14:ligatures w14:val="none"/>
+              </w:rPr>
+            </w:pPr>
+          </w:p>
+        </w:tc>
+        <w:tc>
+          <w:tcPr>
+            <w:tcW w:w="1200" w:type="dxa"/>
+            <w:tcBorders>
+              <w:top w:val="nil"/>
+              <w:left w:val="nil"/>
+              <w:bottom w:val="nil"/>
+              <w:right w:val="nil"/>
+            </w:tcBorders>
+            <w:noWrap/>
+            <w:vAlign w:val="bottom"/>
+            <w:hideMark/>
+          </w:tcPr>
+          <w:p>
+            <w:pPr>
+              <w:spacing w:after="0" w:line="240" w:lineRule="auto"/>
+              <w:rPr>
+                <w:rFonts w:ascii="Times New Roman" w:eastAsia="Times New Roman" w:hAnsi="Times New Roman" w:cs="Times New Roman"/>
+                <w:kern w:val="0"/>
+                <w:sz w:val="20"/>
+                <w:szCs w:val="20"/>
+                <w:lang w:eastAsia="es-419"/>
+                <w14:ligatures w14:val="none"/>
+              </w:rPr>
+            </w:pPr>
+          </w:p>
+        </w:tc>
+        <w:tc>
+          <w:tcPr>
+            <w:tcW w:w="1240" w:type="dxa"/>
+            <w:tcBorders>
+              <w:top w:val="nil"/>
+              <w:left w:val="nil"/>
+              <w:bottom w:val="nil"/>
+              <w:right w:val="nil"/>
+            </w:tcBorders>
+            <w:noWrap/>
+            <w:vAlign w:val="bottom"/>
+            <w:hideMark/>
+          </w:tcPr>
+          <w:p>
+            <w:pPr>
+              <w:spacing w:after="0" w:line="240" w:lineRule="auto"/>
+              <w:rPr>
+                <w:rFonts w:ascii="Aptos Narrow" w:eastAsia="Times New Roman" w:hAnsi="Aptos Narrow" w:cs="Times New Roman"/>
+                <w:color w:val="000000"/>
+                <w:kern w:val="0"/>
+                <w:lang w:eastAsia="es-419"/>
+                <w14:ligatures w14:val="none"/>
+              </w:rPr>
+            </w:pPr>
+            <w:r>
+              <w:rPr>
+                <w:rFonts w:ascii="Aptos Narrow" w:eastAsia="Times New Roman" w:hAnsi="Aptos Narrow" w:cs="Times New Roman"/>
+                <w:color w:val="000000"/>
+                <w:kern w:val="0"/>
+                <w:lang w:eastAsia="es-419"/>
+                <w14:ligatures w14:val="none"/>
+              </w:rPr>
+              <w:t>Desviación</w:t>
+            </w:r>
+          </w:p>
+        </w:tc>
+      </w:tr>
+      <w:tr>
+        <w:trPr>
+          <w:trHeight w:val="300"/>
+        </w:trPr>
+        <w:tc>
+          <w:tcPr>
+            <w:tcW w:w="1200" w:type="dxa"/>
+            <w:tcBorders>
+              <w:top w:val="nil"/>
+              <w:left w:val="nil"/>
+              <w:bottom w:val="nil"/>
+              <w:right w:val="nil"/>
+            </w:tcBorders>
+            <w:noWrap/>
+            <w:vAlign w:val="bottom"/>
+            <w:hideMark/>
+          </w:tcPr>
+          <w:p>
+            <w:pPr>
+              <w:spacing w:after="0" w:line="240" w:lineRule="auto"/>
+              <w:jc w:val="right"/>
+              <w:rPr>
+                <w:rFonts w:ascii="Aptos Narrow" w:eastAsia="Times New Roman" w:hAnsi="Aptos Narrow" w:cs="Times New Roman"/>
+                <w:color w:val="000000"/>
+                <w:kern w:val="0"/>
+                <w:lang w:eastAsia="es-419"/>
+                <w14:ligatures w14:val="none"/>
+              </w:rPr>
+            </w:pPr>
+            <w:r>
+              <w:rPr>
+                <w:rFonts w:ascii="Aptos Narrow" w:eastAsia="Times New Roman" w:hAnsi="Aptos Narrow" w:cs="Times New Roman"/>
+                <w:color w:val="000000"/>
+                <w:kern w:val="0"/>
+                <w:lang w:eastAsia="es-419"/>
+                <w14:ligatures w14:val="none"/>
+              </w:rPr>
+              <w:t>0</w:t>
+            </w:r>
+          </w:p>
+        </w:tc>
+        <w:tc>
+          <w:tcPr>
+            <w:tcW w:w="1880" w:type="dxa"/>
+            <w:tcBorders>
+              <w:top w:val="nil"/>
+              <w:left w:val="nil"/>
+              <w:bottom w:val="nil"/>
+              <w:right w:val="nil"/>
+            </w:tcBorders>
+            <w:noWrap/>
+            <w:vAlign w:val="bottom"/>
+            <w:hideMark/>
+          </w:tcPr>
+          <w:p>
+            <w:pPr>
+              <w:spacing w:after="0" w:line="240" w:lineRule="auto"/>
+              <w:jc w:val="right"/>
+              <w:rPr>
+                <w:rFonts w:ascii="Aptos Narrow" w:eastAsia="Times New Roman" w:hAnsi="Aptos Narrow" w:cs="Times New Roman"/>
+                <w:color w:val="000000"/>
+                <w:kern w:val="0"/>
+                <w:lang w:eastAsia="es-419"/>
+                <w14:ligatures w14:val="none"/>
+              </w:rPr>
+            </w:pPr>
+            <w:r>
+              <w:rPr>
+                <w:rFonts w:ascii="Aptos Narrow" w:eastAsia="Times New Roman" w:hAnsi="Aptos Narrow" w:cs="Times New Roman"/>
+                <w:color w:val="000000"/>
+                <w:kern w:val="0"/>
+                <w:lang w:eastAsia="es-419"/>
+                <w14:ligatures w14:val="none"/>
+              </w:rPr>
+              <w:t>14,67</w:t>
+            </w:r>
+          </w:p>
+        </w:tc>
+        <w:tc>
+          <w:tcPr>
+            <w:tcW w:w="1200" w:type="dxa"/>
+            <w:tcBorders>
+              <w:top w:val="nil"/>
+              <w:left w:val="nil"/>
+              <w:bottom w:val="nil"/>
+              <w:right w:val="nil"/>
+            </w:tcBorders>
+            <w:noWrap/>
+            <w:vAlign w:val="bottom"/>
+            <w:hideMark/>
+          </w:tcPr>
+          <w:p>
+            <w:pPr>
+              <w:spacing w:after="0" w:line="240" w:lineRule="auto"/>
+              <w:jc w:val="right"/>
+              <w:rPr>
+                <w:rFonts w:ascii="Aptos Narrow" w:eastAsia="Times New Roman" w:hAnsi="Aptos Narrow" w:cs="Times New Roman"/>
+                <w:color w:val="000000"/>
+                <w:kern w:val="0"/>
+                <w:lang w:eastAsia="es-419"/>
+                <w14:ligatures w14:val="none"/>
+              </w:rPr>
+            </w:pPr>
+            <w:r>
+              <w:rPr>
+                <w:rFonts w:ascii="Aptos Narrow" w:eastAsia="Times New Roman" w:hAnsi="Aptos Narrow" w:cs="Times New Roman"/>
+                <w:color w:val="000000"/>
+                <w:kern w:val="0"/>
+                <w:lang w:eastAsia="es-419"/>
+                <w14:ligatures w14:val="none"/>
+              </w:rPr>
+              <w:t>19</w:t>
+            </w:r>
+          </w:p>
+        </w:tc>
+        <w:tc>
+          <w:tcPr>
+            <w:tcW w:w="1200" w:type="dxa"/>
+            <w:tcBorders>
+              <w:top w:val="nil"/>
+              <w:left w:val="nil"/>
+              <w:bottom w:val="nil"/>
+              <w:right w:val="nil"/>
+            </w:tcBorders>
+            <w:noWrap/>
+            <w:vAlign w:val="bottom"/>
+            <w:hideMark/>
+          </w:tcPr>
+          <w:p>
+            <w:pPr>
+              <w:spacing w:after="0" w:line="240" w:lineRule="auto"/>
+              <w:jc w:val="right"/>
+              <w:rPr>
+                <w:rFonts w:ascii="Aptos Narrow" w:eastAsia="Times New Roman" w:hAnsi="Aptos Narrow" w:cs="Times New Roman"/>
+                <w:color w:val="000000"/>
+                <w:kern w:val="0"/>
+                <w:lang w:eastAsia="es-419"/>
+                <w14:ligatures w14:val="none"/>
+              </w:rPr>
+            </w:pPr>
+            <w:r>
+              <w:rPr>
+                <w:rFonts w:ascii="Aptos Narrow" w:eastAsia="Times New Roman" w:hAnsi="Aptos Narrow" w:cs="Times New Roman"/>
+                <w:color w:val="000000"/>
+                <w:kern w:val="0"/>
+                <w:lang w:eastAsia="es-419"/>
+                <w14:ligatures w14:val="none"/>
+              </w:rPr>
+              <w:t>12</w:t>
+            </w:r>
+          </w:p>
+        </w:tc>
+        <w:tc>
+          <w:tcPr>
+            <w:tcW w:w="1200" w:type="dxa"/>
+            <w:tcBorders>
+              <w:top w:val="nil"/>
+              <w:left w:val="nil"/>
+              <w:bottom w:val="nil"/>
+              <w:right w:val="nil"/>
+            </w:tcBorders>
+            <w:noWrap/>
+            <w:vAlign w:val="bottom"/>
+            <w:hideMark/>
+          </w:tcPr>
+          <w:p>
+            <w:pPr>
+              <w:spacing w:after="0" w:line="240" w:lineRule="auto"/>
+              <w:jc w:val="right"/>
+              <w:rPr>
+                <w:rFonts w:ascii="Aptos Narrow" w:eastAsia="Times New Roman" w:hAnsi="Aptos Narrow" w:cs="Times New Roman"/>
+                <w:color w:val="000000"/>
+                <w:kern w:val="0"/>
+                <w:lang w:eastAsia="es-419"/>
+                <w14:ligatures w14:val="none"/>
+              </w:rPr>
+            </w:pPr>
+            <w:r>
+              <w:rPr>
+                <w:rFonts w:ascii="Aptos Narrow" w:eastAsia="Times New Roman" w:hAnsi="Aptos Narrow" w:cs="Times New Roman"/>
+                <w:color w:val="000000"/>
+                <w:kern w:val="0"/>
+                <w:lang w:eastAsia="es-419"/>
+                <w14:ligatures w14:val="none"/>
+              </w:rPr>
+              <w:t>13</w:t>
+            </w:r>
+          </w:p>
+        </w:tc>
+        <w:tc>
+          <w:tcPr>
+            <w:tcW w:w="1240" w:type="dxa"/>
+            <w:tcBorders>
+              <w:top w:val="nil"/>
+              <w:left w:val="nil"/>
+              <w:bottom w:val="nil"/>
+              <w:right w:val="nil"/>
+            </w:tcBorders>
+            <w:noWrap/>
+            <w:vAlign w:val="bottom"/>
+            <w:hideMark/>
+          </w:tcPr>
+          <w:p>
+            <w:pPr>
+              <w:spacing w:after="0" w:line="240" w:lineRule="auto"/>
+              <w:jc w:val="right"/>
+              <w:rPr>
+                <w:rFonts w:ascii="Aptos Narrow" w:eastAsia="Times New Roman" w:hAnsi="Aptos Narrow" w:cs="Times New Roman"/>
+                <w:color w:val="000000"/>
+                <w:kern w:val="0"/>
+                <w:lang w:eastAsia="es-419"/>
+                <w14:ligatures w14:val="none"/>
+              </w:rPr>
+            </w:pPr>
+            <w:r>
+              <w:rPr>
+                <w:rFonts w:ascii="Aptos Narrow" w:eastAsia="Times New Roman" w:hAnsi="Aptos Narrow" w:cs="Times New Roman"/>
+                <w:color w:val="000000"/>
+                <w:kern w:val="0"/>
+                <w:lang w:eastAsia="es-419"/>
+                <w14:ligatures w14:val="none"/>
+              </w:rPr>
+              <w:t>3,785938897</w:t>
+            </w:r>
+          </w:p>
+        </w:tc>
+      </w:tr>
+      <w:tr>
+        <w:trPr>
+          <w:trHeight w:val="300"/>
+        </w:trPr>
+        <w:tc>
+          <w:tcPr>
+            <w:tcW w:w="1200" w:type="dxa"/>
+            <w:tcBorders>
+              <w:top w:val="nil"/>
+              <w:left w:val="nil"/>
+              <w:bottom w:val="nil"/>
+              <w:right w:val="nil"/>
+            </w:tcBorders>
+            <w:noWrap/>
+            <w:vAlign w:val="bottom"/>
+            <w:hideMark/>
+          </w:tcPr>
+          <w:p>
+            <w:pPr>
+              <w:spacing w:after="0" w:line="240" w:lineRule="auto"/>
+              <w:jc w:val="right"/>
+              <w:rPr>
+                <w:rFonts w:ascii="Aptos Narrow" w:eastAsia="Times New Roman" w:hAnsi="Aptos Narrow" w:cs="Times New Roman"/>
+                <w:color w:val="000000"/>
+                <w:kern w:val="0"/>
+                <w:lang w:eastAsia="es-419"/>
+                <w14:ligatures w14:val="none"/>
+              </w:rPr>
+            </w:pPr>
+            <w:r>
+              <w:rPr>
+                <w:rFonts w:ascii="Aptos Narrow" w:eastAsia="Times New Roman" w:hAnsi="Aptos Narrow" w:cs="Times New Roman"/>
+                <w:color w:val="000000"/>
+                <w:kern w:val="0"/>
+                <w:lang w:eastAsia="es-419"/>
+                <w14:ligatures w14:val="none"/>
+              </w:rPr>
+              <w:t>5</w:t>
+            </w:r>
+          </w:p>
+        </w:tc>
+        <w:tc>
+          <w:tcPr>
+            <w:tcW w:w="1880" w:type="dxa"/>
+            <w:tcBorders>
+              <w:top w:val="nil"/>
+              <w:left w:val="nil"/>
+              <w:bottom w:val="nil"/>
+              <w:right w:val="nil"/>
+            </w:tcBorders>
+            <w:noWrap/>
+            <w:vAlign w:val="bottom"/>
+            <w:hideMark/>
+          </w:tcPr>
+          <w:p>
+            <w:pPr>
+              <w:spacing w:after="0" w:line="240" w:lineRule="auto"/>
+              <w:jc w:val="right"/>
+              <w:rPr>
+                <w:rFonts w:ascii="Aptos Narrow" w:eastAsia="Times New Roman" w:hAnsi="Aptos Narrow" w:cs="Times New Roman"/>
+                <w:color w:val="000000"/>
+                <w:kern w:val="0"/>
+                <w:lang w:eastAsia="es-419"/>
+                <w14:ligatures w14:val="none"/>
+              </w:rPr>
+            </w:pPr>
+            <w:r>
+              <w:rPr>
+                <w:rFonts w:ascii="Aptos Narrow" w:eastAsia="Times New Roman" w:hAnsi="Aptos Narrow" w:cs="Times New Roman"/>
+                <w:color w:val="000000"/>
+                <w:kern w:val="0"/>
+                <w:lang w:eastAsia="es-419"/>
+                <w14:ligatures w14:val="none"/>
+              </w:rPr>
+              <w:t>15,67</w:t>
+            </w:r>
+          </w:p>
+        </w:tc>
+        <w:tc>
+          <w:tcPr>
+            <w:tcW w:w="1200" w:type="dxa"/>
+            <w:tcBorders>
+              <w:top w:val="nil"/>
+              <w:left w:val="nil"/>
+              <w:bottom w:val="nil"/>
+              <w:right w:val="nil"/>
+            </w:tcBorders>
+            <w:noWrap/>
+            <w:vAlign w:val="bottom"/>
+            <w:hideMark/>
+          </w:tcPr>
+          <w:p>
+            <w:pPr>
+              <w:spacing w:after="0" w:line="240" w:lineRule="auto"/>
+              <w:jc w:val="right"/>
+              <w:rPr>
+                <w:rFonts w:ascii="Aptos Narrow" w:eastAsia="Times New Roman" w:hAnsi="Aptos Narrow" w:cs="Times New Roman"/>
+                <w:color w:val="000000"/>
+                <w:kern w:val="0"/>
+                <w:lang w:eastAsia="es-419"/>
+                <w14:ligatures w14:val="none"/>
+              </w:rPr>
+            </w:pPr>
+            <w:r>
+              <w:rPr>
+                <w:rFonts w:ascii="Aptos Narrow" w:eastAsia="Times New Roman" w:hAnsi="Aptos Narrow" w:cs="Times New Roman"/>
+                <w:color w:val="000000"/>
+                <w:kern w:val="0"/>
+                <w:lang w:eastAsia="es-419"/>
+                <w14:ligatures w14:val="none"/>
+              </w:rPr>
+              <w:t>14</w:t>
+            </w:r>
+          </w:p>
+        </w:tc>
+        <w:tc>
+          <w:tcPr>
+            <w:tcW w:w="1200" w:type="dxa"/>
+            <w:tcBorders>
+              <w:top w:val="nil"/>
+              <w:left w:val="nil"/>
+              <w:bottom w:val="nil"/>
+              <w:right w:val="nil"/>
+            </w:tcBorders>
+            <w:noWrap/>
+            <w:vAlign w:val="bottom"/>
+            <w:hideMark/>
+          </w:tcPr>
+          <w:p>
+            <w:pPr>
+              <w:spacing w:after="0" w:line="240" w:lineRule="auto"/>
+              <w:jc w:val="right"/>
+              <w:rPr>
+                <w:rFonts w:ascii="Aptos Narrow" w:eastAsia="Times New Roman" w:hAnsi="Aptos Narrow" w:cs="Times New Roman"/>
+                <w:color w:val="000000"/>
+                <w:kern w:val="0"/>
+                <w:lang w:eastAsia="es-419"/>
+                <w14:ligatures w14:val="none"/>
+              </w:rPr>
+            </w:pPr>
+            <w:r>
+              <w:rPr>
+                <w:rFonts w:ascii="Aptos Narrow" w:eastAsia="Times New Roman" w:hAnsi="Aptos Narrow" w:cs="Times New Roman"/>
+                <w:color w:val="000000"/>
+                <w:kern w:val="0"/>
+                <w:lang w:eastAsia="es-419"/>
+                <w14:ligatures w14:val="none"/>
+              </w:rPr>
+              <w:t>16</w:t>
+            </w:r>
+          </w:p>
+        </w:tc>
+        <w:tc>
+          <w:tcPr>
+            <w:tcW w:w="1200" w:type="dxa"/>
+            <w:tcBorders>
+              <w:top w:val="nil"/>
+              <w:left w:val="nil"/>
+              <w:bottom w:val="nil"/>
+              <w:right w:val="nil"/>
+            </w:tcBorders>
+            <w:noWrap/>
+            <w:vAlign w:val="bottom"/>
+            <w:hideMark/>
+          </w:tcPr>
+          <w:p>
+            <w:pPr>
+              <w:spacing w:after="0" w:line="240" w:lineRule="auto"/>
+              <w:jc w:val="right"/>
+              <w:rPr>
+                <w:rFonts w:ascii="Aptos Narrow" w:eastAsia="Times New Roman" w:hAnsi="Aptos Narrow" w:cs="Times New Roman"/>
+                <w:color w:val="000000"/>
+                <w:kern w:val="0"/>
+                <w:lang w:eastAsia="es-419"/>
+                <w14:ligatures w14:val="none"/>
+              </w:rPr>
+            </w:pPr>
+            <w:r>
+              <w:rPr>
+                <w:rFonts w:ascii="Aptos Narrow" w:eastAsia="Times New Roman" w:hAnsi="Aptos Narrow" w:cs="Times New Roman"/>
+                <w:color w:val="000000"/>
+                <w:kern w:val="0"/>
+                <w:lang w:eastAsia="es-419"/>
+                <w14:ligatures w14:val="none"/>
+              </w:rPr>
+              <w:t>17</w:t>
+            </w:r>
+          </w:p>
+        </w:tc>
+        <w:tc>
+          <w:tcPr>
+            <w:tcW w:w="1240" w:type="dxa"/>
+            <w:tcBorders>
+              <w:top w:val="nil"/>
+              <w:left w:val="nil"/>
+              <w:bottom w:val="nil"/>
+              <w:right w:val="nil"/>
+            </w:tcBorders>
+            <w:noWrap/>
+            <w:vAlign w:val="bottom"/>
+            <w:hideMark/>
+          </w:tcPr>
+          <w:p>
+            <w:pPr>
+              <w:spacing w:after="0" w:line="240" w:lineRule="auto"/>
+              <w:jc w:val="right"/>
+              <w:rPr>
+                <w:rFonts w:ascii="Aptos Narrow" w:eastAsia="Times New Roman" w:hAnsi="Aptos Narrow" w:cs="Times New Roman"/>
+                <w:color w:val="000000"/>
+                <w:kern w:val="0"/>
+                <w:lang w:eastAsia="es-419"/>
+                <w14:ligatures w14:val="none"/>
+              </w:rPr>
+            </w:pPr>
+            <w:r>
+              <w:rPr>
+                <w:rFonts w:ascii="Aptos Narrow" w:eastAsia="Times New Roman" w:hAnsi="Aptos Narrow" w:cs="Times New Roman"/>
+                <w:color w:val="000000"/>
+                <w:kern w:val="0"/>
+                <w:lang w:eastAsia="es-419"/>
+                <w14:ligatures w14:val="none"/>
+              </w:rPr>
+              <w:t>1,527525232</w:t>
+            </w:r>
+          </w:p>
+        </w:tc>
+      </w:tr>
+      <w:tr>
+        <w:trPr>
+          <w:trHeight w:val="300"/>
+        </w:trPr>
+        <w:tc>
+          <w:tcPr>
+            <w:tcW w:w="1200" w:type="dxa"/>
+            <w:tcBorders>
+              <w:top w:val="nil"/>
+              <w:left w:val="nil"/>
+              <w:bottom w:val="nil"/>
+              <w:right w:val="nil"/>
+            </w:tcBorders>
+            <w:noWrap/>
+            <w:vAlign w:val="bottom"/>
+            <w:hideMark/>
+          </w:tcPr>
+          <w:p>
+            <w:pPr>
+              <w:spacing w:after="0" w:line="240" w:lineRule="auto"/>
+              <w:jc w:val="right"/>
+              <w:rPr>
+                <w:rFonts w:ascii="Aptos Narrow" w:eastAsia="Times New Roman" w:hAnsi="Aptos Narrow" w:cs="Times New Roman"/>
+                <w:color w:val="000000"/>
+                <w:kern w:val="0"/>
+                <w:lang w:eastAsia="es-419"/>
+                <w14:ligatures w14:val="none"/>
+              </w:rPr>
+            </w:pPr>
+            <w:r>
+              <w:rPr>
+                <w:rFonts w:ascii="Aptos Narrow" w:eastAsia="Times New Roman" w:hAnsi="Aptos Narrow" w:cs="Times New Roman"/>
+                <w:color w:val="000000"/>
+                <w:kern w:val="0"/>
+                <w:lang w:eastAsia="es-419"/>
+                <w14:ligatures w14:val="none"/>
+              </w:rPr>
+              <w:t>10</w:t>
+            </w:r>
+          </w:p>
+        </w:tc>
+        <w:tc>
+          <w:tcPr>
+            <w:tcW w:w="1880" w:type="dxa"/>
+            <w:tcBorders>
+              <w:top w:val="nil"/>
+              <w:left w:val="nil"/>
+              <w:bottom w:val="nil"/>
+              <w:right w:val="nil"/>
+            </w:tcBorders>
+            <w:noWrap/>
+            <w:vAlign w:val="bottom"/>
+            <w:hideMark/>
+          </w:tcPr>
+          <w:p>
+            <w:pPr>
+              <w:spacing w:after="0" w:line="240" w:lineRule="auto"/>
+              <w:jc w:val="right"/>
+              <w:rPr>
+                <w:rFonts w:ascii="Aptos Narrow" w:eastAsia="Times New Roman" w:hAnsi="Aptos Narrow" w:cs="Times New Roman"/>
+                <w:color w:val="000000"/>
+                <w:kern w:val="0"/>
+                <w:lang w:eastAsia="es-419"/>
+                <w14:ligatures w14:val="none"/>
+              </w:rPr>
+            </w:pPr>
+            <w:r>
+              <w:rPr>
+                <w:rFonts w:ascii="Aptos Narrow" w:eastAsia="Times New Roman" w:hAnsi="Aptos Narrow" w:cs="Times New Roman"/>
+                <w:color w:val="000000"/>
+                <w:kern w:val="0"/>
+                <w:lang w:eastAsia="es-419"/>
+                <w14:ligatures w14:val="none"/>
+              </w:rPr>
+              <w:t>15,67</w:t>
+            </w:r>
+          </w:p>
+        </w:tc>
+        <w:tc>
+          <w:tcPr>
+            <w:tcW w:w="1200" w:type="dxa"/>
+            <w:tcBorders>
+              <w:top w:val="nil"/>
+              <w:left w:val="nil"/>
+              <w:bottom w:val="nil"/>
+              <w:right w:val="nil"/>
+            </w:tcBorders>
+            <w:noWrap/>
+            <w:vAlign w:val="bottom"/>
+            <w:hideMark/>
+          </w:tcPr>
+          <w:p>
+            <w:pPr>
+              <w:spacing w:after="0" w:line="240" w:lineRule="auto"/>
+              <w:jc w:val="right"/>
+              <w:rPr>
+                <w:rFonts w:ascii="Aptos Narrow" w:eastAsia="Times New Roman" w:hAnsi="Aptos Narrow" w:cs="Times New Roman"/>
+                <w:color w:val="000000"/>
+                <w:kern w:val="0"/>
+                <w:lang w:eastAsia="es-419"/>
+                <w14:ligatures w14:val="none"/>
+              </w:rPr>
+            </w:pPr>
+            <w:r>
+              <w:rPr>
+                <w:rFonts w:ascii="Aptos Narrow" w:eastAsia="Times New Roman" w:hAnsi="Aptos Narrow" w:cs="Times New Roman"/>
+                <w:color w:val="000000"/>
+                <w:kern w:val="0"/>
+                <w:lang w:eastAsia="es-419"/>
+                <w14:ligatures w14:val="none"/>
+              </w:rPr>
+              <w:t>13</w:t>
+            </w:r>
+          </w:p>
+        </w:tc>
+        <w:tc>
+          <w:tcPr>
+            <w:tcW w:w="1200" w:type="dxa"/>
+            <w:tcBorders>
+              <w:top w:val="nil"/>
+              <w:left w:val="nil"/>
+              <w:bottom w:val="nil"/>
+              <w:right w:val="nil"/>
+            </w:tcBorders>
+            <w:noWrap/>
+            <w:vAlign w:val="bottom"/>
+            <w:hideMark/>
+          </w:tcPr>
+          <w:p>
+            <w:pPr>
+              <w:spacing w:after="0" w:line="240" w:lineRule="auto"/>
+              <w:jc w:val="right"/>
+              <w:rPr>
+                <w:rFonts w:ascii="Aptos Narrow" w:eastAsia="Times New Roman" w:hAnsi="Aptos Narrow" w:cs="Times New Roman"/>
+                <w:color w:val="000000"/>
+                <w:kern w:val="0"/>
+                <w:lang w:eastAsia="es-419"/>
+                <w14:ligatures w14:val="none"/>
+              </w:rPr>
+            </w:pPr>
+            <w:r>
+              <w:rPr>
+                <w:rFonts w:ascii="Aptos Narrow" w:eastAsia="Times New Roman" w:hAnsi="Aptos Narrow" w:cs="Times New Roman"/>
+                <w:color w:val="000000"/>
+                <w:kern w:val="0"/>
+                <w:lang w:eastAsia="es-419"/>
+                <w14:ligatures w14:val="none"/>
+              </w:rPr>
+              <w:t>12</w:t>
+            </w:r>
+          </w:p>
+        </w:tc>
+        <w:tc>
+          <w:tcPr>
+            <w:tcW w:w="1200" w:type="dxa"/>
+            <w:tcBorders>
+              <w:top w:val="nil"/>
+              <w:left w:val="nil"/>
+              <w:bottom w:val="nil"/>
+              <w:right w:val="nil"/>
+            </w:tcBorders>
+            <w:noWrap/>
+            <w:vAlign w:val="bottom"/>
+            <w:hideMark/>
+          </w:tcPr>
+          <w:p>
+            <w:pPr>
+              <w:spacing w:after="0" w:line="240" w:lineRule="auto"/>
+              <w:jc w:val="right"/>
+              <w:rPr>
+                <w:rFonts w:ascii="Aptos Narrow" w:eastAsia="Times New Roman" w:hAnsi="Aptos Narrow" w:cs="Times New Roman"/>
+                <w:color w:val="000000"/>
+                <w:kern w:val="0"/>
+                <w:lang w:eastAsia="es-419"/>
+                <w14:ligatures w14:val="none"/>
+              </w:rPr>
+            </w:pPr>
+            <w:r>
+              <w:rPr>
+                <w:rFonts w:ascii="Aptos Narrow" w:eastAsia="Times New Roman" w:hAnsi="Aptos Narrow" w:cs="Times New Roman"/>
+                <w:color w:val="000000"/>
+                <w:kern w:val="0"/>
+                <w:lang w:eastAsia="es-419"/>
+                <w14:ligatures w14:val="none"/>
+              </w:rPr>
+              <w:t>22</w:t>
+            </w:r>
+          </w:p>
+        </w:tc>
+        <w:tc>
+          <w:tcPr>
+            <w:tcW w:w="1240" w:type="dxa"/>
+            <w:tcBorders>
+              <w:top w:val="nil"/>
+              <w:left w:val="nil"/>
+              <w:bottom w:val="nil"/>
+              <w:right w:val="nil"/>
+            </w:tcBorders>
+            <w:noWrap/>
+            <w:vAlign w:val="bottom"/>
+            <w:hideMark/>
+          </w:tcPr>
+          <w:p>
+            <w:pPr>
+              <w:spacing w:after="0" w:line="240" w:lineRule="auto"/>
+              <w:jc w:val="right"/>
+              <w:rPr>
+                <w:rFonts w:ascii="Aptos Narrow" w:eastAsia="Times New Roman" w:hAnsi="Aptos Narrow" w:cs="Times New Roman"/>
+                <w:color w:val="000000"/>
+                <w:kern w:val="0"/>
+                <w:lang w:eastAsia="es-419"/>
+                <w14:ligatures w14:val="none"/>
+              </w:rPr>
+            </w:pPr>
+            <w:r>
+              <w:rPr>
+                <w:rFonts w:ascii="Aptos Narrow" w:eastAsia="Times New Roman" w:hAnsi="Aptos Narrow" w:cs="Times New Roman"/>
+                <w:color w:val="000000"/>
+                <w:kern w:val="0"/>
+                <w:lang w:eastAsia="es-419"/>
+                <w14:ligatures w14:val="none"/>
+              </w:rPr>
+              <w:t>5,507570547</w:t>
+            </w:r>
+          </w:p>
+        </w:tc>
+      </w:tr>
+      <w:tr>
+        <w:trPr>
+          <w:trHeight w:val="300"/>
+        </w:trPr>
+        <w:tc>
+          <w:tcPr>
+            <w:tcW w:w="1200" w:type="dxa"/>
+            <w:tcBorders>
+              <w:top w:val="nil"/>
+              <w:left w:val="nil"/>
+              <w:bottom w:val="nil"/>
+              <w:right w:val="nil"/>
+            </w:tcBorders>
+            <w:noWrap/>
+            <w:vAlign w:val="bottom"/>
+            <w:hideMark/>
+          </w:tcPr>
+          <w:p>
+            <w:pPr>
+              <w:spacing w:after="0" w:line="240" w:lineRule="auto"/>
+              <w:jc w:val="right"/>
+              <w:rPr>
+                <w:rFonts w:ascii="Aptos Narrow" w:eastAsia="Times New Roman" w:hAnsi="Aptos Narrow" w:cs="Times New Roman"/>
+                <w:color w:val="000000"/>
+                <w:kern w:val="0"/>
+                <w:lang w:eastAsia="es-419"/>
+                <w14:ligatures w14:val="none"/>
+              </w:rPr>
+            </w:pPr>
+            <w:r>
+              <w:rPr>
+                <w:rFonts w:ascii="Aptos Narrow" w:eastAsia="Times New Roman" w:hAnsi="Aptos Narrow" w:cs="Times New Roman"/>
+                <w:color w:val="000000"/>
+                <w:kern w:val="0"/>
+                <w:lang w:eastAsia="es-419"/>
+                <w14:ligatures w14:val="none"/>
+              </w:rPr>
+              <w:t>15</w:t>
+            </w:r>
+          </w:p>
+        </w:tc>
+        <w:tc>
+          <w:tcPr>
+            <w:tcW w:w="1880" w:type="dxa"/>
+            <w:tcBorders>
+              <w:top w:val="nil"/>
+              <w:left w:val="nil"/>
+              <w:bottom w:val="nil"/>
+              <w:right w:val="nil"/>
+            </w:tcBorders>
+            <w:noWrap/>
+            <w:vAlign w:val="bottom"/>
+            <w:hideMark/>
+          </w:tcPr>
+          <w:p>
+            <w:pPr>
+              <w:spacing w:after="0" w:line="240" w:lineRule="auto"/>
+              <w:jc w:val="right"/>
+              <w:rPr>
+                <w:rFonts w:ascii="Aptos Narrow" w:eastAsia="Times New Roman" w:hAnsi="Aptos Narrow" w:cs="Times New Roman"/>
+                <w:color w:val="000000"/>
+                <w:kern w:val="0"/>
+                <w:lang w:eastAsia="es-419"/>
+                <w14:ligatures w14:val="none"/>
+              </w:rPr>
+            </w:pPr>
+            <w:r>
+              <w:rPr>
+                <w:rFonts w:ascii="Aptos Narrow" w:eastAsia="Times New Roman" w:hAnsi="Aptos Narrow" w:cs="Times New Roman"/>
+                <w:color w:val="000000"/>
+                <w:kern w:val="0"/>
+                <w:lang w:eastAsia="es-419"/>
+                <w14:ligatures w14:val="none"/>
+              </w:rPr>
+              <w:t>15</w:t>
+            </w:r>
+          </w:p>
+        </w:tc>
+        <w:tc>
+          <w:tcPr>
+            <w:tcW w:w="1200" w:type="dxa"/>
+            <w:tcBorders>
+              <w:top w:val="nil"/>
+              <w:left w:val="nil"/>
+              <w:bottom w:val="nil"/>
+              <w:right w:val="nil"/>
+            </w:tcBorders>
+            <w:noWrap/>
+            <w:vAlign w:val="bottom"/>
+            <w:hideMark/>
+          </w:tcPr>
+          <w:p>
+            <w:pPr>
+              <w:spacing w:after="0" w:line="240" w:lineRule="auto"/>
+              <w:jc w:val="right"/>
+              <w:rPr>
+                <w:rFonts w:ascii="Aptos Narrow" w:eastAsia="Times New Roman" w:hAnsi="Aptos Narrow" w:cs="Times New Roman"/>
+                <w:color w:val="000000"/>
+                <w:kern w:val="0"/>
+                <w:lang w:eastAsia="es-419"/>
+                <w14:ligatures w14:val="none"/>
+              </w:rPr>
+            </w:pPr>
+            <w:r>
+              <w:rPr>
+                <w:rFonts w:ascii="Aptos Narrow" w:eastAsia="Times New Roman" w:hAnsi="Aptos Narrow" w:cs="Times New Roman"/>
+                <w:color w:val="000000"/>
+                <w:kern w:val="0"/>
+                <w:lang w:eastAsia="es-419"/>
+                <w14:ligatures w14:val="none"/>
+              </w:rPr>
+              <w:t>16</w:t>
+            </w:r>
+          </w:p>
+        </w:tc>
+        <w:tc>
+          <w:tcPr>
+            <w:tcW w:w="1200" w:type="dxa"/>
+            <w:tcBorders>
+              <w:top w:val="nil"/>
+              <w:left w:val="nil"/>
+              <w:bottom w:val="nil"/>
+              <w:right w:val="nil"/>
+            </w:tcBorders>
+            <w:noWrap/>
+            <w:vAlign w:val="bottom"/>
+            <w:hideMark/>
+          </w:tcPr>
+          <w:p>
+            <w:pPr>
+              <w:spacing w:after="0" w:line="240" w:lineRule="auto"/>
+              <w:jc w:val="right"/>
+              <w:rPr>
+                <w:rFonts w:ascii="Aptos Narrow" w:eastAsia="Times New Roman" w:hAnsi="Aptos Narrow" w:cs="Times New Roman"/>
+                <w:color w:val="000000"/>
+                <w:kern w:val="0"/>
+                <w:lang w:eastAsia="es-419"/>
+                <w14:ligatures w14:val="none"/>
+              </w:rPr>
+            </w:pPr>
+            <w:r>
+              <w:rPr>
+                <w:rFonts w:ascii="Aptos Narrow" w:eastAsia="Times New Roman" w:hAnsi="Aptos Narrow" w:cs="Times New Roman"/>
+                <w:color w:val="000000"/>
+                <w:kern w:val="0"/>
+                <w:lang w:eastAsia="es-419"/>
+                <w14:ligatures w14:val="none"/>
+              </w:rPr>
+              <w:t>14</w:t>
+            </w:r>
+          </w:p>
+        </w:tc>
+        <w:tc>
+          <w:tcPr>
+            <w:tcW w:w="1200" w:type="dxa"/>
+            <w:tcBorders>
+              <w:top w:val="nil"/>
+              <w:left w:val="nil"/>
+              <w:bottom w:val="nil"/>
+              <w:right w:val="nil"/>
+            </w:tcBorders>
+            <w:noWrap/>
+            <w:vAlign w:val="bottom"/>
+            <w:hideMark/>
+          </w:tcPr>
+          <w:p>
+            <w:pPr>
+              <w:spacing w:after="0" w:line="240" w:lineRule="auto"/>
+              <w:jc w:val="right"/>
+              <w:rPr>
+                <w:rFonts w:ascii="Aptos Narrow" w:eastAsia="Times New Roman" w:hAnsi="Aptos Narrow" w:cs="Times New Roman"/>
+                <w:color w:val="000000"/>
+                <w:kern w:val="0"/>
+                <w:lang w:eastAsia="es-419"/>
+                <w14:ligatures w14:val="none"/>
+              </w:rPr>
+            </w:pPr>
+            <w:r>
+              <w:rPr>
+                <w:rFonts w:ascii="Aptos Narrow" w:eastAsia="Times New Roman" w:hAnsi="Aptos Narrow" w:cs="Times New Roman"/>
+                <w:color w:val="000000"/>
+                <w:kern w:val="0"/>
+                <w:lang w:eastAsia="es-419"/>
+                <w14:ligatures w14:val="none"/>
+              </w:rPr>
+              <w:t>15</w:t>
+            </w:r>
+          </w:p>
+        </w:tc>
+        <w:tc>
+          <w:tcPr>
+            <w:tcW w:w="1240" w:type="dxa"/>
+            <w:tcBorders>
+              <w:top w:val="nil"/>
+              <w:left w:val="nil"/>
+              <w:bottom w:val="nil"/>
+              <w:right w:val="nil"/>
+            </w:tcBorders>
+            <w:noWrap/>
+            <w:vAlign w:val="bottom"/>
+            <w:hideMark/>
+          </w:tcPr>
+          <w:p>
+            <w:pPr>
+              <w:spacing w:after="0" w:line="240" w:lineRule="auto"/>
+              <w:jc w:val="right"/>
+              <w:rPr>
+                <w:rFonts w:ascii="Aptos Narrow" w:eastAsia="Times New Roman" w:hAnsi="Aptos Narrow" w:cs="Times New Roman"/>
+                <w:color w:val="000000"/>
+                <w:kern w:val="0"/>
+                <w:lang w:eastAsia="es-419"/>
+                <w14:ligatures w14:val="none"/>
+              </w:rPr>
+            </w:pPr>
+            <w:r>
+              <w:rPr>
+                <w:rFonts w:ascii="Aptos Narrow" w:eastAsia="Times New Roman" w:hAnsi="Aptos Narrow" w:cs="Times New Roman"/>
+                <w:color w:val="000000"/>
+                <w:kern w:val="0"/>
+                <w:lang w:eastAsia="es-419"/>
+                <w14:ligatures w14:val="none"/>
+              </w:rPr>
+              <w:t>1</w:t>
+            </w:r>
+          </w:p>
+        </w:tc>
+      </w:tr>
+      <w:tr>
+        <w:trPr>
+          <w:trHeight w:val="300"/>
+        </w:trPr>
+        <w:tc>
+          <w:tcPr>
+            <w:tcW w:w="1200" w:type="dxa"/>
+            <w:tcBorders>
+              <w:top w:val="nil"/>
+              <w:left w:val="nil"/>
+              <w:bottom w:val="nil"/>
+              <w:right w:val="nil"/>
+            </w:tcBorders>
+            <w:noWrap/>
+            <w:vAlign w:val="bottom"/>
+            <w:hideMark/>
+          </w:tcPr>
+          <w:p>
+            <w:pPr>
+              <w:spacing w:after="0" w:line="240" w:lineRule="auto"/>
+              <w:jc w:val="right"/>
+              <w:rPr>
+                <w:rFonts w:ascii="Aptos Narrow" w:eastAsia="Times New Roman" w:hAnsi="Aptos Narrow" w:cs="Times New Roman"/>
+                <w:color w:val="000000"/>
+                <w:kern w:val="0"/>
+                <w:lang w:eastAsia="es-419"/>
+                <w14:ligatures w14:val="none"/>
+              </w:rPr>
+            </w:pPr>
+            <w:r>
+              <w:rPr>
+                <w:rFonts w:ascii="Aptos Narrow" w:eastAsia="Times New Roman" w:hAnsi="Aptos Narrow" w:cs="Times New Roman"/>
+                <w:color w:val="000000"/>
+                <w:kern w:val="0"/>
+                <w:lang w:eastAsia="es-419"/>
+                <w14:ligatures w14:val="none"/>
+              </w:rPr>
+              <w:lastRenderedPageBreak/>
+              <w:t>20</w:t>
+            </w:r>
+          </w:p>
+        </w:tc>
+        <w:tc>
+          <w:tcPr>
+            <w:tcW w:w="1880" w:type="dxa"/>
+            <w:tcBorders>
+              <w:top w:val="nil"/>
+              <w:left w:val="nil"/>
+              <w:bottom w:val="nil"/>
+              <w:right w:val="nil"/>
+            </w:tcBorders>
+            <w:noWrap/>
+            <w:vAlign w:val="bottom"/>
+            <w:hideMark/>
+          </w:tcPr>
+          <w:p>
+            <w:pPr>
+              <w:spacing w:after="0" w:line="240" w:lineRule="auto"/>
+              <w:jc w:val="right"/>
+              <w:rPr>
+                <w:rFonts w:ascii="Aptos Narrow" w:eastAsia="Times New Roman" w:hAnsi="Aptos Narrow" w:cs="Times New Roman"/>
+                <w:color w:val="000000"/>
+                <w:kern w:val="0"/>
+                <w:lang w:eastAsia="es-419"/>
+                <w14:ligatures w14:val="none"/>
+              </w:rPr>
+            </w:pPr>
+            <w:r>
+              <w:rPr>
+                <w:rFonts w:ascii="Aptos Narrow" w:eastAsia="Times New Roman" w:hAnsi="Aptos Narrow" w:cs="Times New Roman"/>
+                <w:color w:val="000000"/>
+                <w:kern w:val="0"/>
+                <w:lang w:eastAsia="es-419"/>
+                <w14:ligatures w14:val="none"/>
+              </w:rPr>
+              <w:t>13,67</w:t>
+            </w:r>
+          </w:p>
+        </w:tc>
+        <w:tc>
+          <w:tcPr>
+            <w:tcW w:w="1200" w:type="dxa"/>
+            <w:tcBorders>
+              <w:top w:val="nil"/>
+              <w:left w:val="nil"/>
+              <w:bottom w:val="nil"/>
+              <w:right w:val="nil"/>
+            </w:tcBorders>
+            <w:noWrap/>
+            <w:vAlign w:val="bottom"/>
+            <w:hideMark/>
+          </w:tcPr>
+          <w:p>
+            <w:pPr>
+              <w:spacing w:after="0" w:line="240" w:lineRule="auto"/>
+              <w:jc w:val="right"/>
+              <w:rPr>
+                <w:rFonts w:ascii="Aptos Narrow" w:eastAsia="Times New Roman" w:hAnsi="Aptos Narrow" w:cs="Times New Roman"/>
+                <w:color w:val="000000"/>
+                <w:kern w:val="0"/>
+                <w:lang w:eastAsia="es-419"/>
+                <w14:ligatures w14:val="none"/>
+              </w:rPr>
+            </w:pPr>
+            <w:r>
+              <w:rPr>
+                <w:rFonts w:ascii="Aptos Narrow" w:eastAsia="Times New Roman" w:hAnsi="Aptos Narrow" w:cs="Times New Roman"/>
+                <w:color w:val="000000"/>
+                <w:kern w:val="0"/>
+                <w:lang w:eastAsia="es-419"/>
+                <w14:ligatures w14:val="none"/>
+              </w:rPr>
+              <w:t>8</w:t>
+            </w:r>
+          </w:p>
+        </w:tc>
+        <w:tc>
+          <w:tcPr>
+            <w:tcW w:w="1200" w:type="dxa"/>
+            <w:tcBorders>
+              <w:top w:val="nil"/>
+              <w:left w:val="nil"/>
+              <w:bottom w:val="nil"/>
+              <w:right w:val="nil"/>
+            </w:tcBorders>
+            <w:noWrap/>
+            <w:vAlign w:val="bottom"/>
+            <w:hideMark/>
+          </w:tcPr>
+          <w:p>
+            <w:pPr>
+              <w:spacing w:after="0" w:line="240" w:lineRule="auto"/>
+              <w:jc w:val="right"/>
+              <w:rPr>
+                <w:rFonts w:ascii="Aptos Narrow" w:eastAsia="Times New Roman" w:hAnsi="Aptos Narrow" w:cs="Times New Roman"/>
+                <w:color w:val="000000"/>
+                <w:kern w:val="0"/>
+                <w:lang w:eastAsia="es-419"/>
+                <w14:ligatures w14:val="none"/>
+              </w:rPr>
+            </w:pPr>
+            <w:r>
+              <w:rPr>
+                <w:rFonts w:ascii="Aptos Narrow" w:eastAsia="Times New Roman" w:hAnsi="Aptos Narrow" w:cs="Times New Roman"/>
+                <w:color w:val="000000"/>
+                <w:kern w:val="0"/>
+                <w:lang w:eastAsia="es-419"/>
+                <w14:ligatures w14:val="none"/>
+              </w:rPr>
+              <w:t>14</w:t>
+            </w:r>
+          </w:p>
+        </w:tc>
+        <w:tc>
+          <w:tcPr>
+            <w:tcW w:w="1200" w:type="dxa"/>
+            <w:tcBorders>
+              <w:top w:val="nil"/>
+              <w:left w:val="nil"/>
+              <w:bottom w:val="nil"/>
+              <w:right w:val="nil"/>
+            </w:tcBorders>
+            <w:noWrap/>
+            <w:vAlign w:val="bottom"/>
+            <w:hideMark/>
+          </w:tcPr>
+          <w:p>
+            <w:pPr>
+              <w:spacing w:after="0" w:line="240" w:lineRule="auto"/>
+              <w:jc w:val="right"/>
+              <w:rPr>
+                <w:rFonts w:ascii="Aptos Narrow" w:eastAsia="Times New Roman" w:hAnsi="Aptos Narrow" w:cs="Times New Roman"/>
+                <w:color w:val="000000"/>
+                <w:kern w:val="0"/>
+                <w:lang w:eastAsia="es-419"/>
+                <w14:ligatures w14:val="none"/>
+              </w:rPr>
+            </w:pPr>
+            <w:r>
+              <w:rPr>
+                <w:rFonts w:ascii="Aptos Narrow" w:eastAsia="Times New Roman" w:hAnsi="Aptos Narrow" w:cs="Times New Roman"/>
+                <w:color w:val="000000"/>
+                <w:kern w:val="0"/>
+                <w:lang w:eastAsia="es-419"/>
+                <w14:ligatures w14:val="none"/>
+              </w:rPr>
+              <w:t>19</w:t>
+            </w:r>
+          </w:p>
+        </w:tc>
+        <w:tc>
+          <w:tcPr>
+            <w:tcW w:w="1240" w:type="dxa"/>
+            <w:tcBorders>
+              <w:top w:val="nil"/>
+              <w:left w:val="nil"/>
+              <w:bottom w:val="nil"/>
+              <w:right w:val="nil"/>
+            </w:tcBorders>
+            <w:noWrap/>
+            <w:vAlign w:val="bottom"/>
+            <w:hideMark/>
+          </w:tcPr>
+          <w:p>
+            <w:pPr>
+              <w:spacing w:after="0" w:line="240" w:lineRule="auto"/>
+              <w:jc w:val="right"/>
+              <w:rPr>
+                <w:rFonts w:ascii="Aptos Narrow" w:eastAsia="Times New Roman" w:hAnsi="Aptos Narrow" w:cs="Times New Roman"/>
+                <w:color w:val="000000"/>
+                <w:kern w:val="0"/>
+                <w:lang w:eastAsia="es-419"/>
+                <w14:ligatures w14:val="none"/>
+              </w:rPr>
+            </w:pPr>
+            <w:r>
+              <w:rPr>
+                <w:rFonts w:ascii="Aptos Narrow" w:eastAsia="Times New Roman" w:hAnsi="Aptos Narrow" w:cs="Times New Roman"/>
+                <w:color w:val="000000"/>
+                <w:kern w:val="0"/>
+                <w:lang w:eastAsia="es-419"/>
+                <w14:ligatures w14:val="none"/>
+              </w:rPr>
+              <w:t>5,507570547</w:t>
+            </w:r>
+          </w:p>
+        </w:tc>
+      </w:tr>
+      <w:tr>
+        <w:trPr>
+          <w:trHeight w:val="300"/>
+        </w:trPr>
+        <w:tc>
+          <w:tcPr>
+            <w:tcW w:w="1200" w:type="dxa"/>
+            <w:tcBorders>
+              <w:top w:val="nil"/>
+              <w:left w:val="nil"/>
+              <w:bottom w:val="nil"/>
+              <w:right w:val="nil"/>
+            </w:tcBorders>
+            <w:noWrap/>
+            <w:vAlign w:val="bottom"/>
+            <w:hideMark/>
+          </w:tcPr>
+          <w:p>
+            <w:pPr>
+              <w:spacing w:after="0" w:line="240" w:lineRule="auto"/>
+              <w:jc w:val="right"/>
+              <w:rPr>
+                <w:rFonts w:ascii="Aptos Narrow" w:eastAsia="Times New Roman" w:hAnsi="Aptos Narrow" w:cs="Times New Roman"/>
+                <w:color w:val="000000"/>
+                <w:kern w:val="0"/>
+                <w:lang w:eastAsia="es-419"/>
+                <w14:ligatures w14:val="none"/>
+              </w:rPr>
+            </w:pPr>
+            <w:r>
+              <w:rPr>
+                <w:rFonts w:ascii="Aptos Narrow" w:eastAsia="Times New Roman" w:hAnsi="Aptos Narrow" w:cs="Times New Roman"/>
+                <w:color w:val="000000"/>
+                <w:kern w:val="0"/>
+                <w:lang w:eastAsia="es-419"/>
+                <w14:ligatures w14:val="none"/>
+              </w:rPr>
+              <w:t>25</w:t>
+            </w:r>
+          </w:p>
+        </w:tc>
+        <w:tc>
+          <w:tcPr>
+            <w:tcW w:w="1880" w:type="dxa"/>
+            <w:tcBorders>
+              <w:top w:val="nil"/>
+              <w:left w:val="nil"/>
+              <w:bottom w:val="nil"/>
+              <w:right w:val="nil"/>
+            </w:tcBorders>
+            <w:noWrap/>
+            <w:vAlign w:val="bottom"/>
+            <w:hideMark/>
+          </w:tcPr>
+          <w:p>
+            <w:pPr>
+              <w:spacing w:after="0" w:line="240" w:lineRule="auto"/>
+              <w:jc w:val="right"/>
+              <w:rPr>
+                <w:rFonts w:ascii="Aptos Narrow" w:eastAsia="Times New Roman" w:hAnsi="Aptos Narrow" w:cs="Times New Roman"/>
+                <w:color w:val="000000"/>
+                <w:kern w:val="0"/>
+                <w:lang w:eastAsia="es-419"/>
+                <w14:ligatures w14:val="none"/>
+              </w:rPr>
+            </w:pPr>
+            <w:r>
+              <w:rPr>
+                <w:rFonts w:ascii="Aptos Narrow" w:eastAsia="Times New Roman" w:hAnsi="Aptos Narrow" w:cs="Times New Roman"/>
+                <w:color w:val="000000"/>
+                <w:kern w:val="0"/>
+                <w:lang w:eastAsia="es-419"/>
+                <w14:ligatures w14:val="none"/>
+              </w:rPr>
+              <w:t>13,67</w:t>
+            </w:r>
+          </w:p>
+        </w:tc>
+        <w:tc>
+          <w:tcPr>
+            <w:tcW w:w="1200" w:type="dxa"/>
+            <w:tcBorders>
+              <w:top w:val="nil"/>
+              <w:left w:val="nil"/>
+              <w:bottom w:val="nil"/>
+              <w:right w:val="nil"/>
+            </w:tcBorders>
+            <w:noWrap/>
+            <w:vAlign w:val="bottom"/>
+            <w:hideMark/>
+          </w:tcPr>
+          <w:p>
+            <w:pPr>
+              <w:spacing w:after="0" w:line="240" w:lineRule="auto"/>
+              <w:jc w:val="right"/>
+              <w:rPr>
+                <w:rFonts w:ascii="Aptos Narrow" w:eastAsia="Times New Roman" w:hAnsi="Aptos Narrow" w:cs="Times New Roman"/>
+                <w:color w:val="000000"/>
+                <w:kern w:val="0"/>
+                <w:lang w:eastAsia="es-419"/>
+                <w14:ligatures w14:val="none"/>
+              </w:rPr>
+            </w:pPr>
+            <w:r>
+              <w:rPr>
+                <w:rFonts w:ascii="Aptos Narrow" w:eastAsia="Times New Roman" w:hAnsi="Aptos Narrow" w:cs="Times New Roman"/>
+                <w:color w:val="000000"/>
+                <w:kern w:val="0"/>
+                <w:lang w:eastAsia="es-419"/>
+                <w14:ligatures w14:val="none"/>
+              </w:rPr>
+              <w:t>12</w:t>
+            </w:r>
+          </w:p>
+        </w:tc>
+        <w:tc>
+          <w:tcPr>
+            <w:tcW w:w="1200" w:type="dxa"/>
+            <w:tcBorders>
+              <w:top w:val="nil"/>
+              <w:left w:val="nil"/>
+              <w:bottom w:val="nil"/>
+              <w:right w:val="nil"/>
+            </w:tcBorders>
+            <w:noWrap/>
+            <w:vAlign w:val="bottom"/>
+            <w:hideMark/>
+          </w:tcPr>
+          <w:p>
+            <w:pPr>
+              <w:spacing w:after="0" w:line="240" w:lineRule="auto"/>
+              <w:jc w:val="right"/>
+              <w:rPr>
+                <w:rFonts w:ascii="Aptos Narrow" w:eastAsia="Times New Roman" w:hAnsi="Aptos Narrow" w:cs="Times New Roman"/>
+                <w:color w:val="000000"/>
+                <w:kern w:val="0"/>
+                <w:lang w:eastAsia="es-419"/>
+                <w14:ligatures w14:val="none"/>
+              </w:rPr>
+            </w:pPr>
+            <w:r>
+              <w:rPr>
+                <w:rFonts w:ascii="Aptos Narrow" w:eastAsia="Times New Roman" w:hAnsi="Aptos Narrow" w:cs="Times New Roman"/>
+                <w:color w:val="000000"/>
+                <w:kern w:val="0"/>
+                <w:lang w:eastAsia="es-419"/>
+                <w14:ligatures w14:val="none"/>
+              </w:rPr>
+              <w:t>16</w:t>
+            </w:r>
+          </w:p>
+        </w:tc>
+        <w:tc>
+          <w:tcPr>
+            <w:tcW w:w="1200" w:type="dxa"/>
+            <w:tcBorders>
+              <w:top w:val="nil"/>
+              <w:left w:val="nil"/>
+              <w:bottom w:val="nil"/>
+              <w:right w:val="nil"/>
+            </w:tcBorders>
+            <w:noWrap/>
+            <w:vAlign w:val="bottom"/>
+            <w:hideMark/>
+          </w:tcPr>
+          <w:p>
+            <w:pPr>
+              <w:spacing w:after="0" w:line="240" w:lineRule="auto"/>
+              <w:jc w:val="right"/>
+              <w:rPr>
+                <w:rFonts w:ascii="Aptos Narrow" w:eastAsia="Times New Roman" w:hAnsi="Aptos Narrow" w:cs="Times New Roman"/>
+                <w:color w:val="000000"/>
+                <w:kern w:val="0"/>
+                <w:lang w:eastAsia="es-419"/>
+                <w14:ligatures w14:val="none"/>
+              </w:rPr>
+            </w:pPr>
+            <w:r>
+              <w:rPr>
+                <w:rFonts w:ascii="Aptos Narrow" w:eastAsia="Times New Roman" w:hAnsi="Aptos Narrow" w:cs="Times New Roman"/>
+                <w:color w:val="000000"/>
+                <w:kern w:val="0"/>
+                <w:lang w:eastAsia="es-419"/>
+                <w14:ligatures w14:val="none"/>
+              </w:rPr>
+              <w:t>13</w:t>
+            </w:r>
+          </w:p>
+        </w:tc>
+        <w:tc>
+          <w:tcPr>
+            <w:tcW w:w="1240" w:type="dxa"/>
+            <w:tcBorders>
+              <w:top w:val="nil"/>
+              <w:left w:val="nil"/>
+              <w:bottom w:val="nil"/>
+              <w:right w:val="nil"/>
+            </w:tcBorders>
+            <w:noWrap/>
+            <w:vAlign w:val="bottom"/>
+            <w:hideMark/>
+          </w:tcPr>
+          <w:p>
+            <w:pPr>
+              <w:spacing w:after="0" w:line="240" w:lineRule="auto"/>
+              <w:jc w:val="right"/>
+              <w:rPr>
+                <w:rFonts w:ascii="Aptos Narrow" w:eastAsia="Times New Roman" w:hAnsi="Aptos Narrow" w:cs="Times New Roman"/>
+                <w:color w:val="000000"/>
+                <w:kern w:val="0"/>
+                <w:lang w:eastAsia="es-419"/>
+                <w14:ligatures w14:val="none"/>
+              </w:rPr>
+            </w:pPr>
+            <w:r>
+              <w:rPr>
+                <w:rFonts w:ascii="Aptos Narrow" w:eastAsia="Times New Roman" w:hAnsi="Aptos Narrow" w:cs="Times New Roman"/>
+                <w:color w:val="000000"/>
+                <w:kern w:val="0"/>
+                <w:lang w:eastAsia="es-419"/>
+                <w14:ligatures w14:val="none"/>
+              </w:rPr>
+              <w:t>2,081665999</w:t>
+            </w:r>
+          </w:p>
+        </w:tc>
+      </w:tr>
+      <w:tr>
+        <w:trPr>
+          <w:trHeight w:val="300"/>
+        </w:trPr>
+        <w:tc>
+          <w:tcPr>
+            <w:tcW w:w="1200" w:type="dxa"/>
+            <w:tcBorders>
+              <w:top w:val="nil"/>
+              <w:left w:val="nil"/>
+              <w:bottom w:val="nil"/>
+              <w:right w:val="nil"/>
+            </w:tcBorders>
+            <w:noWrap/>
+            <w:vAlign w:val="bottom"/>
+            <w:hideMark/>
+          </w:tcPr>
+          <w:p>
+            <w:pPr>
+              <w:spacing w:after="0" w:line="240" w:lineRule="auto"/>
+              <w:jc w:val="right"/>
+              <w:rPr>
+                <w:rFonts w:ascii="Aptos Narrow" w:eastAsia="Times New Roman" w:hAnsi="Aptos Narrow" w:cs="Times New Roman"/>
+                <w:color w:val="000000"/>
+                <w:kern w:val="0"/>
+                <w:lang w:eastAsia="es-419"/>
+                <w14:ligatures w14:val="none"/>
+              </w:rPr>
+            </w:pPr>
+            <w:r>
+              <w:rPr>
+                <w:rFonts w:ascii="Aptos Narrow" w:eastAsia="Times New Roman" w:hAnsi="Aptos Narrow" w:cs="Times New Roman"/>
+                <w:color w:val="000000"/>
+                <w:kern w:val="0"/>
+                <w:lang w:eastAsia="es-419"/>
+                <w14:ligatures w14:val="none"/>
+              </w:rPr>
+              <w:t>30</w:t>
+            </w:r>
+          </w:p>
+        </w:tc>
+        <w:tc>
+          <w:tcPr>
+            <w:tcW w:w="1880" w:type="dxa"/>
+            <w:tcBorders>
+              <w:top w:val="nil"/>
+              <w:left w:val="nil"/>
+              <w:bottom w:val="nil"/>
+              <w:right w:val="nil"/>
+            </w:tcBorders>
+            <w:noWrap/>
+            <w:vAlign w:val="bottom"/>
+            <w:hideMark/>
+          </w:tcPr>
+          <w:p>
+            <w:pPr>
+              <w:spacing w:after="0" w:line="240" w:lineRule="auto"/>
+              <w:jc w:val="right"/>
+              <w:rPr>
+                <w:rFonts w:ascii="Aptos Narrow" w:eastAsia="Times New Roman" w:hAnsi="Aptos Narrow" w:cs="Times New Roman"/>
+                <w:color w:val="000000"/>
+                <w:kern w:val="0"/>
+                <w:lang w:eastAsia="es-419"/>
+                <w14:ligatures w14:val="none"/>
+              </w:rPr>
+            </w:pPr>
+            <w:r>
+              <w:rPr>
+                <w:rFonts w:ascii="Aptos Narrow" w:eastAsia="Times New Roman" w:hAnsi="Aptos Narrow" w:cs="Times New Roman"/>
+                <w:color w:val="000000"/>
+                <w:kern w:val="0"/>
+                <w:lang w:eastAsia="es-419"/>
+                <w14:ligatures w14:val="none"/>
+              </w:rPr>
+              <w:t>11,67</w:t>
+            </w:r>
+          </w:p>
+        </w:tc>
+        <w:tc>
+          <w:tcPr>
+            <w:tcW w:w="1200" w:type="dxa"/>
+            <w:tcBorders>
+              <w:top w:val="nil"/>
+              <w:left w:val="nil"/>
+              <w:bottom w:val="nil"/>
+              <w:right w:val="nil"/>
+            </w:tcBorders>
+            <w:noWrap/>
+            <w:vAlign w:val="bottom"/>
+            <w:hideMark/>
+          </w:tcPr>
+          <w:p>
+            <w:pPr>
+              <w:spacing w:after="0" w:line="240" w:lineRule="auto"/>
+              <w:jc w:val="right"/>
+              <w:rPr>
+                <w:rFonts w:ascii="Aptos Narrow" w:eastAsia="Times New Roman" w:hAnsi="Aptos Narrow" w:cs="Times New Roman"/>
+                <w:color w:val="000000"/>
+                <w:kern w:val="0"/>
+                <w:lang w:eastAsia="es-419"/>
+                <w14:ligatures w14:val="none"/>
+              </w:rPr>
+            </w:pPr>
+            <w:r>
+              <w:rPr>
+                <w:rFonts w:ascii="Aptos Narrow" w:eastAsia="Times New Roman" w:hAnsi="Aptos Narrow" w:cs="Times New Roman"/>
+                <w:color w:val="000000"/>
+                <w:kern w:val="0"/>
+                <w:lang w:eastAsia="es-419"/>
+                <w14:ligatures w14:val="none"/>
+              </w:rPr>
+              <w:t>9</w:t>
+            </w:r>
+          </w:p>
+        </w:tc>
+        <w:tc>
+          <w:tcPr>
+            <w:tcW w:w="1200" w:type="dxa"/>
+            <w:tcBorders>
+              <w:top w:val="nil"/>
+              <w:left w:val="nil"/>
+              <w:bottom w:val="nil"/>
+              <w:right w:val="nil"/>
+            </w:tcBorders>
+            <w:noWrap/>
+            <w:vAlign w:val="bottom"/>
+            <w:hideMark/>
+          </w:tcPr>
+          <w:p>
+            <w:pPr>
+              <w:spacing w:after="0" w:line="240" w:lineRule="auto"/>
+              <w:jc w:val="right"/>
+              <w:rPr>
+                <w:rFonts w:ascii="Aptos Narrow" w:eastAsia="Times New Roman" w:hAnsi="Aptos Narrow" w:cs="Times New Roman"/>
+                <w:color w:val="000000"/>
+                <w:kern w:val="0"/>
+                <w:lang w:eastAsia="es-419"/>
+                <w14:ligatures w14:val="none"/>
+              </w:rPr>
+            </w:pPr>
+            <w:r>
+              <w:rPr>
+                <w:rFonts w:ascii="Aptos Narrow" w:eastAsia="Times New Roman" w:hAnsi="Aptos Narrow" w:cs="Times New Roman"/>
+                <w:color w:val="000000"/>
+                <w:kern w:val="0"/>
+                <w:lang w:eastAsia="es-419"/>
+                <w14:ligatures w14:val="none"/>
+              </w:rPr>
+              <w:t>15</w:t>
+            </w:r>
+          </w:p>
+        </w:tc>
+        <w:tc>
+          <w:tcPr>
+            <w:tcW w:w="1200" w:type="dxa"/>
+            <w:tcBorders>
+              <w:top w:val="nil"/>
+              <w:left w:val="nil"/>
+              <w:bottom w:val="nil"/>
+              <w:right w:val="nil"/>
+            </w:tcBorders>
+            <w:noWrap/>
+            <w:vAlign w:val="bottom"/>
+            <w:hideMark/>
+          </w:tcPr>
+          <w:p>
+            <w:pPr>
+              <w:spacing w:after="0" w:line="240" w:lineRule="auto"/>
+              <w:jc w:val="right"/>
+              <w:rPr>
+                <w:rFonts w:ascii="Aptos Narrow" w:eastAsia="Times New Roman" w:hAnsi="Aptos Narrow" w:cs="Times New Roman"/>
+                <w:color w:val="000000"/>
+                <w:kern w:val="0"/>
+                <w:lang w:eastAsia="es-419"/>
+                <w14:ligatures w14:val="none"/>
+              </w:rPr>
+            </w:pPr>
+            <w:r>
+              <w:rPr>
+                <w:rFonts w:ascii="Aptos Narrow" w:eastAsia="Times New Roman" w:hAnsi="Aptos Narrow" w:cs="Times New Roman"/>
+                <w:color w:val="000000"/>
+                <w:kern w:val="0"/>
+                <w:lang w:eastAsia="es-419"/>
+                <w14:ligatures w14:val="none"/>
+              </w:rPr>
+              <w:t>11</w:t>
+            </w:r>
+          </w:p>
+        </w:tc>
+        <w:tc>
+          <w:tcPr>
+            <w:tcW w:w="1240" w:type="dxa"/>
+            <w:tcBorders>
+              <w:top w:val="nil"/>
+              <w:left w:val="nil"/>
+              <w:bottom w:val="nil"/>
+              <w:right w:val="nil"/>
+            </w:tcBorders>
+            <w:noWrap/>
+            <w:vAlign w:val="bottom"/>
+            <w:hideMark/>
+          </w:tcPr>
+          <w:p>
+            <w:pPr>
+              <w:spacing w:after="0" w:line="240" w:lineRule="auto"/>
+              <w:jc w:val="right"/>
+              <w:rPr>
+                <w:rFonts w:ascii="Aptos Narrow" w:eastAsia="Times New Roman" w:hAnsi="Aptos Narrow" w:cs="Times New Roman"/>
+                <w:color w:val="000000"/>
+                <w:kern w:val="0"/>
+                <w:lang w:eastAsia="es-419"/>
+                <w14:ligatures w14:val="none"/>
+              </w:rPr>
+            </w:pPr>
+            <w:r>
+              <w:rPr>
+                <w:rFonts w:ascii="Aptos Narrow" w:eastAsia="Times New Roman" w:hAnsi="Aptos Narrow" w:cs="Times New Roman"/>
+                <w:color w:val="000000"/>
+                <w:kern w:val="0"/>
+                <w:lang w:eastAsia="es-419"/>
+                <w14:ligatures w14:val="none"/>
+              </w:rPr>
+              <w:t>3,055050463</w:t>
+            </w:r>
+          </w:p>
+        </w:tc>
+      </w:tr>
+    </w:tbl>
+    <w:p>
+      <w:pPr>
+        <w:pStyle w:val="Prrafodelista"/>
+        <w:ind w:left="1065"/>
+        <w:rPr>
+          <w:lang w:val="es-ES"/>
+        </w:rPr>
+      </w:pPr>
+    </w:p>
+    <w:p>
+      <w:pPr>
+        <w:pStyle w:val="Prrafodelista"/>
+        <w:ind w:left="1065"/>
+        <w:rPr>
+          <w:lang w:val="es-ES"/>
+        </w:rPr>
+      </w:pPr>
+    </w:p>
+    <w:p>
+      <w:pPr>
+        <w:pStyle w:val="Prrafodelista"/>
+        <w:ind w:left="1065"/>
+        <w:rPr>
+          <w:lang w:val="es-ES"/>
+        </w:rPr>
+      </w:pPr>
+      <w:r>
+        <w:rPr>
+          <w:lang w:val="es-ES"/>
+        </w:rPr>
+        <w:t xml:space="preserve">*Falta sacar la longitud de onda y poder </w:t>
+      </w:r>
+      <w:r>
+        <w:rPr>
+          <w:lang w:val="es-ES"/>
+        </w:rPr>
+        <w:t xml:space="preserve">compararla </w:t>
+      </w:r>
+      <w:r>
+        <w:rPr>
+          <w:lang w:val="es-ES"/>
+        </w:rPr>
+        <w:t>con la reportada con el fabricante</w:t>
+      </w:r>
+    </w:p>
+    <w:p>
+      <w:pPr>
+        <w:pStyle w:val="Prrafodelista"/>
+        <w:ind w:left="1065"/>
+        <w:rPr>
+          <w:lang w:val="es-ES"/>
+        </w:rPr>
+      </w:pPr>
+    </w:p>
+    <w:p>
+      <w:pPr>
+        <w:pStyle w:val="Prrafodelista"/>
+        <w:ind w:left="1065"/>
+        <w:rPr>
+          <w:lang w:val="es-ES"/>
+        </w:rPr>
+      </w:pPr>
+    </w:p>
+    <w:p>
+      <w:pPr>
+        <w:pStyle w:val="Prrafodelista"/>
+        <w:ind w:left="1065"/>
+        <w:rPr>
+          <w:lang w:val="es-ES"/>
+        </w:rPr>
+      </w:pPr>
+      <w:r>
+        <w:rPr>
+          <w:lang w:val="es-ES"/>
+        </w:rPr>
+        <w:t xml:space="preserve">Sacar el </w:t>
+      </w:r>
+      <w:proofErr w:type="spellStart"/>
+      <w:r>
+        <w:rPr>
+          <w:lang w:val="es-ES"/>
+        </w:rPr>
+        <w:t>ajsute</w:t>
+      </w:r>
+      <w:proofErr w:type="spellEnd"/>
+      <w:r>
+        <w:rPr>
+          <w:lang w:val="es-ES"/>
+        </w:rPr>
+        <w:t xml:space="preserve"> de </w:t>
+      </w:r>
+      <w:r>
+        <w:rPr>
+          <w:lang w:val="es-ES"/>
+        </w:rPr>
+        <w:t>Fraunhofer</w:t>
+      </w:r>
+      <w:r>
+        <w:rPr>
+          <w:lang w:val="es-ES"/>
+        </w:rPr>
+        <w:t xml:space="preserve"> y Fresnel</w:t>
+      </w:r>
+      <w:r>
+        <w:rPr>
+          <w:lang w:val="es-ES"/>
+        </w:rPr>
+        <w:t xml:space="preserve"> comp</w:t>
+      </w:r>
+      <w:r>
+        <w:rPr>
+          <w:lang w:val="es-ES"/>
+        </w:rPr>
+        <w:t xml:space="preserve">ararlo con longitud de onda </w:t>
+      </w:r>
+    </w:p>
+    <w:p>
+      <w:pPr>
+        <w:rPr>
+          <w:lang w:val="es-ES"/>
+        </w:rPr>
+      </w:pPr>
+    </w:p>
+    <w:p>
+      <w:pPr>
+        <w:rPr>
+          <w:lang w:val="es-ES"/>
+        </w:rPr>
+      </w:pPr>
+    </w:p>
+    <w:p>
+      <w:pPr>
+        <w:pStyle w:val="Prrafodelista"/>
+        <w:numPr>
+          <w:ilvl w:val="0"/>
+          <w:numId w:val="8"/>
+        </w:numPr>
+        <w:rPr>
+          <w:lang w:val="es-ES"/>
+        </w:rPr>
+      </w:pPr>
+      <w:r>
+        <w:rPr>
+          <w:lang w:val="es-ES"/>
+        </w:rPr>
+        <w:t xml:space="preserve">Lo mismo con una rendija </w:t>
+      </w:r>
+    </w:p>
+    <w:p>
+      <w:pPr>
+        <w:pStyle w:val="Prrafodelista"/>
+        <w:numPr>
+          <w:ilvl w:val="0"/>
+          <w:numId w:val="8"/>
+        </w:numPr>
+        <w:rPr>
+          <w:lang w:val="es-ES"/>
+        </w:rPr>
+      </w:pPr>
+      <w:r>
+        <w:rPr>
+          <w:lang w:val="es-ES"/>
+        </w:rPr>
+        <w:t>Cuando se varió entre los voltajes entre mayor voltaje habrá mayor conteo de f.</w:t>
+      </w:r>
+    </w:p>
+    <w:p>
+      <w:pPr>
+        <w:pStyle w:val="Prrafodelista"/>
+        <w:numPr>
+          <w:ilvl w:val="0"/>
+          <w:numId w:val="8"/>
+        </w:numPr>
+        <w:rPr>
+          <w:lang w:val="es-ES"/>
+        </w:rPr>
+      </w:pPr>
+      <w:r>
+        <w:rPr>
+          <w:lang w:val="es-ES"/>
+        </w:rPr>
+        <w:t xml:space="preserve">No se hizo lo de las 10 </w:t>
+      </w:r>
+      <w:proofErr w:type="gramStart"/>
+      <w:r>
+        <w:rPr>
+          <w:lang w:val="es-ES"/>
+        </w:rPr>
+        <w:t xml:space="preserve">repeticiones </w:t>
+      </w:r>
+      <w:r>
+        <w:rPr>
+          <w:lang w:val="es-ES"/>
+        </w:rPr>
+        <w:t xml:space="preserve"> o</w:t>
+      </w:r>
+      <w:proofErr w:type="gramEnd"/>
+      <w:r>
+        <w:rPr>
+          <w:lang w:val="es-ES"/>
+        </w:rPr>
+        <w:t xml:space="preserve"> es lo de la raíz. </w:t>
+      </w:r>
+    </w:p>
+    <w:p>
+      <w:pPr>
+        <w:pStyle w:val="Prrafodelista"/>
+        <w:numPr>
+          <w:ilvl w:val="0"/>
+          <w:numId w:val="8"/>
+        </w:numPr>
+        <w:rPr>
+          <w:lang w:val="es-ES"/>
+        </w:rPr>
+      </w:pPr>
+      <w:r>
+        <w:rPr>
+          <w:lang w:val="es-ES"/>
+        </w:rPr>
+        <w:t>Lo de lla atenuación del colimador además de que tiene el fotomultiplicador lo que hace que aumente la señal o se amplifique como tal.</w:t>
+      </w:r>
+      <w:r>
+        <w:rPr>
+          <w:lang w:val="es-ES"/>
+        </w:rPr>
+        <w:t xml:space="preserve"> Falta </w:t>
+      </w:r>
+      <w:proofErr w:type="gramStart"/>
+      <w:r>
+        <w:rPr>
+          <w:lang w:val="es-ES"/>
+        </w:rPr>
+        <w:t xml:space="preserve">mirar </w:t>
+      </w:r>
+      <w:r>
+        <w:rPr>
+          <w:lang w:val="es-ES"/>
+        </w:rPr>
+        <w:t>:</w:t>
+      </w:r>
+      <w:proofErr w:type="gramEnd"/>
+      <w:r>
+        <w:rPr>
+          <w:lang w:val="es-ES"/>
+        </w:rPr>
+        <w:t xml:space="preserve"> </w:t>
+      </w:r>
+      <w:r>
+        <w:rPr>
+          <w:lang w:val="es-ES"/>
+        </w:rPr>
+        <w:t>Puede calcular en promedio cada cu</w:t>
+      </w:r>
+      <w:r>
+        <w:rPr>
+          <w:lang w:val="es-ES"/>
+        </w:rPr>
+        <w:t>á</w:t>
+      </w:r>
+      <w:r>
+        <w:rPr>
+          <w:lang w:val="es-ES"/>
+        </w:rPr>
+        <w:t>nto llega un fot</w:t>
+      </w:r>
+      <w:r>
+        <w:rPr>
+          <w:lang w:val="es-ES"/>
+        </w:rPr>
+        <w:t>ón</w:t>
+      </w:r>
+      <w:r>
+        <w:rPr>
+          <w:lang w:val="es-ES"/>
+        </w:rPr>
+        <w:t xml:space="preserve"> al</w:t>
+      </w:r>
+      <w:r>
+        <w:rPr>
+          <w:lang w:val="es-ES"/>
+        </w:rPr>
+        <w:t xml:space="preserve"> </w:t>
+      </w:r>
+      <w:r>
+        <w:rPr>
+          <w:lang w:val="es-ES"/>
+        </w:rPr>
+        <w:t>detector y compararlo con el tiempo de vuelo desde la fuente hasta el detecto</w:t>
+      </w:r>
+      <w:r>
+        <w:rPr>
+          <w:lang w:val="es-ES"/>
+        </w:rPr>
+        <w:t xml:space="preserve">. </w:t>
+      </w:r>
+    </w:p>
+    <w:p>
+      <w:pPr>
+        <w:pStyle w:val="Prrafodelista"/>
+        <w:numPr>
+          <w:ilvl w:val="0"/>
+          <w:numId w:val="8"/>
+        </w:numPr>
+        <w:rPr>
+          <w:lang w:val="es-ES"/>
+        </w:rPr>
+      </w:pPr>
+      <w:r>
+        <w:rPr>
+          <w:lang w:val="es-ES"/>
+        </w:rPr>
+        <w:t>Que tiene que ver con la naturaleza corpuscular del fotón.</w:t>
+      </w:r>
+    </w:p>
+    <w:p>
+      <w:pPr>
+        <w:pStyle w:val="Prrafodelista"/>
+        <w:ind w:left="1065"/>
+        <w:rPr>
+          <w:lang w:val="es-ES"/>
+        </w:rPr>
+      </w:pPr>
+    </w:p>
+    <w:p>
+      <w:pPr>
+        <w:pStyle w:val="Prrafodelista"/>
+        <w:ind w:left="1065"/>
+        <w:rPr>
+          <w:lang w:val="es-ES"/>
+        </w:rPr>
+      </w:pPr>
+    </w:p>
+    <w:p>
+      <w:pPr>
+        <w:pStyle w:val="Prrafodelista"/>
+        <w:ind w:left="1065"/>
+        <w:rPr>
+          <w:lang w:val="es-ES"/>
+        </w:rPr>
+      </w:pPr>
+      <w:r>
+        <w:rPr>
+          <w:lang w:val="es-ES"/>
+        </w:rPr>
+        <w:t xml:space="preserve">Consideraciones: </w:t>
+      </w:r>
+    </w:p>
+    <w:p>
+      <w:pPr>
+        <w:pStyle w:val="Prrafodelista"/>
+        <w:numPr>
+          <w:ilvl w:val="0"/>
+          <w:numId w:val="10"/>
+        </w:numPr>
+        <w:rPr>
+          <w:lang w:val="es-ES"/>
+        </w:rPr>
+      </w:pPr>
+      <w:r>
+        <w:rPr>
+          <w:lang w:val="es-ES"/>
+        </w:rPr>
+        <w:t xml:space="preserve">¿En </w:t>
+      </w:r>
+      <w:proofErr w:type="spellStart"/>
+      <w:r>
+        <w:rPr>
+          <w:lang w:val="es-ES"/>
+        </w:rPr>
+        <w:t>qu´e</w:t>
+      </w:r>
+      <w:proofErr w:type="spellEnd"/>
+      <w:r>
+        <w:rPr>
+          <w:lang w:val="es-ES"/>
+        </w:rPr>
+        <w:t xml:space="preserve"> magnitud cree que afectan las siguientes variables en el experimento?</w:t>
+      </w:r>
+    </w:p>
+    <w:p>
+      <w:pPr>
+        <w:pStyle w:val="Prrafodelista"/>
+        <w:rPr>
+          <w:lang w:val="es-ES"/>
+        </w:rPr>
+      </w:pPr>
+    </w:p>
+    <w:p>
+      <w:pPr>
+        <w:pStyle w:val="Prrafodelista"/>
+        <w:numPr>
+          <w:ilvl w:val="0"/>
+          <w:numId w:val="1"/>
+        </w:numPr>
+        <w:rPr>
+          <w:lang w:val="es-ES"/>
+        </w:rPr>
+      </w:pPr>
+      <w:r>
+        <w:rPr>
+          <w:lang w:val="es-ES"/>
+        </w:rPr>
+        <w:t>Eficiencia de los detectores</w:t>
+      </w:r>
+    </w:p>
+    <w:p>
+      <w:pPr>
+        <w:pStyle w:val="Prrafodelista"/>
+        <w:numPr>
+          <w:ilvl w:val="0"/>
+          <w:numId w:val="1"/>
+        </w:numPr>
+        <w:rPr>
+          <w:lang w:val="es-ES"/>
+        </w:rPr>
+      </w:pPr>
+      <w:r>
+        <w:rPr>
+          <w:lang w:val="es-ES"/>
+        </w:rPr>
+        <w:t xml:space="preserve">La </w:t>
+      </w:r>
+      <w:proofErr w:type="spellStart"/>
+      <w:r>
+        <w:rPr>
+          <w:lang w:val="es-ES"/>
+        </w:rPr>
+        <w:t>condici´on</w:t>
+      </w:r>
+      <w:proofErr w:type="spellEnd"/>
+      <w:r>
+        <w:rPr>
+          <w:lang w:val="es-ES"/>
+        </w:rPr>
+        <w:t xml:space="preserve"> de </w:t>
+      </w:r>
+      <w:proofErr w:type="spellStart"/>
+      <w:r>
+        <w:rPr>
+          <w:lang w:val="es-ES"/>
+        </w:rPr>
+        <w:t>vac´ıo</w:t>
+      </w:r>
+      <w:proofErr w:type="spellEnd"/>
+      <w:r>
+        <w:rPr>
+          <w:lang w:val="es-ES"/>
+        </w:rPr>
+        <w:t xml:space="preserve"> en el </w:t>
+      </w:r>
+      <w:proofErr w:type="spellStart"/>
+      <w:r>
+        <w:rPr>
+          <w:lang w:val="es-ES"/>
+        </w:rPr>
+        <w:t>interfer´ometro</w:t>
+      </w:r>
+      <w:proofErr w:type="spellEnd"/>
+    </w:p>
+    <w:p>
+      <w:pPr>
+        <w:pStyle w:val="Prrafodelista"/>
+        <w:numPr>
+          <w:ilvl w:val="0"/>
+          <w:numId w:val="1"/>
+        </w:numPr>
+        <w:rPr>
+          <w:lang w:val="es-ES"/>
+        </w:rPr>
+      </w:pPr>
+      <w:r>
+        <w:rPr>
+          <w:lang w:val="es-ES"/>
+        </w:rPr>
+        <w:t xml:space="preserve">No tener una perfecta </w:t>
+      </w:r>
+      <w:proofErr w:type="spellStart"/>
+      <w:r>
+        <w:rPr>
+          <w:lang w:val="es-ES"/>
+        </w:rPr>
+        <w:t>alineaci´on</w:t>
+      </w:r>
+      <w:proofErr w:type="spellEnd"/>
+      <w:r>
+        <w:rPr>
+          <w:lang w:val="es-ES"/>
+        </w:rPr>
+        <w:t xml:space="preserve"> del </w:t>
+      </w:r>
+      <w:proofErr w:type="spellStart"/>
+      <w:r>
+        <w:rPr>
+          <w:lang w:val="es-ES"/>
+        </w:rPr>
+        <w:t>interfer´ometro</w:t>
+      </w:r>
+      <w:proofErr w:type="spellEnd"/>
+      <w:r>
+        <w:rPr>
+          <w:lang w:val="es-ES"/>
+        </w:rPr>
+        <w:t>.</w:t>
+      </w:r>
+    </w:p>
+    <w:p>
+      <w:pPr>
+        <w:pStyle w:val="Prrafodelista"/>
+        <w:numPr>
+          <w:ilvl w:val="0"/>
+          <w:numId w:val="1"/>
+        </w:numPr>
+        <w:rPr>
+          <w:lang w:val="es-ES"/>
+        </w:rPr>
+      </w:pPr>
+      <w:r>
+        <w:rPr>
+          <w:lang w:val="es-ES"/>
+        </w:rPr>
+        <w:t>Luz proveniente del ambiente.</w:t>
+      </w:r>
+    </w:p>
+    <w:p>
+      <w:pPr>
+        <w:pStyle w:val="Prrafodelista"/>
+        <w:numPr>
+          <w:ilvl w:val="0"/>
+          <w:numId w:val="1"/>
+        </w:numPr>
+        <w:rPr>
+          <w:lang w:val="es-ES"/>
+        </w:rPr>
+      </w:pPr>
+      <w:r>
+        <w:rPr>
+          <w:lang w:val="es-ES"/>
+        </w:rPr>
+        <w:t>Usar luz no coherente como fuente.</w:t>
+      </w:r>
+    </w:p>
+    <w:p>
+      <w:pPr>
+        <w:ind w:firstLine="360"/>
+        <w:rPr>
+          <w:lang w:val="es-ES"/>
+        </w:rPr>
+      </w:pPr>
+      <w:r>
+        <w:rPr>
+          <w:lang w:val="es-ES"/>
+        </w:rPr>
+        <w:t>-</w:t>
+      </w:r>
+      <w:r>
+        <w:rPr>
+          <w:lang w:val="es-ES"/>
+        </w:rPr>
+        <w:tab/>
+      </w:r>
+      <w:r>
+        <w:rPr>
+          <w:lang w:val="es-ES"/>
+        </w:rPr>
+        <w:t>No puntualidad de la rejilla detectora</w:t>
+      </w:r>
+    </w:p>
+    <w:p>
+      <w:pPr>
+        <w:ind w:firstLine="360"/>
+        <w:rPr>
+          <w:lang w:val="es-ES"/>
+        </w:rPr>
+      </w:pPr>
+      <w:r>
+        <w:rPr>
+          <w:lang w:val="es-ES"/>
+        </w:rPr>
+        <w:t>2. ¿</w:t>
+      </w:r>
+      <w:proofErr w:type="spellStart"/>
+      <w:r>
+        <w:rPr>
+          <w:lang w:val="es-ES"/>
+        </w:rPr>
+        <w:t>C´omo</w:t>
+      </w:r>
+      <w:proofErr w:type="spellEnd"/>
+      <w:r>
+        <w:rPr>
+          <w:lang w:val="es-ES"/>
+        </w:rPr>
+        <w:t xml:space="preserve"> </w:t>
+      </w:r>
+      <w:proofErr w:type="spellStart"/>
+      <w:r>
+        <w:rPr>
+          <w:lang w:val="es-ES"/>
+        </w:rPr>
+        <w:t>podr´ıa</w:t>
+      </w:r>
+      <w:proofErr w:type="spellEnd"/>
+      <w:r>
+        <w:rPr>
+          <w:lang w:val="es-ES"/>
+        </w:rPr>
+        <w:t xml:space="preserve"> (si es posible) minimizar los efectos de las variables mencionadas en</w:t>
+      </w:r>
+      <w:r>
+        <w:rPr>
+          <w:lang w:val="es-ES"/>
+        </w:rPr>
+        <w:t xml:space="preserve"> </w:t>
+      </w:r>
+      <w:r>
+        <w:rPr>
+          <w:lang w:val="es-ES"/>
+        </w:rPr>
+        <w:t>el punto anterior?</w:t>
       </w:r>
     </w:p>
     <w:sectPr>
@@ -160,6 +4793,362 @@
 <file path=word/numbering.xml><?xml version="1.0" encoding="utf-8"?>
 <w:numbering xmlns:wpc="http://schemas.microsoft.com/office/word/2010/wordprocessingCanvas" xmlns:cx="http://schemas.microsoft.com/office/drawing/2014/chartex" xmlns:cx1="http://schemas.microsoft.com/office/drawing/2015/9/8/chartex" xmlns:cx2="http://schemas.microsoft.com/office/drawing/2015/10/21/chartex" xmlns:cx3="http://schemas.microsoft.com/office/drawing/2016/5/9/chartex" xmlns:cx4="http://schemas.microsoft.com/office/drawing/2016/5/10/chartex" xmlns:cx5="http://schemas.microsoft.com/office/drawing/2016/5/11/chartex" xmlns:cx6="http://schemas.microsoft.com/office/drawing/2016/5/12/chartex" xmlns:cx7="http://schemas.microsoft.com/office/drawing/2016/5/13/chartex" xmlns:cx8="http://schemas.microsoft.com/office/drawing/2016/5/14/chartex" xmlns:mc="http://schemas.openxmlformats.org/markup-compatibility/2006" xmlns:aink="http://schemas.microsoft.com/office/drawing/2016/ink" xmlns:am3d="http://schemas.microsoft.com/office/drawing/2017/model3d" xmlns:o="urn:schemas-microsoft-com:office:office" xmlns:oel="http://schemas.microsoft.com/office/2019/extlst" xmlns:r="http://schemas.openxmlformats.org/officeDocument/2006/relationships" xmlns:m="http://schemas.openxmlformats.org/officeDocument/2006/math" xmlns:v="urn:schemas-microsoft-com:vml" xmlns:wp14="http://schemas.microsoft.com/office/word/2010/wordprocessingDrawing" xmlns:wp="http://schemas.openxmlformats.org/drawingml/2006/wordprocessingDrawing" xmlns:w10="urn:schemas-microsoft-com:office:word" xmlns:w="http://schemas.openxmlformats.org/wordprocessingml/2006/main" xmlns:w14="http://schemas.microsoft.com/office/word/2010/wordml" xmlns:w15="http://schemas.microsoft.com/office/word/2012/wordml" xmlns:w16cex="http://schemas.microsoft.com/office/word/2018/wordml/cex" xmlns:w16cid="http://schemas.microsoft.com/office/word/2016/wordml/cid" xmlns:w16="http://schemas.microsoft.com/office/word/2018/wordml" xmlns:w16du="http://schemas.microsoft.com/office/word/2023/wordml/word16du" xmlns:w16sdtdh="http://schemas.microsoft.com/office/word/2020/wordml/sdtdatahash" xmlns:w16sdtfl="http://schemas.microsoft.com/office/word/2024/wordml/sdtformatlock" xmlns:w16se="http://schemas.microsoft.com/office/word/2015/wordml/symex" xmlns:wpg="http://schemas.microsoft.com/office/word/2010/wordprocessingGroup" xmlns:wpi="http://schemas.microsoft.com/office/word/2010/wordprocessingInk" xmlns:wne="http://schemas.microsoft.com/office/word/2006/wordml" xmlns:wps="http://schemas.microsoft.com/office/word/2010/wordprocessingShape" mc:Ignorable="w14 w15 w16se w16cid w16 w16cex w16sdtdh w16sdtfl w16du wp14">
   <w:abstractNum w:abstractNumId="0" w15:restartNumberingAfterBreak="0">
+    <w:nsid w:val="06AF21C6"/>
+    <w:multiLevelType w:val="hybridMultilevel"/>
+    <w:tmpl w:val="35ECEFEA"/>
+    <w:lvl w:ilvl="0" w:tplc="580A000F">
+      <w:start w:val="1"/>
+      <w:numFmt w:val="decimal"/>
+      <w:lvlText w:val="%1."/>
+      <w:lvlJc w:val="left"/>
+      <w:pPr>
+        <w:ind w:left="720" w:hanging="360"/>
+      </w:pPr>
+      <w:rPr>
+        <w:rFonts w:hint="default"/>
+      </w:rPr>
+    </w:lvl>
+    <w:lvl w:ilvl="1" w:tplc="580A0019" w:tentative="1">
+      <w:start w:val="1"/>
+      <w:numFmt w:val="lowerLetter"/>
+      <w:lvlText w:val="%2."/>
+      <w:lvlJc w:val="left"/>
+      <w:pPr>
+        <w:ind w:left="1440" w:hanging="360"/>
+      </w:pPr>
+    </w:lvl>
+    <w:lvl w:ilvl="2" w:tplc="580A001B" w:tentative="1">
+      <w:start w:val="1"/>
+      <w:numFmt w:val="lowerRoman"/>
+      <w:lvlText w:val="%3."/>
+      <w:lvlJc w:val="right"/>
+      <w:pPr>
+        <w:ind w:left="2160" w:hanging="180"/>
+      </w:pPr>
+    </w:lvl>
+    <w:lvl w:ilvl="3" w:tplc="580A000F" w:tentative="1">
+      <w:start w:val="1"/>
+      <w:numFmt w:val="decimal"/>
+      <w:lvlText w:val="%4."/>
+      <w:lvlJc w:val="left"/>
+      <w:pPr>
+        <w:ind w:left="2880" w:hanging="360"/>
+      </w:pPr>
+    </w:lvl>
+    <w:lvl w:ilvl="4" w:tplc="580A0019" w:tentative="1">
+      <w:start w:val="1"/>
+      <w:numFmt w:val="lowerLetter"/>
+      <w:lvlText w:val="%5."/>
+      <w:lvlJc w:val="left"/>
+      <w:pPr>
+        <w:ind w:left="3600" w:hanging="360"/>
+      </w:pPr>
+    </w:lvl>
+    <w:lvl w:ilvl="5" w:tplc="580A001B" w:tentative="1">
+      <w:start w:val="1"/>
+      <w:numFmt w:val="lowerRoman"/>
+      <w:lvlText w:val="%6."/>
+      <w:lvlJc w:val="right"/>
+      <w:pPr>
+        <w:ind w:left="4320" w:hanging="180"/>
+      </w:pPr>
+    </w:lvl>
+    <w:lvl w:ilvl="6" w:tplc="580A000F" w:tentative="1">
+      <w:start w:val="1"/>
+      <w:numFmt w:val="decimal"/>
+      <w:lvlText w:val="%7."/>
+      <w:lvlJc w:val="left"/>
+      <w:pPr>
+        <w:ind w:left="5040" w:hanging="360"/>
+      </w:pPr>
+    </w:lvl>
+    <w:lvl w:ilvl="7" w:tplc="580A0019" w:tentative="1">
+      <w:start w:val="1"/>
+      <w:numFmt w:val="lowerLetter"/>
+      <w:lvlText w:val="%8."/>
+      <w:lvlJc w:val="left"/>
+      <w:pPr>
+        <w:ind w:left="5760" w:hanging="360"/>
+      </w:pPr>
+    </w:lvl>
+    <w:lvl w:ilvl="8" w:tplc="580A001B" w:tentative="1">
+      <w:start w:val="1"/>
+      <w:numFmt w:val="lowerRoman"/>
+      <w:lvlText w:val="%9."/>
+      <w:lvlJc w:val="right"/>
+      <w:pPr>
+        <w:ind w:left="6480" w:hanging="180"/>
+      </w:pPr>
+    </w:lvl>
+  </w:abstractNum>
+  <w:abstractNum w:abstractNumId="1" w15:restartNumberingAfterBreak="0">
+    <w:nsid w:val="06FC0FAE"/>
+    <w:multiLevelType w:val="hybridMultilevel"/>
+    <w:tmpl w:val="6AE2D9D6"/>
+    <w:lvl w:ilvl="0" w:tplc="F30A6BDC">
+      <w:start w:val="1"/>
+      <w:numFmt w:val="decimal"/>
+      <w:lvlText w:val="%1."/>
+      <w:lvlJc w:val="left"/>
+      <w:pPr>
+        <w:ind w:left="1065" w:hanging="360"/>
+      </w:pPr>
+      <w:rPr>
+        <w:rFonts w:hint="default"/>
+      </w:rPr>
+    </w:lvl>
+    <w:lvl w:ilvl="1" w:tplc="580A0019" w:tentative="1">
+      <w:start w:val="1"/>
+      <w:numFmt w:val="lowerLetter"/>
+      <w:lvlText w:val="%2."/>
+      <w:lvlJc w:val="left"/>
+      <w:pPr>
+        <w:ind w:left="1785" w:hanging="360"/>
+      </w:pPr>
+    </w:lvl>
+    <w:lvl w:ilvl="2" w:tplc="580A001B" w:tentative="1">
+      <w:start w:val="1"/>
+      <w:numFmt w:val="lowerRoman"/>
+      <w:lvlText w:val="%3."/>
+      <w:lvlJc w:val="right"/>
+      <w:pPr>
+        <w:ind w:left="2505" w:hanging="180"/>
+      </w:pPr>
+    </w:lvl>
+    <w:lvl w:ilvl="3" w:tplc="580A000F" w:tentative="1">
+      <w:start w:val="1"/>
+      <w:numFmt w:val="decimal"/>
+      <w:lvlText w:val="%4."/>
+      <w:lvlJc w:val="left"/>
+      <w:pPr>
+        <w:ind w:left="3225" w:hanging="360"/>
+      </w:pPr>
+    </w:lvl>
+    <w:lvl w:ilvl="4" w:tplc="580A0019" w:tentative="1">
+      <w:start w:val="1"/>
+      <w:numFmt w:val="lowerLetter"/>
+      <w:lvlText w:val="%5."/>
+      <w:lvlJc w:val="left"/>
+      <w:pPr>
+        <w:ind w:left="3945" w:hanging="360"/>
+      </w:pPr>
+    </w:lvl>
+    <w:lvl w:ilvl="5" w:tplc="580A001B" w:tentative="1">
+      <w:start w:val="1"/>
+      <w:numFmt w:val="lowerRoman"/>
+      <w:lvlText w:val="%6."/>
+      <w:lvlJc w:val="right"/>
+      <w:pPr>
+        <w:ind w:left="4665" w:hanging="180"/>
+      </w:pPr>
+    </w:lvl>
+    <w:lvl w:ilvl="6" w:tplc="580A000F" w:tentative="1">
+      <w:start w:val="1"/>
+      <w:numFmt w:val="decimal"/>
+      <w:lvlText w:val="%7."/>
+      <w:lvlJc w:val="left"/>
+      <w:pPr>
+        <w:ind w:left="5385" w:hanging="360"/>
+      </w:pPr>
+    </w:lvl>
+    <w:lvl w:ilvl="7" w:tplc="580A0019" w:tentative="1">
+      <w:start w:val="1"/>
+      <w:numFmt w:val="lowerLetter"/>
+      <w:lvlText w:val="%8."/>
+      <w:lvlJc w:val="left"/>
+      <w:pPr>
+        <w:ind w:left="6105" w:hanging="360"/>
+      </w:pPr>
+    </w:lvl>
+    <w:lvl w:ilvl="8" w:tplc="580A001B" w:tentative="1">
+      <w:start w:val="1"/>
+      <w:numFmt w:val="lowerRoman"/>
+      <w:lvlText w:val="%9."/>
+      <w:lvlJc w:val="right"/>
+      <w:pPr>
+        <w:ind w:left="6825" w:hanging="180"/>
+      </w:pPr>
+    </w:lvl>
+  </w:abstractNum>
+  <w:abstractNum w:abstractNumId="2" w15:restartNumberingAfterBreak="0">
+    <w:nsid w:val="0F2821CF"/>
+    <w:multiLevelType w:val="hybridMultilevel"/>
+    <w:tmpl w:val="71042D4C"/>
+    <w:lvl w:ilvl="0" w:tplc="1B98F090">
+      <w:start w:val="1"/>
+      <w:numFmt w:val="decimal"/>
+      <w:lvlText w:val="%1."/>
+      <w:lvlJc w:val="left"/>
+      <w:pPr>
+        <w:ind w:left="1425" w:hanging="360"/>
+      </w:pPr>
+      <w:rPr>
+        <w:rFonts w:hint="default"/>
+      </w:rPr>
+    </w:lvl>
+    <w:lvl w:ilvl="1" w:tplc="580A0019" w:tentative="1">
+      <w:start w:val="1"/>
+      <w:numFmt w:val="lowerLetter"/>
+      <w:lvlText w:val="%2."/>
+      <w:lvlJc w:val="left"/>
+      <w:pPr>
+        <w:ind w:left="2145" w:hanging="360"/>
+      </w:pPr>
+    </w:lvl>
+    <w:lvl w:ilvl="2" w:tplc="580A001B" w:tentative="1">
+      <w:start w:val="1"/>
+      <w:numFmt w:val="lowerRoman"/>
+      <w:lvlText w:val="%3."/>
+      <w:lvlJc w:val="right"/>
+      <w:pPr>
+        <w:ind w:left="2865" w:hanging="180"/>
+      </w:pPr>
+    </w:lvl>
+    <w:lvl w:ilvl="3" w:tplc="580A000F" w:tentative="1">
+      <w:start w:val="1"/>
+      <w:numFmt w:val="decimal"/>
+      <w:lvlText w:val="%4."/>
+      <w:lvlJc w:val="left"/>
+      <w:pPr>
+        <w:ind w:left="3585" w:hanging="360"/>
+      </w:pPr>
+    </w:lvl>
+    <w:lvl w:ilvl="4" w:tplc="580A0019" w:tentative="1">
+      <w:start w:val="1"/>
+      <w:numFmt w:val="lowerLetter"/>
+      <w:lvlText w:val="%5."/>
+      <w:lvlJc w:val="left"/>
+      <w:pPr>
+        <w:ind w:left="4305" w:hanging="360"/>
+      </w:pPr>
+    </w:lvl>
+    <w:lvl w:ilvl="5" w:tplc="580A001B" w:tentative="1">
+      <w:start w:val="1"/>
+      <w:numFmt w:val="lowerRoman"/>
+      <w:lvlText w:val="%6."/>
+      <w:lvlJc w:val="right"/>
+      <w:pPr>
+        <w:ind w:left="5025" w:hanging="180"/>
+      </w:pPr>
+    </w:lvl>
+    <w:lvl w:ilvl="6" w:tplc="580A000F" w:tentative="1">
+      <w:start w:val="1"/>
+      <w:numFmt w:val="decimal"/>
+      <w:lvlText w:val="%7."/>
+      <w:lvlJc w:val="left"/>
+      <w:pPr>
+        <w:ind w:left="5745" w:hanging="360"/>
+      </w:pPr>
+    </w:lvl>
+    <w:lvl w:ilvl="7" w:tplc="580A0019" w:tentative="1">
+      <w:start w:val="1"/>
+      <w:numFmt w:val="lowerLetter"/>
+      <w:lvlText w:val="%8."/>
+      <w:lvlJc w:val="left"/>
+      <w:pPr>
+        <w:ind w:left="6465" w:hanging="360"/>
+      </w:pPr>
+    </w:lvl>
+    <w:lvl w:ilvl="8" w:tplc="580A001B" w:tentative="1">
+      <w:start w:val="1"/>
+      <w:numFmt w:val="lowerRoman"/>
+      <w:lvlText w:val="%9."/>
+      <w:lvlJc w:val="right"/>
+      <w:pPr>
+        <w:ind w:left="7185" w:hanging="180"/>
+      </w:pPr>
+    </w:lvl>
+  </w:abstractNum>
+  <w:abstractNum w:abstractNumId="3" w15:restartNumberingAfterBreak="0">
+    <w:nsid w:val="1C372CA3"/>
+    <w:multiLevelType w:val="hybridMultilevel"/>
+    <w:tmpl w:val="15129D46"/>
+    <w:lvl w:ilvl="0" w:tplc="580A000F">
+      <w:start w:val="1"/>
+      <w:numFmt w:val="decimal"/>
+      <w:lvlText w:val="%1."/>
+      <w:lvlJc w:val="left"/>
+      <w:pPr>
+        <w:ind w:left="720" w:hanging="360"/>
+      </w:pPr>
+      <w:rPr>
+        <w:rFonts w:hint="default"/>
+      </w:rPr>
+    </w:lvl>
+    <w:lvl w:ilvl="1" w:tplc="580A0019" w:tentative="1">
+      <w:start w:val="1"/>
+      <w:numFmt w:val="lowerLetter"/>
+      <w:lvlText w:val="%2."/>
+      <w:lvlJc w:val="left"/>
+      <w:pPr>
+        <w:ind w:left="1440" w:hanging="360"/>
+      </w:pPr>
+    </w:lvl>
+    <w:lvl w:ilvl="2" w:tplc="580A001B" w:tentative="1">
+      <w:start w:val="1"/>
+      <w:numFmt w:val="lowerRoman"/>
+      <w:lvlText w:val="%3."/>
+      <w:lvlJc w:val="right"/>
+      <w:pPr>
+        <w:ind w:left="2160" w:hanging="180"/>
+      </w:pPr>
+    </w:lvl>
+    <w:lvl w:ilvl="3" w:tplc="580A000F" w:tentative="1">
+      <w:start w:val="1"/>
+      <w:numFmt w:val="decimal"/>
+      <w:lvlText w:val="%4."/>
+      <w:lvlJc w:val="left"/>
+      <w:pPr>
+        <w:ind w:left="2880" w:hanging="360"/>
+      </w:pPr>
+    </w:lvl>
+    <w:lvl w:ilvl="4" w:tplc="580A0019" w:tentative="1">
+      <w:start w:val="1"/>
+      <w:numFmt w:val="lowerLetter"/>
+      <w:lvlText w:val="%5."/>
+      <w:lvlJc w:val="left"/>
+      <w:pPr>
+        <w:ind w:left="3600" w:hanging="360"/>
+      </w:pPr>
+    </w:lvl>
+    <w:lvl w:ilvl="5" w:tplc="580A001B" w:tentative="1">
+      <w:start w:val="1"/>
+      <w:numFmt w:val="lowerRoman"/>
+      <w:lvlText w:val="%6."/>
+      <w:lvlJc w:val="right"/>
+      <w:pPr>
+        <w:ind w:left="4320" w:hanging="180"/>
+      </w:pPr>
+    </w:lvl>
+    <w:lvl w:ilvl="6" w:tplc="580A000F" w:tentative="1">
+      <w:start w:val="1"/>
+      <w:numFmt w:val="decimal"/>
+      <w:lvlText w:val="%7."/>
+      <w:lvlJc w:val="left"/>
+      <w:pPr>
+        <w:ind w:left="5040" w:hanging="360"/>
+      </w:pPr>
+    </w:lvl>
+    <w:lvl w:ilvl="7" w:tplc="580A0019" w:tentative="1">
+      <w:start w:val="1"/>
+      <w:numFmt w:val="lowerLetter"/>
+      <w:lvlText w:val="%8."/>
+      <w:lvlJc w:val="left"/>
+      <w:pPr>
+        <w:ind w:left="5760" w:hanging="360"/>
+      </w:pPr>
+    </w:lvl>
+    <w:lvl w:ilvl="8" w:tplc="580A001B" w:tentative="1">
+      <w:start w:val="1"/>
+      <w:numFmt w:val="lowerRoman"/>
+      <w:lvlText w:val="%9."/>
+      <w:lvlJc w:val="right"/>
+      <w:pPr>
+        <w:ind w:left="6480" w:hanging="180"/>
+      </w:pPr>
+    </w:lvl>
+  </w:abstractNum>
+  <w:abstractNum w:abstractNumId="4" w15:restartNumberingAfterBreak="0">
     <w:nsid w:val="24A34A99"/>
     <w:multiLevelType w:val="hybridMultilevel"/>
     <w:tmpl w:val="E08CF87E"/>
@@ -271,10 +5260,10 @@
       </w:rPr>
     </w:lvl>
   </w:abstractNum>
-  <w:abstractNum w:abstractNumId="1" w15:restartNumberingAfterBreak="0">
-    <w:nsid w:val="2DF43224"/>
+  <w:abstractNum w:abstractNumId="5" w15:restartNumberingAfterBreak="0">
+    <w:nsid w:val="29E27D39"/>
     <w:multiLevelType w:val="hybridMultilevel"/>
-    <w:tmpl w:val="3AE4AEFE"/>
+    <w:tmpl w:val="236E9904"/>
     <w:lvl w:ilvl="0" w:tplc="580A000F">
       <w:start w:val="1"/>
       <w:numFmt w:val="decimal"/>
@@ -360,17 +5349,17 @@
       </w:pPr>
     </w:lvl>
   </w:abstractNum>
-  <w:abstractNum w:abstractNumId="2" w15:restartNumberingAfterBreak="0">
-    <w:nsid w:val="461841F7"/>
+  <w:abstractNum w:abstractNumId="6" w15:restartNumberingAfterBreak="0">
+    <w:nsid w:val="2DF43224"/>
     <w:multiLevelType w:val="hybridMultilevel"/>
-    <w:tmpl w:val="B1CE99F4"/>
-    <w:lvl w:ilvl="0" w:tplc="D968F070">
+    <w:tmpl w:val="3AE4AEFE"/>
+    <w:lvl w:ilvl="0" w:tplc="580A000F">
       <w:start w:val="1"/>
       <w:numFmt w:val="decimal"/>
       <w:lvlText w:val="%1."/>
       <w:lvlJc w:val="left"/>
       <w:pPr>
-        <w:ind w:left="1080" w:hanging="360"/>
+        <w:ind w:left="720" w:hanging="360"/>
       </w:pPr>
       <w:rPr>
         <w:rFonts w:hint="default"/>
@@ -382,7 +5371,7 @@
       <w:lvlText w:val="%2."/>
       <w:lvlJc w:val="left"/>
       <w:pPr>
-        <w:ind w:left="1800" w:hanging="360"/>
+        <w:ind w:left="1440" w:hanging="360"/>
       </w:pPr>
     </w:lvl>
     <w:lvl w:ilvl="2" w:tplc="580A001B" w:tentative="1">
@@ -391,7 +5380,7 @@
       <w:lvlText w:val="%3."/>
       <w:lvlJc w:val="right"/>
       <w:pPr>
-        <w:ind w:left="2520" w:hanging="180"/>
+        <w:ind w:left="2160" w:hanging="180"/>
       </w:pPr>
     </w:lvl>
     <w:lvl w:ilvl="3" w:tplc="580A000F" w:tentative="1">
@@ -400,7 +5389,7 @@
       <w:lvlText w:val="%4."/>
       <w:lvlJc w:val="left"/>
       <w:pPr>
-        <w:ind w:left="3240" w:hanging="360"/>
+        <w:ind w:left="2880" w:hanging="360"/>
       </w:pPr>
     </w:lvl>
     <w:lvl w:ilvl="4" w:tplc="580A0019" w:tentative="1">
@@ -409,7 +5398,7 @@
       <w:lvlText w:val="%5."/>
       <w:lvlJc w:val="left"/>
       <w:pPr>
-        <w:ind w:left="3960" w:hanging="360"/>
+        <w:ind w:left="3600" w:hanging="360"/>
       </w:pPr>
     </w:lvl>
     <w:lvl w:ilvl="5" w:tplc="580A001B" w:tentative="1">
@@ -418,7 +5407,7 @@
       <w:lvlText w:val="%6."/>
       <w:lvlJc w:val="right"/>
       <w:pPr>
-        <w:ind w:left="4680" w:hanging="180"/>
+        <w:ind w:left="4320" w:hanging="180"/>
       </w:pPr>
     </w:lvl>
     <w:lvl w:ilvl="6" w:tplc="580A000F" w:tentative="1">
@@ -427,7 +5416,7 @@
       <w:lvlText w:val="%7."/>
       <w:lvlJc w:val="left"/>
       <w:pPr>
-        <w:ind w:left="5400" w:hanging="360"/>
+        <w:ind w:left="5040" w:hanging="360"/>
       </w:pPr>
     </w:lvl>
     <w:lvl w:ilvl="7" w:tplc="580A0019" w:tentative="1">
@@ -436,7 +5425,7 @@
       <w:lvlText w:val="%8."/>
       <w:lvlJc w:val="left"/>
       <w:pPr>
-        <w:ind w:left="6120" w:hanging="360"/>
+        <w:ind w:left="5760" w:hanging="360"/>
       </w:pPr>
     </w:lvl>
     <w:lvl w:ilvl="8" w:tplc="580A001B" w:tentative="1">
@@ -445,21 +5434,21 @@
       <w:lvlText w:val="%9."/>
       <w:lvlJc w:val="right"/>
       <w:pPr>
-        <w:ind w:left="6840" w:hanging="180"/>
+        <w:ind w:left="6480" w:hanging="180"/>
       </w:pPr>
     </w:lvl>
   </w:abstractNum>
-  <w:abstractNum w:abstractNumId="3" w15:restartNumberingAfterBreak="0">
-    <w:nsid w:val="50370B24"/>
+  <w:abstractNum w:abstractNumId="7" w15:restartNumberingAfterBreak="0">
+    <w:nsid w:val="461841F7"/>
     <w:multiLevelType w:val="hybridMultilevel"/>
-    <w:tmpl w:val="54664806"/>
-    <w:lvl w:ilvl="0" w:tplc="580A000F">
+    <w:tmpl w:val="B1CE99F4"/>
+    <w:lvl w:ilvl="0" w:tplc="D968F070">
       <w:start w:val="1"/>
       <w:numFmt w:val="decimal"/>
       <w:lvlText w:val="%1."/>
       <w:lvlJc w:val="left"/>
       <w:pPr>
-        <w:ind w:left="720" w:hanging="360"/>
+        <w:ind w:left="1080" w:hanging="360"/>
       </w:pPr>
       <w:rPr>
         <w:rFonts w:hint="default"/>
@@ -471,7 +5460,7 @@
       <w:lvlText w:val="%2."/>
       <w:lvlJc w:val="left"/>
       <w:pPr>
-        <w:ind w:left="1440" w:hanging="360"/>
+        <w:ind w:left="1800" w:hanging="360"/>
       </w:pPr>
     </w:lvl>
     <w:lvl w:ilvl="2" w:tplc="580A001B" w:tentative="1">
@@ -480,7 +5469,7 @@
       <w:lvlText w:val="%3."/>
       <w:lvlJc w:val="right"/>
       <w:pPr>
-        <w:ind w:left="2160" w:hanging="180"/>
+        <w:ind w:left="2520" w:hanging="180"/>
       </w:pPr>
     </w:lvl>
     <w:lvl w:ilvl="3" w:tplc="580A000F" w:tentative="1">
@@ -489,7 +5478,7 @@
       <w:lvlText w:val="%4."/>
       <w:lvlJc w:val="left"/>
       <w:pPr>
-        <w:ind w:left="2880" w:hanging="360"/>
+        <w:ind w:left="3240" w:hanging="360"/>
       </w:pPr>
     </w:lvl>
     <w:lvl w:ilvl="4" w:tplc="580A0019" w:tentative="1">
@@ -498,7 +5487,7 @@
       <w:lvlText w:val="%5."/>
       <w:lvlJc w:val="left"/>
       <w:pPr>
-        <w:ind w:left="3600" w:hanging="360"/>
+        <w:ind w:left="3960" w:hanging="360"/>
       </w:pPr>
     </w:lvl>
     <w:lvl w:ilvl="5" w:tplc="580A001B" w:tentative="1">
@@ -507,7 +5496,7 @@
       <w:lvlText w:val="%6."/>
       <w:lvlJc w:val="right"/>
       <w:pPr>
-        <w:ind w:left="4320" w:hanging="180"/>
+        <w:ind w:left="4680" w:hanging="180"/>
       </w:pPr>
     </w:lvl>
     <w:lvl w:ilvl="6" w:tplc="580A000F" w:tentative="1">
@@ -516,7 +5505,7 @@
       <w:lvlText w:val="%7."/>
       <w:lvlJc w:val="left"/>
       <w:pPr>
-        <w:ind w:left="5040" w:hanging="360"/>
+        <w:ind w:left="5400" w:hanging="360"/>
       </w:pPr>
     </w:lvl>
     <w:lvl w:ilvl="7" w:tplc="580A0019" w:tentative="1">
@@ -525,7 +5514,7 @@
       <w:lvlText w:val="%8."/>
       <w:lvlJc w:val="left"/>
       <w:pPr>
-        <w:ind w:left="5760" w:hanging="360"/>
+        <w:ind w:left="6120" w:hanging="360"/>
       </w:pPr>
     </w:lvl>
     <w:lvl w:ilvl="8" w:tplc="580A001B" w:tentative="1">
@@ -534,14 +5523,14 @@
       <w:lvlText w:val="%9."/>
       <w:lvlJc w:val="right"/>
       <w:pPr>
-        <w:ind w:left="6480" w:hanging="180"/>
+        <w:ind w:left="6840" w:hanging="180"/>
       </w:pPr>
     </w:lvl>
   </w:abstractNum>
-  <w:abstractNum w:abstractNumId="4" w15:restartNumberingAfterBreak="0">
-    <w:nsid w:val="71B9089A"/>
+  <w:abstractNum w:abstractNumId="8" w15:restartNumberingAfterBreak="0">
+    <w:nsid w:val="50370B24"/>
     <w:multiLevelType w:val="hybridMultilevel"/>
-    <w:tmpl w:val="419665FA"/>
+    <w:tmpl w:val="54664806"/>
     <w:lvl w:ilvl="0" w:tplc="580A000F">
       <w:start w:val="1"/>
       <w:numFmt w:val="decimal"/>
@@ -627,20 +5616,124 @@
       </w:pPr>
     </w:lvl>
   </w:abstractNum>
+  <w:abstractNum w:abstractNumId="9" w15:restartNumberingAfterBreak="0">
+    <w:nsid w:val="71B9089A"/>
+    <w:multiLevelType w:val="hybridMultilevel"/>
+    <w:tmpl w:val="419665FA"/>
+    <w:lvl w:ilvl="0" w:tplc="580A000F">
+      <w:start w:val="1"/>
+      <w:numFmt w:val="decimal"/>
+      <w:lvlText w:val="%1."/>
+      <w:lvlJc w:val="left"/>
+      <w:pPr>
+        <w:ind w:left="720" w:hanging="360"/>
+      </w:pPr>
+      <w:rPr>
+        <w:rFonts w:hint="default"/>
+      </w:rPr>
+    </w:lvl>
+    <w:lvl w:ilvl="1" w:tplc="580A0019" w:tentative="1">
+      <w:start w:val="1"/>
+      <w:numFmt w:val="lowerLetter"/>
+      <w:lvlText w:val="%2."/>
+      <w:lvlJc w:val="left"/>
+      <w:pPr>
+        <w:ind w:left="1440" w:hanging="360"/>
+      </w:pPr>
+    </w:lvl>
+    <w:lvl w:ilvl="2" w:tplc="580A001B" w:tentative="1">
+      <w:start w:val="1"/>
+      <w:numFmt w:val="lowerRoman"/>
+      <w:lvlText w:val="%3."/>
+      <w:lvlJc w:val="right"/>
+      <w:pPr>
+        <w:ind w:left="2160" w:hanging="180"/>
+      </w:pPr>
+    </w:lvl>
+    <w:lvl w:ilvl="3" w:tplc="580A000F" w:tentative="1">
+      <w:start w:val="1"/>
+      <w:numFmt w:val="decimal"/>
+      <w:lvlText w:val="%4."/>
+      <w:lvlJc w:val="left"/>
+      <w:pPr>
+        <w:ind w:left="2880" w:hanging="360"/>
+      </w:pPr>
+    </w:lvl>
+    <w:lvl w:ilvl="4" w:tplc="580A0019" w:tentative="1">
+      <w:start w:val="1"/>
+      <w:numFmt w:val="lowerLetter"/>
+      <w:lvlText w:val="%5."/>
+      <w:lvlJc w:val="left"/>
+      <w:pPr>
+        <w:ind w:left="3600" w:hanging="360"/>
+      </w:pPr>
+    </w:lvl>
+    <w:lvl w:ilvl="5" w:tplc="580A001B" w:tentative="1">
+      <w:start w:val="1"/>
+      <w:numFmt w:val="lowerRoman"/>
+      <w:lvlText w:val="%6."/>
+      <w:lvlJc w:val="right"/>
+      <w:pPr>
+        <w:ind w:left="4320" w:hanging="180"/>
+      </w:pPr>
+    </w:lvl>
+    <w:lvl w:ilvl="6" w:tplc="580A000F" w:tentative="1">
+      <w:start w:val="1"/>
+      <w:numFmt w:val="decimal"/>
+      <w:lvlText w:val="%7."/>
+      <w:lvlJc w:val="left"/>
+      <w:pPr>
+        <w:ind w:left="5040" w:hanging="360"/>
+      </w:pPr>
+    </w:lvl>
+    <w:lvl w:ilvl="7" w:tplc="580A0019" w:tentative="1">
+      <w:start w:val="1"/>
+      <w:numFmt w:val="lowerLetter"/>
+      <w:lvlText w:val="%8."/>
+      <w:lvlJc w:val="left"/>
+      <w:pPr>
+        <w:ind w:left="5760" w:hanging="360"/>
+      </w:pPr>
+    </w:lvl>
+    <w:lvl w:ilvl="8" w:tplc="580A001B" w:tentative="1">
+      <w:start w:val="1"/>
+      <w:numFmt w:val="lowerRoman"/>
+      <w:lvlText w:val="%9."/>
+      <w:lvlJc w:val="right"/>
+      <w:pPr>
+        <w:ind w:left="6480" w:hanging="180"/>
+      </w:pPr>
+    </w:lvl>
+  </w:abstractNum>
   <w:num w:numId="1" w16cid:durableId="1921019708">
-    <w:abstractNumId w:val="0"/>
+    <w:abstractNumId w:val="4"/>
   </w:num>
   <w:num w:numId="2" w16cid:durableId="1651205944">
-    <w:abstractNumId w:val="4"/>
+    <w:abstractNumId w:val="9"/>
   </w:num>
   <w:num w:numId="3" w16cid:durableId="87428070">
+    <w:abstractNumId w:val="6"/>
+  </w:num>
+  <w:num w:numId="4" w16cid:durableId="297075904">
+    <w:abstractNumId w:val="7"/>
+  </w:num>
+  <w:num w:numId="5" w16cid:durableId="928929258">
+    <w:abstractNumId w:val="8"/>
+  </w:num>
+  <w:num w:numId="6" w16cid:durableId="2003972726">
+    <w:abstractNumId w:val="3"/>
+  </w:num>
+  <w:num w:numId="7" w16cid:durableId="346640192">
+    <w:abstractNumId w:val="5"/>
+  </w:num>
+  <w:num w:numId="8" w16cid:durableId="11080564">
     <w:abstractNumId w:val="1"/>
   </w:num>
-  <w:num w:numId="4" w16cid:durableId="297075904">
+  <w:num w:numId="9" w16cid:durableId="1009219345">
     <w:abstractNumId w:val="2"/>
   </w:num>
-  <w:num w:numId="5" w16cid:durableId="928929258">
-    <w:abstractNumId w:val="3"/>
+  <w:num w:numId="10" w16cid:durableId="22217838">
+    <w:abstractNumId w:val="0"/>
   </w:num>
 </w:numbering>
 </file>
@@ -1565,6 +6658,3296 @@
 </w:styles>
 </file>
 
+<file path=word/charts/chart1.xml><?xml version="1.0" encoding="utf-8"?>
+<c:chartSpace xmlns:c="http://schemas.openxmlformats.org/drawingml/2006/chart" xmlns:a="http://schemas.openxmlformats.org/drawingml/2006/main" xmlns:r="http://schemas.openxmlformats.org/officeDocument/2006/relationships" xmlns:c16r2="http://schemas.microsoft.com/office/drawing/2015/06/chart">
+  <c:date1904 val="0"/>
+  <c:lang val="es-ES"/>
+  <c:roundedCorners val="0"/>
+  <mc:AlternateContent xmlns:mc="http://schemas.openxmlformats.org/markup-compatibility/2006">
+    <mc:Choice xmlns:c14="http://schemas.microsoft.com/office/drawing/2007/8/2/chart" Requires="c14">
+      <c14:style val="102"/>
+    </mc:Choice>
+    <mc:Fallback>
+      <c:style val="2"/>
+    </mc:Fallback>
+  </mc:AlternateContent>
+  <c:chart>
+    <c:title>
+      <c:overlay val="0"/>
+      <c:spPr>
+        <a:noFill/>
+        <a:ln>
+          <a:noFill/>
+        </a:ln>
+        <a:effectLst/>
+      </c:spPr>
+      <c:txPr>
+        <a:bodyPr rot="0" spcFirstLastPara="1" vertOverflow="ellipsis" vert="horz" wrap="square" anchor="ctr" anchorCtr="1"/>
+        <a:lstStyle/>
+        <a:p>
+          <a:pPr>
+            <a:defRPr sz="1400" b="0" i="0" u="none" strike="noStrike" kern="1200" spc="0" baseline="0">
+              <a:solidFill>
+                <a:schemeClr val="tx1">
+                  <a:lumMod val="65000"/>
+                  <a:lumOff val="35000"/>
+                </a:schemeClr>
+              </a:solidFill>
+              <a:latin typeface="+mn-lt"/>
+              <a:ea typeface="+mn-ea"/>
+              <a:cs typeface="+mn-cs"/>
+            </a:defRPr>
+          </a:pPr>
+          <a:endParaRPr lang="es-419"/>
+        </a:p>
+      </c:txPr>
+    </c:title>
+    <c:autoTitleDeleted val="0"/>
+    <c:plotArea>
+      <c:layout/>
+      <c:scatterChart>
+        <c:scatterStyle val="lineMarker"/>
+        <c:varyColors val="0"/>
+        <c:ser>
+          <c:idx val="0"/>
+          <c:order val="0"/>
+          <c:spPr>
+            <a:ln w="38100" cap="rnd">
+              <a:noFill/>
+              <a:round/>
+            </a:ln>
+            <a:effectLst/>
+          </c:spPr>
+          <c:marker>
+            <c:symbol val="circle"/>
+            <c:size val="5"/>
+            <c:spPr>
+              <a:solidFill>
+                <a:schemeClr val="accent1"/>
+              </a:solidFill>
+              <a:ln w="9525">
+                <a:solidFill>
+                  <a:schemeClr val="accent1"/>
+                </a:solidFill>
+              </a:ln>
+              <a:effectLst/>
+            </c:spPr>
+          </c:marker>
+          <c:xVal>
+            <c:numRef>
+              <c:f>'Doble Rendija'!$A$2:$A$193</c:f>
+              <c:numCache>
+                <c:formatCode>General</c:formatCode>
+                <c:ptCount val="192"/>
+                <c:pt idx="0">
+                  <c:v>0</c:v>
+                </c:pt>
+                <c:pt idx="1">
+                  <c:v>5</c:v>
+                </c:pt>
+                <c:pt idx="2">
+                  <c:v>10</c:v>
+                </c:pt>
+                <c:pt idx="3">
+                  <c:v>15</c:v>
+                </c:pt>
+                <c:pt idx="4">
+                  <c:v>20</c:v>
+                </c:pt>
+                <c:pt idx="5">
+                  <c:v>25</c:v>
+                </c:pt>
+                <c:pt idx="6">
+                  <c:v>30</c:v>
+                </c:pt>
+                <c:pt idx="7">
+                  <c:v>35</c:v>
+                </c:pt>
+                <c:pt idx="8">
+                  <c:v>40</c:v>
+                </c:pt>
+                <c:pt idx="9">
+                  <c:v>45</c:v>
+                </c:pt>
+                <c:pt idx="10">
+                  <c:v>50</c:v>
+                </c:pt>
+                <c:pt idx="11">
+                  <c:v>55</c:v>
+                </c:pt>
+                <c:pt idx="12">
+                  <c:v>60</c:v>
+                </c:pt>
+                <c:pt idx="13">
+                  <c:v>65</c:v>
+                </c:pt>
+                <c:pt idx="14">
+                  <c:v>70</c:v>
+                </c:pt>
+                <c:pt idx="15">
+                  <c:v>75</c:v>
+                </c:pt>
+                <c:pt idx="16">
+                  <c:v>80</c:v>
+                </c:pt>
+                <c:pt idx="17">
+                  <c:v>85</c:v>
+                </c:pt>
+                <c:pt idx="18">
+                  <c:v>90</c:v>
+                </c:pt>
+                <c:pt idx="19">
+                  <c:v>95</c:v>
+                </c:pt>
+                <c:pt idx="20">
+                  <c:v>100</c:v>
+                </c:pt>
+                <c:pt idx="21">
+                  <c:v>105</c:v>
+                </c:pt>
+                <c:pt idx="22">
+                  <c:v>110</c:v>
+                </c:pt>
+                <c:pt idx="23">
+                  <c:v>115</c:v>
+                </c:pt>
+                <c:pt idx="24">
+                  <c:v>120</c:v>
+                </c:pt>
+                <c:pt idx="25">
+                  <c:v>125</c:v>
+                </c:pt>
+                <c:pt idx="26">
+                  <c:v>130</c:v>
+                </c:pt>
+                <c:pt idx="27">
+                  <c:v>135</c:v>
+                </c:pt>
+                <c:pt idx="28">
+                  <c:v>140</c:v>
+                </c:pt>
+                <c:pt idx="29">
+                  <c:v>145</c:v>
+                </c:pt>
+                <c:pt idx="30">
+                  <c:v>150</c:v>
+                </c:pt>
+                <c:pt idx="31">
+                  <c:v>155</c:v>
+                </c:pt>
+                <c:pt idx="32">
+                  <c:v>160</c:v>
+                </c:pt>
+                <c:pt idx="33">
+                  <c:v>165</c:v>
+                </c:pt>
+                <c:pt idx="34">
+                  <c:v>170</c:v>
+                </c:pt>
+                <c:pt idx="35">
+                  <c:v>175</c:v>
+                </c:pt>
+                <c:pt idx="36">
+                  <c:v>180</c:v>
+                </c:pt>
+                <c:pt idx="37">
+                  <c:v>185</c:v>
+                </c:pt>
+                <c:pt idx="38">
+                  <c:v>190</c:v>
+                </c:pt>
+                <c:pt idx="39">
+                  <c:v>195</c:v>
+                </c:pt>
+                <c:pt idx="40">
+                  <c:v>200</c:v>
+                </c:pt>
+                <c:pt idx="41">
+                  <c:v>205</c:v>
+                </c:pt>
+                <c:pt idx="42">
+                  <c:v>210</c:v>
+                </c:pt>
+                <c:pt idx="43">
+                  <c:v>215</c:v>
+                </c:pt>
+                <c:pt idx="44">
+                  <c:v>220</c:v>
+                </c:pt>
+                <c:pt idx="45">
+                  <c:v>225</c:v>
+                </c:pt>
+                <c:pt idx="46">
+                  <c:v>230</c:v>
+                </c:pt>
+                <c:pt idx="47">
+                  <c:v>235</c:v>
+                </c:pt>
+                <c:pt idx="48">
+                  <c:v>240</c:v>
+                </c:pt>
+                <c:pt idx="49">
+                  <c:v>245</c:v>
+                </c:pt>
+                <c:pt idx="50">
+                  <c:v>250</c:v>
+                </c:pt>
+                <c:pt idx="51">
+                  <c:v>255</c:v>
+                </c:pt>
+                <c:pt idx="52">
+                  <c:v>260</c:v>
+                </c:pt>
+                <c:pt idx="53">
+                  <c:v>265</c:v>
+                </c:pt>
+                <c:pt idx="54">
+                  <c:v>270</c:v>
+                </c:pt>
+                <c:pt idx="55">
+                  <c:v>275</c:v>
+                </c:pt>
+                <c:pt idx="56">
+                  <c:v>280</c:v>
+                </c:pt>
+                <c:pt idx="57">
+                  <c:v>285</c:v>
+                </c:pt>
+                <c:pt idx="58">
+                  <c:v>290</c:v>
+                </c:pt>
+                <c:pt idx="59">
+                  <c:v>295</c:v>
+                </c:pt>
+                <c:pt idx="60">
+                  <c:v>300</c:v>
+                </c:pt>
+                <c:pt idx="61">
+                  <c:v>305</c:v>
+                </c:pt>
+                <c:pt idx="62">
+                  <c:v>310</c:v>
+                </c:pt>
+                <c:pt idx="63">
+                  <c:v>315</c:v>
+                </c:pt>
+                <c:pt idx="64">
+                  <c:v>320</c:v>
+                </c:pt>
+                <c:pt idx="65">
+                  <c:v>325</c:v>
+                </c:pt>
+                <c:pt idx="66">
+                  <c:v>330</c:v>
+                </c:pt>
+                <c:pt idx="67">
+                  <c:v>335</c:v>
+                </c:pt>
+                <c:pt idx="68">
+                  <c:v>340</c:v>
+                </c:pt>
+                <c:pt idx="69">
+                  <c:v>345</c:v>
+                </c:pt>
+                <c:pt idx="70">
+                  <c:v>350</c:v>
+                </c:pt>
+                <c:pt idx="71">
+                  <c:v>355</c:v>
+                </c:pt>
+                <c:pt idx="72">
+                  <c:v>360</c:v>
+                </c:pt>
+                <c:pt idx="73">
+                  <c:v>365</c:v>
+                </c:pt>
+                <c:pt idx="74">
+                  <c:v>370</c:v>
+                </c:pt>
+                <c:pt idx="75">
+                  <c:v>375</c:v>
+                </c:pt>
+                <c:pt idx="76">
+                  <c:v>380</c:v>
+                </c:pt>
+                <c:pt idx="77">
+                  <c:v>385</c:v>
+                </c:pt>
+                <c:pt idx="78">
+                  <c:v>390</c:v>
+                </c:pt>
+                <c:pt idx="79">
+                  <c:v>395</c:v>
+                </c:pt>
+                <c:pt idx="80">
+                  <c:v>400</c:v>
+                </c:pt>
+                <c:pt idx="81">
+                  <c:v>405</c:v>
+                </c:pt>
+                <c:pt idx="82">
+                  <c:v>410</c:v>
+                </c:pt>
+                <c:pt idx="83">
+                  <c:v>415</c:v>
+                </c:pt>
+                <c:pt idx="84">
+                  <c:v>420</c:v>
+                </c:pt>
+                <c:pt idx="85">
+                  <c:v>425</c:v>
+                </c:pt>
+                <c:pt idx="86">
+                  <c:v>430</c:v>
+                </c:pt>
+                <c:pt idx="87">
+                  <c:v>435</c:v>
+                </c:pt>
+                <c:pt idx="88">
+                  <c:v>440</c:v>
+                </c:pt>
+                <c:pt idx="89">
+                  <c:v>445</c:v>
+                </c:pt>
+                <c:pt idx="90">
+                  <c:v>450</c:v>
+                </c:pt>
+                <c:pt idx="91">
+                  <c:v>455</c:v>
+                </c:pt>
+                <c:pt idx="92">
+                  <c:v>460</c:v>
+                </c:pt>
+                <c:pt idx="93">
+                  <c:v>465</c:v>
+                </c:pt>
+                <c:pt idx="94">
+                  <c:v>470</c:v>
+                </c:pt>
+                <c:pt idx="95">
+                  <c:v>475</c:v>
+                </c:pt>
+                <c:pt idx="96">
+                  <c:v>480</c:v>
+                </c:pt>
+                <c:pt idx="97">
+                  <c:v>485</c:v>
+                </c:pt>
+                <c:pt idx="98">
+                  <c:v>490</c:v>
+                </c:pt>
+                <c:pt idx="99">
+                  <c:v>495</c:v>
+                </c:pt>
+                <c:pt idx="100">
+                  <c:v>500</c:v>
+                </c:pt>
+                <c:pt idx="101">
+                  <c:v>505</c:v>
+                </c:pt>
+                <c:pt idx="102">
+                  <c:v>510</c:v>
+                </c:pt>
+                <c:pt idx="103">
+                  <c:v>515</c:v>
+                </c:pt>
+                <c:pt idx="104">
+                  <c:v>520</c:v>
+                </c:pt>
+                <c:pt idx="105">
+                  <c:v>525</c:v>
+                </c:pt>
+                <c:pt idx="106">
+                  <c:v>530</c:v>
+                </c:pt>
+                <c:pt idx="107">
+                  <c:v>535</c:v>
+                </c:pt>
+                <c:pt idx="108">
+                  <c:v>540</c:v>
+                </c:pt>
+                <c:pt idx="109">
+                  <c:v>545</c:v>
+                </c:pt>
+                <c:pt idx="110">
+                  <c:v>550</c:v>
+                </c:pt>
+                <c:pt idx="111">
+                  <c:v>555</c:v>
+                </c:pt>
+                <c:pt idx="112">
+                  <c:v>560</c:v>
+                </c:pt>
+                <c:pt idx="113">
+                  <c:v>565</c:v>
+                </c:pt>
+                <c:pt idx="114">
+                  <c:v>570</c:v>
+                </c:pt>
+                <c:pt idx="115">
+                  <c:v>575</c:v>
+                </c:pt>
+                <c:pt idx="116">
+                  <c:v>580</c:v>
+                </c:pt>
+                <c:pt idx="117">
+                  <c:v>585</c:v>
+                </c:pt>
+                <c:pt idx="118">
+                  <c:v>590</c:v>
+                </c:pt>
+                <c:pt idx="119">
+                  <c:v>595</c:v>
+                </c:pt>
+                <c:pt idx="120">
+                  <c:v>600</c:v>
+                </c:pt>
+                <c:pt idx="121">
+                  <c:v>605</c:v>
+                </c:pt>
+                <c:pt idx="122">
+                  <c:v>610</c:v>
+                </c:pt>
+                <c:pt idx="123">
+                  <c:v>615</c:v>
+                </c:pt>
+                <c:pt idx="124">
+                  <c:v>620</c:v>
+                </c:pt>
+                <c:pt idx="125">
+                  <c:v>625</c:v>
+                </c:pt>
+                <c:pt idx="126">
+                  <c:v>630</c:v>
+                </c:pt>
+                <c:pt idx="127">
+                  <c:v>635</c:v>
+                </c:pt>
+                <c:pt idx="128">
+                  <c:v>640</c:v>
+                </c:pt>
+                <c:pt idx="129">
+                  <c:v>645</c:v>
+                </c:pt>
+                <c:pt idx="130">
+                  <c:v>650</c:v>
+                </c:pt>
+                <c:pt idx="131">
+                  <c:v>655</c:v>
+                </c:pt>
+                <c:pt idx="132">
+                  <c:v>660</c:v>
+                </c:pt>
+                <c:pt idx="133">
+                  <c:v>665</c:v>
+                </c:pt>
+                <c:pt idx="134">
+                  <c:v>670</c:v>
+                </c:pt>
+                <c:pt idx="135">
+                  <c:v>675</c:v>
+                </c:pt>
+                <c:pt idx="136">
+                  <c:v>680</c:v>
+                </c:pt>
+                <c:pt idx="137">
+                  <c:v>685</c:v>
+                </c:pt>
+                <c:pt idx="138">
+                  <c:v>690</c:v>
+                </c:pt>
+                <c:pt idx="139">
+                  <c:v>695</c:v>
+                </c:pt>
+                <c:pt idx="140">
+                  <c:v>700</c:v>
+                </c:pt>
+                <c:pt idx="141">
+                  <c:v>705</c:v>
+                </c:pt>
+                <c:pt idx="142">
+                  <c:v>710</c:v>
+                </c:pt>
+                <c:pt idx="143">
+                  <c:v>715</c:v>
+                </c:pt>
+                <c:pt idx="144">
+                  <c:v>720</c:v>
+                </c:pt>
+                <c:pt idx="145">
+                  <c:v>725</c:v>
+                </c:pt>
+                <c:pt idx="146">
+                  <c:v>730</c:v>
+                </c:pt>
+                <c:pt idx="147">
+                  <c:v>735</c:v>
+                </c:pt>
+                <c:pt idx="148">
+                  <c:v>740</c:v>
+                </c:pt>
+                <c:pt idx="149">
+                  <c:v>745</c:v>
+                </c:pt>
+                <c:pt idx="150">
+                  <c:v>750</c:v>
+                </c:pt>
+                <c:pt idx="151">
+                  <c:v>755</c:v>
+                </c:pt>
+                <c:pt idx="152">
+                  <c:v>760</c:v>
+                </c:pt>
+                <c:pt idx="153">
+                  <c:v>765</c:v>
+                </c:pt>
+                <c:pt idx="154">
+                  <c:v>770</c:v>
+                </c:pt>
+                <c:pt idx="155">
+                  <c:v>775</c:v>
+                </c:pt>
+                <c:pt idx="156">
+                  <c:v>780</c:v>
+                </c:pt>
+                <c:pt idx="157">
+                  <c:v>785</c:v>
+                </c:pt>
+                <c:pt idx="158">
+                  <c:v>790</c:v>
+                </c:pt>
+                <c:pt idx="159">
+                  <c:v>795</c:v>
+                </c:pt>
+                <c:pt idx="160">
+                  <c:v>800</c:v>
+                </c:pt>
+                <c:pt idx="161">
+                  <c:v>805</c:v>
+                </c:pt>
+                <c:pt idx="162">
+                  <c:v>810</c:v>
+                </c:pt>
+                <c:pt idx="163">
+                  <c:v>815</c:v>
+                </c:pt>
+                <c:pt idx="164">
+                  <c:v>820</c:v>
+                </c:pt>
+                <c:pt idx="165">
+                  <c:v>825</c:v>
+                </c:pt>
+                <c:pt idx="166">
+                  <c:v>830</c:v>
+                </c:pt>
+                <c:pt idx="167">
+                  <c:v>835</c:v>
+                </c:pt>
+                <c:pt idx="168">
+                  <c:v>840</c:v>
+                </c:pt>
+                <c:pt idx="169">
+                  <c:v>845</c:v>
+                </c:pt>
+                <c:pt idx="170">
+                  <c:v>850</c:v>
+                </c:pt>
+                <c:pt idx="171">
+                  <c:v>855</c:v>
+                </c:pt>
+                <c:pt idx="172">
+                  <c:v>860</c:v>
+                </c:pt>
+                <c:pt idx="173">
+                  <c:v>865</c:v>
+                </c:pt>
+                <c:pt idx="174">
+                  <c:v>870</c:v>
+                </c:pt>
+                <c:pt idx="175">
+                  <c:v>875</c:v>
+                </c:pt>
+                <c:pt idx="176">
+                  <c:v>880</c:v>
+                </c:pt>
+                <c:pt idx="177">
+                  <c:v>885</c:v>
+                </c:pt>
+                <c:pt idx="178">
+                  <c:v>890</c:v>
+                </c:pt>
+                <c:pt idx="179">
+                  <c:v>895</c:v>
+                </c:pt>
+                <c:pt idx="180">
+                  <c:v>900</c:v>
+                </c:pt>
+                <c:pt idx="181">
+                  <c:v>905</c:v>
+                </c:pt>
+                <c:pt idx="182">
+                  <c:v>910</c:v>
+                </c:pt>
+                <c:pt idx="183">
+                  <c:v>915</c:v>
+                </c:pt>
+                <c:pt idx="184">
+                  <c:v>920</c:v>
+                </c:pt>
+                <c:pt idx="185">
+                  <c:v>925</c:v>
+                </c:pt>
+                <c:pt idx="186">
+                  <c:v>930</c:v>
+                </c:pt>
+                <c:pt idx="187">
+                  <c:v>935</c:v>
+                </c:pt>
+                <c:pt idx="188">
+                  <c:v>940</c:v>
+                </c:pt>
+                <c:pt idx="189">
+                  <c:v>945</c:v>
+                </c:pt>
+                <c:pt idx="190">
+                  <c:v>950</c:v>
+                </c:pt>
+                <c:pt idx="191">
+                  <c:v>955</c:v>
+                </c:pt>
+              </c:numCache>
+            </c:numRef>
+          </c:xVal>
+          <c:yVal>
+            <c:numRef>
+              <c:f>'Doble Rendija'!$B$2:$B$193</c:f>
+              <c:numCache>
+                <c:formatCode>General</c:formatCode>
+                <c:ptCount val="192"/>
+                <c:pt idx="0">
+                  <c:v>11.9</c:v>
+                </c:pt>
+                <c:pt idx="1">
+                  <c:v>12.9</c:v>
+                </c:pt>
+                <c:pt idx="2">
+                  <c:v>14.1</c:v>
+                </c:pt>
+                <c:pt idx="3">
+                  <c:v>15.1</c:v>
+                </c:pt>
+                <c:pt idx="4">
+                  <c:v>15.8</c:v>
+                </c:pt>
+                <c:pt idx="5">
+                  <c:v>16.2</c:v>
+                </c:pt>
+                <c:pt idx="6">
+                  <c:v>16.2</c:v>
+                </c:pt>
+                <c:pt idx="7">
+                  <c:v>16.100000000000001</c:v>
+                </c:pt>
+                <c:pt idx="8">
+                  <c:v>15.9</c:v>
+                </c:pt>
+                <c:pt idx="9">
+                  <c:v>15.4</c:v>
+                </c:pt>
+                <c:pt idx="10">
+                  <c:v>15</c:v>
+                </c:pt>
+                <c:pt idx="11">
+                  <c:v>14.7</c:v>
+                </c:pt>
+                <c:pt idx="12">
+                  <c:v>14.7</c:v>
+                </c:pt>
+                <c:pt idx="13">
+                  <c:v>15</c:v>
+                </c:pt>
+                <c:pt idx="14">
+                  <c:v>15.7</c:v>
+                </c:pt>
+                <c:pt idx="15">
+                  <c:v>16.899999999999999</c:v>
+                </c:pt>
+                <c:pt idx="16">
+                  <c:v>18.7</c:v>
+                </c:pt>
+                <c:pt idx="17">
+                  <c:v>20.8</c:v>
+                </c:pt>
+                <c:pt idx="18">
+                  <c:v>23.2</c:v>
+                </c:pt>
+                <c:pt idx="19">
+                  <c:v>25.9</c:v>
+                </c:pt>
+                <c:pt idx="20">
+                  <c:v>28.8</c:v>
+                </c:pt>
+                <c:pt idx="21">
+                  <c:v>31.6</c:v>
+                </c:pt>
+                <c:pt idx="22">
+                  <c:v>33.5</c:v>
+                </c:pt>
+                <c:pt idx="23">
+                  <c:v>35.700000000000003</c:v>
+                </c:pt>
+                <c:pt idx="24">
+                  <c:v>36.6</c:v>
+                </c:pt>
+                <c:pt idx="25">
+                  <c:v>36.700000000000003</c:v>
+                </c:pt>
+                <c:pt idx="26">
+                  <c:v>36</c:v>
+                </c:pt>
+                <c:pt idx="27">
+                  <c:v>34.299999999999997</c:v>
+                </c:pt>
+                <c:pt idx="28">
+                  <c:v>32.1</c:v>
+                </c:pt>
+                <c:pt idx="29">
+                  <c:v>29.9</c:v>
+                </c:pt>
+                <c:pt idx="30">
+                  <c:v>26.9</c:v>
+                </c:pt>
+                <c:pt idx="31">
+                  <c:v>24.1</c:v>
+                </c:pt>
+                <c:pt idx="32">
+                  <c:v>21.9</c:v>
+                </c:pt>
+                <c:pt idx="33">
+                  <c:v>20.7</c:v>
+                </c:pt>
+                <c:pt idx="34">
+                  <c:v>20.8</c:v>
+                </c:pt>
+                <c:pt idx="35">
+                  <c:v>22.3</c:v>
+                </c:pt>
+                <c:pt idx="36">
+                  <c:v>25.6</c:v>
+                </c:pt>
+                <c:pt idx="37">
+                  <c:v>29.5</c:v>
+                </c:pt>
+                <c:pt idx="38">
+                  <c:v>36.1</c:v>
+                </c:pt>
+                <c:pt idx="39">
+                  <c:v>42.6</c:v>
+                </c:pt>
+                <c:pt idx="40">
+                  <c:v>47.7</c:v>
+                </c:pt>
+                <c:pt idx="41">
+                  <c:v>55.1</c:v>
+                </c:pt>
+                <c:pt idx="42">
+                  <c:v>60.9</c:v>
+                </c:pt>
+                <c:pt idx="43">
+                  <c:v>66.3</c:v>
+                </c:pt>
+                <c:pt idx="44">
+                  <c:v>69.5</c:v>
+                </c:pt>
+                <c:pt idx="45">
+                  <c:v>70.3</c:v>
+                </c:pt>
+                <c:pt idx="46">
+                  <c:v>68.7</c:v>
+                </c:pt>
+                <c:pt idx="47">
+                  <c:v>64.900000000000006</c:v>
+                </c:pt>
+                <c:pt idx="48">
+                  <c:v>59.4</c:v>
+                </c:pt>
+                <c:pt idx="49">
+                  <c:v>53.2</c:v>
+                </c:pt>
+                <c:pt idx="50">
+                  <c:v>45</c:v>
+                </c:pt>
+                <c:pt idx="51">
+                  <c:v>38</c:v>
+                </c:pt>
+                <c:pt idx="52">
+                  <c:v>32.200000000000003</c:v>
+                </c:pt>
+                <c:pt idx="53">
+                  <c:v>28.5</c:v>
+                </c:pt>
+                <c:pt idx="54">
+                  <c:v>27.8</c:v>
+                </c:pt>
+                <c:pt idx="55">
+                  <c:v>30.8</c:v>
+                </c:pt>
+                <c:pt idx="56">
+                  <c:v>37.299999999999997</c:v>
+                </c:pt>
+                <c:pt idx="57">
+                  <c:v>46.8</c:v>
+                </c:pt>
+                <c:pt idx="58">
+                  <c:v>57.6</c:v>
+                </c:pt>
+                <c:pt idx="59">
+                  <c:v>71.2</c:v>
+                </c:pt>
+                <c:pt idx="60">
+                  <c:v>84.7</c:v>
+                </c:pt>
+                <c:pt idx="61">
+                  <c:v>97.8</c:v>
+                </c:pt>
+                <c:pt idx="62">
+                  <c:v>108.4</c:v>
+                </c:pt>
+                <c:pt idx="63">
+                  <c:v>114.4</c:v>
+                </c:pt>
+                <c:pt idx="64">
+                  <c:v>116.4</c:v>
+                </c:pt>
+                <c:pt idx="65">
+                  <c:v>113.13</c:v>
+                </c:pt>
+                <c:pt idx="66">
+                  <c:v>106.4</c:v>
+                </c:pt>
+                <c:pt idx="67">
+                  <c:v>95.9</c:v>
+                </c:pt>
+                <c:pt idx="68">
+                  <c:v>82.8</c:v>
+                </c:pt>
+                <c:pt idx="69">
+                  <c:v>68.099999999999994</c:v>
+                </c:pt>
+                <c:pt idx="70">
+                  <c:v>56.3</c:v>
+                </c:pt>
+                <c:pt idx="71">
+                  <c:v>46.7</c:v>
+                </c:pt>
+                <c:pt idx="72">
+                  <c:v>46.9</c:v>
+                </c:pt>
+                <c:pt idx="73">
+                  <c:v>35.5</c:v>
+                </c:pt>
+                <c:pt idx="74">
+                  <c:v>40.4</c:v>
+                </c:pt>
+                <c:pt idx="75">
+                  <c:v>50.8</c:v>
+                </c:pt>
+                <c:pt idx="76">
+                  <c:v>66.8</c:v>
+                </c:pt>
+                <c:pt idx="77">
+                  <c:v>85.9</c:v>
+                </c:pt>
+                <c:pt idx="78">
+                  <c:v>105.4</c:v>
+                </c:pt>
+                <c:pt idx="79">
+                  <c:v>122.7</c:v>
+                </c:pt>
+                <c:pt idx="80">
+                  <c:v>137.9</c:v>
+                </c:pt>
+                <c:pt idx="81">
+                  <c:v>150.30000000000001</c:v>
+                </c:pt>
+                <c:pt idx="82">
+                  <c:v>157.30000000000001</c:v>
+                </c:pt>
+                <c:pt idx="83">
+                  <c:v>156.6</c:v>
+                </c:pt>
+                <c:pt idx="84">
+                  <c:v>149.6</c:v>
+                </c:pt>
+                <c:pt idx="85">
+                  <c:v>134.19999999999999</c:v>
+                </c:pt>
+                <c:pt idx="86">
+                  <c:v>115.3</c:v>
+                </c:pt>
+                <c:pt idx="87">
+                  <c:v>94.4</c:v>
+                </c:pt>
+                <c:pt idx="88">
+                  <c:v>74.8</c:v>
+                </c:pt>
+                <c:pt idx="89">
+                  <c:v>57.6</c:v>
+                </c:pt>
+                <c:pt idx="90">
+                  <c:v>45.7</c:v>
+                </c:pt>
+                <c:pt idx="91">
+                  <c:v>42.2</c:v>
+                </c:pt>
+                <c:pt idx="92">
+                  <c:v>42.2</c:v>
+                </c:pt>
+                <c:pt idx="93">
+                  <c:v>50.8</c:v>
+                </c:pt>
+                <c:pt idx="94">
+                  <c:v>67.3</c:v>
+                </c:pt>
+                <c:pt idx="95">
+                  <c:v>87.8</c:v>
+                </c:pt>
+                <c:pt idx="96">
+                  <c:v>110.1</c:v>
+                </c:pt>
+                <c:pt idx="97">
+                  <c:v>131.5</c:v>
+                </c:pt>
+                <c:pt idx="98">
+                  <c:v>148.9</c:v>
+                </c:pt>
+                <c:pt idx="99">
+                  <c:v>160.1</c:v>
+                </c:pt>
+                <c:pt idx="100">
+                  <c:v>165.1</c:v>
+                </c:pt>
+                <c:pt idx="101">
+                  <c:v>162.5</c:v>
+                </c:pt>
+                <c:pt idx="102">
+                  <c:v>152.19999999999999</c:v>
+                </c:pt>
+                <c:pt idx="103">
+                  <c:v>135.80000000000001</c:v>
+                </c:pt>
+                <c:pt idx="104">
+                  <c:v>114.4</c:v>
+                </c:pt>
+                <c:pt idx="105">
+                  <c:v>91.5</c:v>
+                </c:pt>
+                <c:pt idx="106">
+                  <c:v>71</c:v>
+                </c:pt>
+                <c:pt idx="107">
+                  <c:v>54.2</c:v>
+                </c:pt>
+                <c:pt idx="108">
+                  <c:v>42.2</c:v>
+                </c:pt>
+                <c:pt idx="109">
+                  <c:v>35.6</c:v>
+                </c:pt>
+                <c:pt idx="110">
+                  <c:v>36.799999999999997</c:v>
+                </c:pt>
+                <c:pt idx="111">
+                  <c:v>43.3</c:v>
+                </c:pt>
+                <c:pt idx="112">
+                  <c:v>55</c:v>
+                </c:pt>
+                <c:pt idx="113">
+                  <c:v>72.5</c:v>
+                </c:pt>
+                <c:pt idx="114">
+                  <c:v>89.7</c:v>
+                </c:pt>
+                <c:pt idx="115">
+                  <c:v>104.6</c:v>
+                </c:pt>
+                <c:pt idx="116">
+                  <c:v>116.3</c:v>
+                </c:pt>
+                <c:pt idx="117">
+                  <c:v>123.2</c:v>
+                </c:pt>
+                <c:pt idx="118">
+                  <c:v>124.5</c:v>
+                </c:pt>
+                <c:pt idx="119">
+                  <c:v>120.5</c:v>
+                </c:pt>
+                <c:pt idx="120">
+                  <c:v>115.6</c:v>
+                </c:pt>
+                <c:pt idx="121">
+                  <c:v>102.6</c:v>
+                </c:pt>
+                <c:pt idx="122">
+                  <c:v>87.2</c:v>
+                </c:pt>
+                <c:pt idx="123">
+                  <c:v>72.2</c:v>
+                </c:pt>
+                <c:pt idx="124">
+                  <c:v>55.5</c:v>
+                </c:pt>
+                <c:pt idx="125">
+                  <c:v>43.2</c:v>
+                </c:pt>
+                <c:pt idx="126">
+                  <c:v>33.700000000000003</c:v>
+                </c:pt>
+                <c:pt idx="127">
+                  <c:v>29</c:v>
+                </c:pt>
+                <c:pt idx="128">
+                  <c:v>28</c:v>
+                </c:pt>
+                <c:pt idx="129">
+                  <c:v>34</c:v>
+                </c:pt>
+                <c:pt idx="130">
+                  <c:v>36.1</c:v>
+                </c:pt>
+                <c:pt idx="131">
+                  <c:v>43.7</c:v>
+                </c:pt>
+                <c:pt idx="132">
+                  <c:v>51.4</c:v>
+                </c:pt>
+                <c:pt idx="133">
+                  <c:v>60.1</c:v>
+                </c:pt>
+                <c:pt idx="134">
+                  <c:v>66.599999999999994</c:v>
+                </c:pt>
+                <c:pt idx="135">
+                  <c:v>70.8</c:v>
+                </c:pt>
+                <c:pt idx="136">
+                  <c:v>72.3</c:v>
+                </c:pt>
+                <c:pt idx="137">
+                  <c:v>71.3</c:v>
+                </c:pt>
+                <c:pt idx="138">
+                  <c:v>67.8</c:v>
+                </c:pt>
+                <c:pt idx="139">
+                  <c:v>62.3</c:v>
+                </c:pt>
+                <c:pt idx="140">
+                  <c:v>55.1</c:v>
+                </c:pt>
+                <c:pt idx="141">
+                  <c:v>47.5</c:v>
+                </c:pt>
+                <c:pt idx="142">
+                  <c:v>40</c:v>
+                </c:pt>
+                <c:pt idx="143">
+                  <c:v>32.9</c:v>
+                </c:pt>
+                <c:pt idx="144">
+                  <c:v>27.1</c:v>
+                </c:pt>
+                <c:pt idx="145">
+                  <c:v>23.3</c:v>
+                </c:pt>
+                <c:pt idx="146">
+                  <c:v>21</c:v>
+                </c:pt>
+                <c:pt idx="147">
+                  <c:v>20.8</c:v>
+                </c:pt>
+                <c:pt idx="148">
+                  <c:v>21.9</c:v>
+                </c:pt>
+                <c:pt idx="149">
+                  <c:v>24.2</c:v>
+                </c:pt>
+                <c:pt idx="150">
+                  <c:v>27.4</c:v>
+                </c:pt>
+                <c:pt idx="151">
+                  <c:v>31</c:v>
+                </c:pt>
+                <c:pt idx="152">
+                  <c:v>34.5</c:v>
+                </c:pt>
+                <c:pt idx="153">
+                  <c:v>37.5</c:v>
+                </c:pt>
+                <c:pt idx="154">
+                  <c:v>39.299999999999997</c:v>
+                </c:pt>
+                <c:pt idx="155">
+                  <c:v>39.700000000000003</c:v>
+                </c:pt>
+                <c:pt idx="156">
+                  <c:v>50.9</c:v>
+                </c:pt>
+                <c:pt idx="157">
+                  <c:v>48.9</c:v>
+                </c:pt>
+                <c:pt idx="158">
+                  <c:v>41</c:v>
+                </c:pt>
+                <c:pt idx="159">
+                  <c:v>34</c:v>
+                </c:pt>
+                <c:pt idx="160">
+                  <c:v>27.5</c:v>
+                </c:pt>
+                <c:pt idx="161">
+                  <c:v>23.8</c:v>
+                </c:pt>
+                <c:pt idx="162">
+                  <c:v>21.5</c:v>
+                </c:pt>
+                <c:pt idx="163">
+                  <c:v>21</c:v>
+                </c:pt>
+                <c:pt idx="164">
+                  <c:v>22</c:v>
+                </c:pt>
+                <c:pt idx="165">
+                  <c:v>24.5</c:v>
+                </c:pt>
+                <c:pt idx="166">
+                  <c:v>27.8</c:v>
+                </c:pt>
+                <c:pt idx="167">
+                  <c:v>31.4</c:v>
+                </c:pt>
+                <c:pt idx="168">
+                  <c:v>34.799999999999997</c:v>
+                </c:pt>
+                <c:pt idx="169">
+                  <c:v>37.799999999999997</c:v>
+                </c:pt>
+                <c:pt idx="170">
+                  <c:v>39.700000000000003</c:v>
+                </c:pt>
+                <c:pt idx="171">
+                  <c:v>40.1</c:v>
+                </c:pt>
+                <c:pt idx="172">
+                  <c:v>39.299999999999997</c:v>
+                </c:pt>
+                <c:pt idx="173">
+                  <c:v>37.200000000000003</c:v>
+                </c:pt>
+                <c:pt idx="174">
+                  <c:v>34.299999999999997</c:v>
+                </c:pt>
+                <c:pt idx="175">
+                  <c:v>31</c:v>
+                </c:pt>
+                <c:pt idx="176">
+                  <c:v>27</c:v>
+                </c:pt>
+                <c:pt idx="177">
+                  <c:v>23.4</c:v>
+                </c:pt>
+                <c:pt idx="178">
+                  <c:v>20</c:v>
+                </c:pt>
+                <c:pt idx="179">
+                  <c:v>17.600000000000001</c:v>
+                </c:pt>
+                <c:pt idx="180">
+                  <c:v>16</c:v>
+                </c:pt>
+                <c:pt idx="181">
+                  <c:v>15.5</c:v>
+                </c:pt>
+                <c:pt idx="182">
+                  <c:v>15.8</c:v>
+                </c:pt>
+                <c:pt idx="183">
+                  <c:v>16.7</c:v>
+                </c:pt>
+                <c:pt idx="184">
+                  <c:v>18</c:v>
+                </c:pt>
+                <c:pt idx="185">
+                  <c:v>19</c:v>
+                </c:pt>
+                <c:pt idx="186">
+                  <c:v>19.7</c:v>
+                </c:pt>
+                <c:pt idx="187">
+                  <c:v>19.8</c:v>
+                </c:pt>
+                <c:pt idx="188">
+                  <c:v>19</c:v>
+                </c:pt>
+                <c:pt idx="189">
+                  <c:v>16.5</c:v>
+                </c:pt>
+                <c:pt idx="190">
+                  <c:v>15.2</c:v>
+                </c:pt>
+                <c:pt idx="191">
+                  <c:v>14.9</c:v>
+                </c:pt>
+              </c:numCache>
+            </c:numRef>
+          </c:yVal>
+          <c:smooth val="0"/>
+          <c:extLst>
+            <c:ext xmlns:c16="http://schemas.microsoft.com/office/drawing/2014/chart" uri="{C3380CC4-5D6E-409C-BE32-E72D297353CC}">
+              <c16:uniqueId val="{00000000-2EBD-4D10-B17E-234B175AC0A4}"/>
+            </c:ext>
+          </c:extLst>
+        </c:ser>
+        <c:dLbls>
+          <c:showLegendKey val="0"/>
+          <c:showVal val="0"/>
+          <c:showCatName val="0"/>
+          <c:showSerName val="0"/>
+          <c:showPercent val="0"/>
+          <c:showBubbleSize val="0"/>
+        </c:dLbls>
+        <c:axId val="605818816"/>
+        <c:axId val="605819176"/>
+      </c:scatterChart>
+      <c:valAx>
+        <c:axId val="605818816"/>
+        <c:scaling>
+          <c:orientation val="minMax"/>
+        </c:scaling>
+        <c:delete val="0"/>
+        <c:axPos val="b"/>
+        <c:majorGridlines>
+          <c:spPr>
+            <a:ln w="9525" cap="flat" cmpd="sng" algn="ctr">
+              <a:solidFill>
+                <a:schemeClr val="tx1">
+                  <a:lumMod val="15000"/>
+                  <a:lumOff val="85000"/>
+                </a:schemeClr>
+              </a:solidFill>
+              <a:round/>
+            </a:ln>
+            <a:effectLst/>
+          </c:spPr>
+        </c:majorGridlines>
+        <c:numFmt formatCode="General" sourceLinked="1"/>
+        <c:majorTickMark val="none"/>
+        <c:minorTickMark val="none"/>
+        <c:tickLblPos val="nextTo"/>
+        <c:spPr>
+          <a:noFill/>
+          <a:ln w="9525" cap="flat" cmpd="sng" algn="ctr">
+            <a:solidFill>
+              <a:schemeClr val="tx1">
+                <a:lumMod val="25000"/>
+                <a:lumOff val="75000"/>
+              </a:schemeClr>
+            </a:solidFill>
+            <a:round/>
+          </a:ln>
+          <a:effectLst/>
+        </c:spPr>
+        <c:txPr>
+          <a:bodyPr rot="-60000000" spcFirstLastPara="1" vertOverflow="ellipsis" vert="horz" wrap="square" anchor="ctr" anchorCtr="1"/>
+          <a:lstStyle/>
+          <a:p>
+            <a:pPr>
+              <a:defRPr sz="900" b="0" i="0" u="none" strike="noStrike" kern="1200" baseline="0">
+                <a:solidFill>
+                  <a:schemeClr val="tx1">
+                    <a:lumMod val="65000"/>
+                    <a:lumOff val="35000"/>
+                  </a:schemeClr>
+                </a:solidFill>
+                <a:latin typeface="+mn-lt"/>
+                <a:ea typeface="+mn-ea"/>
+                <a:cs typeface="+mn-cs"/>
+              </a:defRPr>
+            </a:pPr>
+            <a:endParaRPr lang="es-419"/>
+          </a:p>
+        </c:txPr>
+        <c:crossAx val="605819176"/>
+        <c:crosses val="autoZero"/>
+        <c:crossBetween val="midCat"/>
+      </c:valAx>
+      <c:valAx>
+        <c:axId val="605819176"/>
+        <c:scaling>
+          <c:orientation val="minMax"/>
+        </c:scaling>
+        <c:delete val="0"/>
+        <c:axPos val="l"/>
+        <c:majorGridlines>
+          <c:spPr>
+            <a:ln w="9525" cap="flat" cmpd="sng" algn="ctr">
+              <a:solidFill>
+                <a:schemeClr val="tx1">
+                  <a:lumMod val="15000"/>
+                  <a:lumOff val="85000"/>
+                </a:schemeClr>
+              </a:solidFill>
+              <a:round/>
+            </a:ln>
+            <a:effectLst/>
+          </c:spPr>
+        </c:majorGridlines>
+        <c:numFmt formatCode="General" sourceLinked="1"/>
+        <c:majorTickMark val="none"/>
+        <c:minorTickMark val="none"/>
+        <c:tickLblPos val="nextTo"/>
+        <c:spPr>
+          <a:noFill/>
+          <a:ln w="9525" cap="flat" cmpd="sng" algn="ctr">
+            <a:solidFill>
+              <a:schemeClr val="tx1">
+                <a:lumMod val="25000"/>
+                <a:lumOff val="75000"/>
+              </a:schemeClr>
+            </a:solidFill>
+            <a:round/>
+          </a:ln>
+          <a:effectLst/>
+        </c:spPr>
+        <c:txPr>
+          <a:bodyPr rot="-60000000" spcFirstLastPara="1" vertOverflow="ellipsis" vert="horz" wrap="square" anchor="ctr" anchorCtr="1"/>
+          <a:lstStyle/>
+          <a:p>
+            <a:pPr>
+              <a:defRPr sz="900" b="0" i="0" u="none" strike="noStrike" kern="1200" baseline="0">
+                <a:solidFill>
+                  <a:schemeClr val="tx1">
+                    <a:lumMod val="65000"/>
+                    <a:lumOff val="35000"/>
+                  </a:schemeClr>
+                </a:solidFill>
+                <a:latin typeface="+mn-lt"/>
+                <a:ea typeface="+mn-ea"/>
+                <a:cs typeface="+mn-cs"/>
+              </a:defRPr>
+            </a:pPr>
+            <a:endParaRPr lang="es-419"/>
+          </a:p>
+        </c:txPr>
+        <c:crossAx val="605818816"/>
+        <c:crosses val="autoZero"/>
+        <c:crossBetween val="midCat"/>
+      </c:valAx>
+      <c:spPr>
+        <a:noFill/>
+        <a:ln>
+          <a:noFill/>
+        </a:ln>
+        <a:effectLst/>
+      </c:spPr>
+    </c:plotArea>
+    <c:plotVisOnly val="1"/>
+    <c:dispBlanksAs val="gap"/>
+    <c:showDLblsOverMax val="0"/>
+  </c:chart>
+  <c:spPr>
+    <a:solidFill>
+      <a:schemeClr val="bg1"/>
+    </a:solidFill>
+    <a:ln w="9525" cap="flat" cmpd="sng" algn="ctr">
+      <a:solidFill>
+        <a:schemeClr val="tx1">
+          <a:lumMod val="15000"/>
+          <a:lumOff val="85000"/>
+        </a:schemeClr>
+      </a:solidFill>
+      <a:round/>
+    </a:ln>
+    <a:effectLst/>
+  </c:spPr>
+  <c:txPr>
+    <a:bodyPr/>
+    <a:lstStyle/>
+    <a:p>
+      <a:pPr>
+        <a:defRPr/>
+      </a:pPr>
+      <a:endParaRPr lang="es-419"/>
+    </a:p>
+  </c:txPr>
+  <c:externalData r:id="rId3">
+    <c:autoUpdate val="0"/>
+  </c:externalData>
+</c:chartSpace>
+</file>
+
+<file path=word/charts/chart2.xml><?xml version="1.0" encoding="utf-8"?>
+<c:chartSpace xmlns:c="http://schemas.openxmlformats.org/drawingml/2006/chart" xmlns:a="http://schemas.openxmlformats.org/drawingml/2006/main" xmlns:r="http://schemas.openxmlformats.org/officeDocument/2006/relationships" xmlns:c16r2="http://schemas.microsoft.com/office/drawing/2015/06/chart">
+  <c:date1904 val="0"/>
+  <c:lang val="es-ES"/>
+  <c:roundedCorners val="0"/>
+  <mc:AlternateContent xmlns:mc="http://schemas.openxmlformats.org/markup-compatibility/2006">
+    <mc:Choice xmlns:c14="http://schemas.microsoft.com/office/drawing/2007/8/2/chart" Requires="c14">
+      <c14:style val="102"/>
+    </mc:Choice>
+    <mc:Fallback>
+      <c:style val="2"/>
+    </mc:Fallback>
+  </mc:AlternateContent>
+  <c:chart>
+    <c:title>
+      <c:overlay val="0"/>
+      <c:spPr>
+        <a:noFill/>
+        <a:ln>
+          <a:noFill/>
+        </a:ln>
+        <a:effectLst/>
+      </c:spPr>
+      <c:txPr>
+        <a:bodyPr rot="0" spcFirstLastPara="1" vertOverflow="ellipsis" vert="horz" wrap="square" anchor="ctr" anchorCtr="1"/>
+        <a:lstStyle/>
+        <a:p>
+          <a:pPr>
+            <a:defRPr sz="1400" b="0" i="0" u="none" strike="noStrike" kern="1200" spc="0" baseline="0">
+              <a:solidFill>
+                <a:schemeClr val="tx1">
+                  <a:lumMod val="65000"/>
+                  <a:lumOff val="35000"/>
+                </a:schemeClr>
+              </a:solidFill>
+              <a:latin typeface="+mn-lt"/>
+              <a:ea typeface="+mn-ea"/>
+              <a:cs typeface="+mn-cs"/>
+            </a:defRPr>
+          </a:pPr>
+          <a:endParaRPr lang="es-419"/>
+        </a:p>
+      </c:txPr>
+    </c:title>
+    <c:autoTitleDeleted val="0"/>
+    <c:plotArea>
+      <c:layout/>
+      <c:scatterChart>
+        <c:scatterStyle val="lineMarker"/>
+        <c:varyColors val="0"/>
+        <c:ser>
+          <c:idx val="0"/>
+          <c:order val="0"/>
+          <c:spPr>
+            <a:ln w="19050" cap="rnd">
+              <a:solidFill>
+                <a:schemeClr val="accent1"/>
+              </a:solidFill>
+              <a:round/>
+            </a:ln>
+            <a:effectLst/>
+          </c:spPr>
+          <c:marker>
+            <c:symbol val="circle"/>
+            <c:size val="5"/>
+            <c:spPr>
+              <a:solidFill>
+                <a:schemeClr val="accent1"/>
+              </a:solidFill>
+              <a:ln w="9525">
+                <a:solidFill>
+                  <a:schemeClr val="accent1"/>
+                </a:solidFill>
+              </a:ln>
+              <a:effectLst/>
+            </c:spPr>
+          </c:marker>
+          <c:xVal>
+            <c:numRef>
+              <c:f>'Una rendija'!$A$2:$A$100</c:f>
+              <c:numCache>
+                <c:formatCode>General</c:formatCode>
+                <c:ptCount val="99"/>
+                <c:pt idx="0">
+                  <c:v>0</c:v>
+                </c:pt>
+                <c:pt idx="1">
+                  <c:v>20</c:v>
+                </c:pt>
+                <c:pt idx="2">
+                  <c:v>40</c:v>
+                </c:pt>
+                <c:pt idx="3">
+                  <c:v>60</c:v>
+                </c:pt>
+                <c:pt idx="4">
+                  <c:v>80</c:v>
+                </c:pt>
+                <c:pt idx="5">
+                  <c:v>100</c:v>
+                </c:pt>
+                <c:pt idx="6">
+                  <c:v>120</c:v>
+                </c:pt>
+                <c:pt idx="7">
+                  <c:v>140</c:v>
+                </c:pt>
+                <c:pt idx="8">
+                  <c:v>160</c:v>
+                </c:pt>
+                <c:pt idx="9">
+                  <c:v>180</c:v>
+                </c:pt>
+                <c:pt idx="10">
+                  <c:v>200</c:v>
+                </c:pt>
+                <c:pt idx="11">
+                  <c:v>220</c:v>
+                </c:pt>
+                <c:pt idx="12">
+                  <c:v>240</c:v>
+                </c:pt>
+                <c:pt idx="13">
+                  <c:v>260</c:v>
+                </c:pt>
+                <c:pt idx="14">
+                  <c:v>280</c:v>
+                </c:pt>
+                <c:pt idx="15">
+                  <c:v>300</c:v>
+                </c:pt>
+                <c:pt idx="16">
+                  <c:v>320</c:v>
+                </c:pt>
+                <c:pt idx="17">
+                  <c:v>340</c:v>
+                </c:pt>
+                <c:pt idx="18">
+                  <c:v>360</c:v>
+                </c:pt>
+                <c:pt idx="19">
+                  <c:v>380</c:v>
+                </c:pt>
+                <c:pt idx="20">
+                  <c:v>400</c:v>
+                </c:pt>
+                <c:pt idx="21">
+                  <c:v>420</c:v>
+                </c:pt>
+                <c:pt idx="22">
+                  <c:v>440</c:v>
+                </c:pt>
+                <c:pt idx="23">
+                  <c:v>460</c:v>
+                </c:pt>
+                <c:pt idx="24">
+                  <c:v>480</c:v>
+                </c:pt>
+                <c:pt idx="25">
+                  <c:v>500</c:v>
+                </c:pt>
+                <c:pt idx="26">
+                  <c:v>520</c:v>
+                </c:pt>
+                <c:pt idx="27">
+                  <c:v>540</c:v>
+                </c:pt>
+                <c:pt idx="28">
+                  <c:v>560</c:v>
+                </c:pt>
+                <c:pt idx="29">
+                  <c:v>580</c:v>
+                </c:pt>
+                <c:pt idx="30">
+                  <c:v>600</c:v>
+                </c:pt>
+                <c:pt idx="31">
+                  <c:v>620</c:v>
+                </c:pt>
+                <c:pt idx="32">
+                  <c:v>640</c:v>
+                </c:pt>
+                <c:pt idx="33">
+                  <c:v>660</c:v>
+                </c:pt>
+                <c:pt idx="34">
+                  <c:v>680</c:v>
+                </c:pt>
+                <c:pt idx="35">
+                  <c:v>700</c:v>
+                </c:pt>
+                <c:pt idx="36">
+                  <c:v>720</c:v>
+                </c:pt>
+                <c:pt idx="37">
+                  <c:v>740</c:v>
+                </c:pt>
+                <c:pt idx="38">
+                  <c:v>760</c:v>
+                </c:pt>
+                <c:pt idx="39">
+                  <c:v>780</c:v>
+                </c:pt>
+                <c:pt idx="40">
+                  <c:v>800</c:v>
+                </c:pt>
+                <c:pt idx="41">
+                  <c:v>820</c:v>
+                </c:pt>
+                <c:pt idx="42">
+                  <c:v>840</c:v>
+                </c:pt>
+                <c:pt idx="43">
+                  <c:v>860</c:v>
+                </c:pt>
+                <c:pt idx="44">
+                  <c:v>880</c:v>
+                </c:pt>
+                <c:pt idx="45">
+                  <c:v>900</c:v>
+                </c:pt>
+                <c:pt idx="46">
+                  <c:v>920</c:v>
+                </c:pt>
+                <c:pt idx="47">
+                  <c:v>940</c:v>
+                </c:pt>
+                <c:pt idx="48">
+                  <c:v>960</c:v>
+                </c:pt>
+                <c:pt idx="49">
+                  <c:v>980</c:v>
+                </c:pt>
+                <c:pt idx="50">
+                  <c:v>1000</c:v>
+                </c:pt>
+                <c:pt idx="51">
+                  <c:v>1020</c:v>
+                </c:pt>
+                <c:pt idx="52">
+                  <c:v>1040</c:v>
+                </c:pt>
+                <c:pt idx="53">
+                  <c:v>1060</c:v>
+                </c:pt>
+                <c:pt idx="54">
+                  <c:v>1080</c:v>
+                </c:pt>
+                <c:pt idx="55">
+                  <c:v>1100</c:v>
+                </c:pt>
+                <c:pt idx="56">
+                  <c:v>1120</c:v>
+                </c:pt>
+                <c:pt idx="57">
+                  <c:v>1140</c:v>
+                </c:pt>
+                <c:pt idx="58">
+                  <c:v>1160</c:v>
+                </c:pt>
+                <c:pt idx="59">
+                  <c:v>1180</c:v>
+                </c:pt>
+                <c:pt idx="60">
+                  <c:v>1200</c:v>
+                </c:pt>
+                <c:pt idx="61">
+                  <c:v>1220</c:v>
+                </c:pt>
+                <c:pt idx="62">
+                  <c:v>1240</c:v>
+                </c:pt>
+                <c:pt idx="63">
+                  <c:v>1260</c:v>
+                </c:pt>
+                <c:pt idx="64">
+                  <c:v>1280</c:v>
+                </c:pt>
+                <c:pt idx="65">
+                  <c:v>1300</c:v>
+                </c:pt>
+                <c:pt idx="66">
+                  <c:v>1320</c:v>
+                </c:pt>
+                <c:pt idx="67">
+                  <c:v>1340</c:v>
+                </c:pt>
+                <c:pt idx="68">
+                  <c:v>1360</c:v>
+                </c:pt>
+                <c:pt idx="69">
+                  <c:v>1380</c:v>
+                </c:pt>
+                <c:pt idx="70">
+                  <c:v>1400</c:v>
+                </c:pt>
+                <c:pt idx="71">
+                  <c:v>1420</c:v>
+                </c:pt>
+                <c:pt idx="72">
+                  <c:v>1440</c:v>
+                </c:pt>
+                <c:pt idx="73">
+                  <c:v>1460</c:v>
+                </c:pt>
+                <c:pt idx="74">
+                  <c:v>1480</c:v>
+                </c:pt>
+                <c:pt idx="75">
+                  <c:v>1500</c:v>
+                </c:pt>
+                <c:pt idx="76">
+                  <c:v>1520</c:v>
+                </c:pt>
+                <c:pt idx="77">
+                  <c:v>1540</c:v>
+                </c:pt>
+              </c:numCache>
+            </c:numRef>
+          </c:xVal>
+          <c:yVal>
+            <c:numRef>
+              <c:f>'Una rendija'!$B$2:$B$100</c:f>
+              <c:numCache>
+                <c:formatCode>General</c:formatCode>
+                <c:ptCount val="99"/>
+                <c:pt idx="0">
+                  <c:v>73</c:v>
+                </c:pt>
+                <c:pt idx="1">
+                  <c:v>75.400000000000006</c:v>
+                </c:pt>
+                <c:pt idx="2">
+                  <c:v>77.8</c:v>
+                </c:pt>
+                <c:pt idx="3">
+                  <c:v>80.3</c:v>
+                </c:pt>
+                <c:pt idx="4">
+                  <c:v>83</c:v>
+                </c:pt>
+                <c:pt idx="5">
+                  <c:v>86.1</c:v>
+                </c:pt>
+                <c:pt idx="6">
+                  <c:v>90</c:v>
+                </c:pt>
+                <c:pt idx="7">
+                  <c:v>92.6</c:v>
+                </c:pt>
+                <c:pt idx="8">
+                  <c:v>96</c:v>
+                </c:pt>
+                <c:pt idx="9">
+                  <c:v>98.4</c:v>
+                </c:pt>
+                <c:pt idx="10">
+                  <c:v>101.2</c:v>
+                </c:pt>
+                <c:pt idx="11">
+                  <c:v>103.5</c:v>
+                </c:pt>
+                <c:pt idx="12">
+                  <c:v>105.7</c:v>
+                </c:pt>
+                <c:pt idx="13">
+                  <c:v>107.7</c:v>
+                </c:pt>
+                <c:pt idx="14">
+                  <c:v>109.6</c:v>
+                </c:pt>
+                <c:pt idx="15">
+                  <c:v>110.2</c:v>
+                </c:pt>
+                <c:pt idx="16">
+                  <c:v>112.4</c:v>
+                </c:pt>
+                <c:pt idx="17">
+                  <c:v>113.1</c:v>
+                </c:pt>
+                <c:pt idx="18">
+                  <c:v>113.7</c:v>
+                </c:pt>
+                <c:pt idx="19">
+                  <c:v>113.5</c:v>
+                </c:pt>
+                <c:pt idx="20">
+                  <c:v>113.2</c:v>
+                </c:pt>
+                <c:pt idx="21">
+                  <c:v>113.5</c:v>
+                </c:pt>
+                <c:pt idx="22">
+                  <c:v>112.8</c:v>
+                </c:pt>
+                <c:pt idx="23">
+                  <c:v>112.9</c:v>
+                </c:pt>
+                <c:pt idx="24">
+                  <c:v>112.4</c:v>
+                </c:pt>
+                <c:pt idx="25">
+                  <c:v>111.4</c:v>
+                </c:pt>
+                <c:pt idx="26">
+                  <c:v>111.2</c:v>
+                </c:pt>
+                <c:pt idx="27">
+                  <c:v>111</c:v>
+                </c:pt>
+                <c:pt idx="28">
+                  <c:v>110.6</c:v>
+                </c:pt>
+                <c:pt idx="29">
+                  <c:v>110.3</c:v>
+                </c:pt>
+                <c:pt idx="30">
+                  <c:v>110</c:v>
+                </c:pt>
+                <c:pt idx="31">
+                  <c:v>110.5</c:v>
+                </c:pt>
+                <c:pt idx="32">
+                  <c:v>110.2</c:v>
+                </c:pt>
+                <c:pt idx="33">
+                  <c:v>110</c:v>
+                </c:pt>
+                <c:pt idx="34">
+                  <c:v>109.8</c:v>
+                </c:pt>
+                <c:pt idx="35">
+                  <c:v>109.4</c:v>
+                </c:pt>
+                <c:pt idx="36">
+                  <c:v>109.5</c:v>
+                </c:pt>
+                <c:pt idx="37">
+                  <c:v>109.3</c:v>
+                </c:pt>
+                <c:pt idx="38">
+                  <c:v>109</c:v>
+                </c:pt>
+                <c:pt idx="39">
+                  <c:v>108.2</c:v>
+                </c:pt>
+                <c:pt idx="40">
+                  <c:v>108.2</c:v>
+                </c:pt>
+                <c:pt idx="41">
+                  <c:v>107.2</c:v>
+                </c:pt>
+                <c:pt idx="42">
+                  <c:v>106</c:v>
+                </c:pt>
+                <c:pt idx="43">
+                  <c:v>105.4</c:v>
+                </c:pt>
+                <c:pt idx="44">
+                  <c:v>104</c:v>
+                </c:pt>
+                <c:pt idx="45">
+                  <c:v>102.7</c:v>
+                </c:pt>
+                <c:pt idx="46">
+                  <c:v>101.2</c:v>
+                </c:pt>
+                <c:pt idx="47">
+                  <c:v>99.5</c:v>
+                </c:pt>
+                <c:pt idx="48">
+                  <c:v>98</c:v>
+                </c:pt>
+                <c:pt idx="49">
+                  <c:v>95.7</c:v>
+                </c:pt>
+                <c:pt idx="50">
+                  <c:v>93.7</c:v>
+                </c:pt>
+                <c:pt idx="51">
+                  <c:v>91.5</c:v>
+                </c:pt>
+                <c:pt idx="52">
+                  <c:v>89.5</c:v>
+                </c:pt>
+                <c:pt idx="53">
+                  <c:v>87.2</c:v>
+                </c:pt>
+                <c:pt idx="54">
+                  <c:v>85</c:v>
+                </c:pt>
+                <c:pt idx="55">
+                  <c:v>82.7</c:v>
+                </c:pt>
+                <c:pt idx="56">
+                  <c:v>80.400000000000006</c:v>
+                </c:pt>
+                <c:pt idx="57">
+                  <c:v>78</c:v>
+                </c:pt>
+                <c:pt idx="58">
+                  <c:v>75.8</c:v>
+                </c:pt>
+                <c:pt idx="59">
+                  <c:v>73.900000000000006</c:v>
+                </c:pt>
+                <c:pt idx="60">
+                  <c:v>72</c:v>
+                </c:pt>
+                <c:pt idx="61">
+                  <c:v>70.2</c:v>
+                </c:pt>
+                <c:pt idx="62">
+                  <c:v>68.7</c:v>
+                </c:pt>
+                <c:pt idx="63">
+                  <c:v>67.3</c:v>
+                </c:pt>
+                <c:pt idx="64">
+                  <c:v>66.900000000000006</c:v>
+                </c:pt>
+                <c:pt idx="65">
+                  <c:v>67</c:v>
+                </c:pt>
+                <c:pt idx="66">
+                  <c:v>66.599999999999994</c:v>
+                </c:pt>
+                <c:pt idx="67">
+                  <c:v>66.5</c:v>
+                </c:pt>
+                <c:pt idx="68">
+                  <c:v>66.099999999999994</c:v>
+                </c:pt>
+                <c:pt idx="69">
+                  <c:v>66</c:v>
+                </c:pt>
+                <c:pt idx="70">
+                  <c:v>65.900000000000006</c:v>
+                </c:pt>
+                <c:pt idx="71">
+                  <c:v>65.900000000000006</c:v>
+                </c:pt>
+                <c:pt idx="72">
+                  <c:v>65.900000000000006</c:v>
+                </c:pt>
+                <c:pt idx="73">
+                  <c:v>65.8</c:v>
+                </c:pt>
+                <c:pt idx="74">
+                  <c:v>65.7</c:v>
+                </c:pt>
+                <c:pt idx="75">
+                  <c:v>65.5</c:v>
+                </c:pt>
+                <c:pt idx="76">
+                  <c:v>65.7</c:v>
+                </c:pt>
+                <c:pt idx="77">
+                  <c:v>65.7</c:v>
+                </c:pt>
+              </c:numCache>
+            </c:numRef>
+          </c:yVal>
+          <c:smooth val="0"/>
+          <c:extLst>
+            <c:ext xmlns:c16="http://schemas.microsoft.com/office/drawing/2014/chart" uri="{C3380CC4-5D6E-409C-BE32-E72D297353CC}">
+              <c16:uniqueId val="{00000000-BA86-4E1F-9151-453F10AC4BF5}"/>
+            </c:ext>
+          </c:extLst>
+        </c:ser>
+        <c:dLbls>
+          <c:showLegendKey val="0"/>
+          <c:showVal val="0"/>
+          <c:showCatName val="0"/>
+          <c:showSerName val="0"/>
+          <c:showPercent val="0"/>
+          <c:showBubbleSize val="0"/>
+        </c:dLbls>
+        <c:axId val="605815576"/>
+        <c:axId val="605815936"/>
+      </c:scatterChart>
+      <c:valAx>
+        <c:axId val="605815576"/>
+        <c:scaling>
+          <c:orientation val="minMax"/>
+        </c:scaling>
+        <c:delete val="0"/>
+        <c:axPos val="b"/>
+        <c:majorGridlines>
+          <c:spPr>
+            <a:ln w="9525" cap="flat" cmpd="sng" algn="ctr">
+              <a:solidFill>
+                <a:schemeClr val="tx1">
+                  <a:lumMod val="15000"/>
+                  <a:lumOff val="85000"/>
+                </a:schemeClr>
+              </a:solidFill>
+              <a:round/>
+            </a:ln>
+            <a:effectLst/>
+          </c:spPr>
+        </c:majorGridlines>
+        <c:numFmt formatCode="General" sourceLinked="1"/>
+        <c:majorTickMark val="none"/>
+        <c:minorTickMark val="none"/>
+        <c:tickLblPos val="nextTo"/>
+        <c:spPr>
+          <a:noFill/>
+          <a:ln w="9525" cap="flat" cmpd="sng" algn="ctr">
+            <a:solidFill>
+              <a:schemeClr val="tx1">
+                <a:lumMod val="25000"/>
+                <a:lumOff val="75000"/>
+              </a:schemeClr>
+            </a:solidFill>
+            <a:round/>
+          </a:ln>
+          <a:effectLst/>
+        </c:spPr>
+        <c:txPr>
+          <a:bodyPr rot="-60000000" spcFirstLastPara="1" vertOverflow="ellipsis" vert="horz" wrap="square" anchor="ctr" anchorCtr="1"/>
+          <a:lstStyle/>
+          <a:p>
+            <a:pPr>
+              <a:defRPr sz="900" b="0" i="0" u="none" strike="noStrike" kern="1200" baseline="0">
+                <a:solidFill>
+                  <a:schemeClr val="tx1">
+                    <a:lumMod val="65000"/>
+                    <a:lumOff val="35000"/>
+                  </a:schemeClr>
+                </a:solidFill>
+                <a:latin typeface="+mn-lt"/>
+                <a:ea typeface="+mn-ea"/>
+                <a:cs typeface="+mn-cs"/>
+              </a:defRPr>
+            </a:pPr>
+            <a:endParaRPr lang="es-419"/>
+          </a:p>
+        </c:txPr>
+        <c:crossAx val="605815936"/>
+        <c:crosses val="autoZero"/>
+        <c:crossBetween val="midCat"/>
+      </c:valAx>
+      <c:valAx>
+        <c:axId val="605815936"/>
+        <c:scaling>
+          <c:orientation val="minMax"/>
+        </c:scaling>
+        <c:delete val="0"/>
+        <c:axPos val="l"/>
+        <c:majorGridlines>
+          <c:spPr>
+            <a:ln w="9525" cap="flat" cmpd="sng" algn="ctr">
+              <a:solidFill>
+                <a:schemeClr val="tx1">
+                  <a:lumMod val="15000"/>
+                  <a:lumOff val="85000"/>
+                </a:schemeClr>
+              </a:solidFill>
+              <a:round/>
+            </a:ln>
+            <a:effectLst/>
+          </c:spPr>
+        </c:majorGridlines>
+        <c:numFmt formatCode="General" sourceLinked="1"/>
+        <c:majorTickMark val="none"/>
+        <c:minorTickMark val="none"/>
+        <c:tickLblPos val="nextTo"/>
+        <c:spPr>
+          <a:noFill/>
+          <a:ln w="9525" cap="flat" cmpd="sng" algn="ctr">
+            <a:solidFill>
+              <a:schemeClr val="tx1">
+                <a:lumMod val="25000"/>
+                <a:lumOff val="75000"/>
+              </a:schemeClr>
+            </a:solidFill>
+            <a:round/>
+          </a:ln>
+          <a:effectLst/>
+        </c:spPr>
+        <c:txPr>
+          <a:bodyPr rot="-60000000" spcFirstLastPara="1" vertOverflow="ellipsis" vert="horz" wrap="square" anchor="ctr" anchorCtr="1"/>
+          <a:lstStyle/>
+          <a:p>
+            <a:pPr>
+              <a:defRPr sz="900" b="0" i="0" u="none" strike="noStrike" kern="1200" baseline="0">
+                <a:solidFill>
+                  <a:schemeClr val="tx1">
+                    <a:lumMod val="65000"/>
+                    <a:lumOff val="35000"/>
+                  </a:schemeClr>
+                </a:solidFill>
+                <a:latin typeface="+mn-lt"/>
+                <a:ea typeface="+mn-ea"/>
+                <a:cs typeface="+mn-cs"/>
+              </a:defRPr>
+            </a:pPr>
+            <a:endParaRPr lang="es-419"/>
+          </a:p>
+        </c:txPr>
+        <c:crossAx val="605815576"/>
+        <c:crosses val="autoZero"/>
+        <c:crossBetween val="midCat"/>
+      </c:valAx>
+      <c:spPr>
+        <a:noFill/>
+        <a:ln>
+          <a:noFill/>
+        </a:ln>
+        <a:effectLst/>
+      </c:spPr>
+    </c:plotArea>
+    <c:plotVisOnly val="1"/>
+    <c:dispBlanksAs val="gap"/>
+    <c:showDLblsOverMax val="0"/>
+  </c:chart>
+  <c:spPr>
+    <a:solidFill>
+      <a:schemeClr val="bg1"/>
+    </a:solidFill>
+    <a:ln w="9525" cap="flat" cmpd="sng" algn="ctr">
+      <a:solidFill>
+        <a:schemeClr val="tx1">
+          <a:lumMod val="15000"/>
+          <a:lumOff val="85000"/>
+        </a:schemeClr>
+      </a:solidFill>
+      <a:round/>
+    </a:ln>
+    <a:effectLst/>
+  </c:spPr>
+  <c:txPr>
+    <a:bodyPr/>
+    <a:lstStyle/>
+    <a:p>
+      <a:pPr>
+        <a:defRPr/>
+      </a:pPr>
+      <a:endParaRPr lang="es-419"/>
+    </a:p>
+  </c:txPr>
+  <c:externalData r:id="rId3">
+    <c:autoUpdate val="0"/>
+  </c:externalData>
+</c:chartSpace>
+</file>
+
+<file path=word/charts/colors1.xml><?xml version="1.0" encoding="utf-8"?>
+<cs:colorStyle xmlns:cs="http://schemas.microsoft.com/office/drawing/2012/chartStyle" xmlns:a="http://schemas.openxmlformats.org/drawingml/2006/main" meth="cycle" id="10">
+  <a:schemeClr val="accent1"/>
+  <a:schemeClr val="accent2"/>
+  <a:schemeClr val="accent3"/>
+  <a:schemeClr val="accent4"/>
+  <a:schemeClr val="accent5"/>
+  <a:schemeClr val="accent6"/>
+  <cs:variation/>
+  <cs:variation>
+    <a:lumMod val="60000"/>
+  </cs:variation>
+  <cs:variation>
+    <a:lumMod val="80000"/>
+    <a:lumOff val="20000"/>
+  </cs:variation>
+  <cs:variation>
+    <a:lumMod val="80000"/>
+  </cs:variation>
+  <cs:variation>
+    <a:lumMod val="60000"/>
+    <a:lumOff val="40000"/>
+  </cs:variation>
+  <cs:variation>
+    <a:lumMod val="50000"/>
+  </cs:variation>
+  <cs:variation>
+    <a:lumMod val="70000"/>
+    <a:lumOff val="30000"/>
+  </cs:variation>
+  <cs:variation>
+    <a:lumMod val="70000"/>
+  </cs:variation>
+  <cs:variation>
+    <a:lumMod val="50000"/>
+    <a:lumOff val="50000"/>
+  </cs:variation>
+</cs:colorStyle>
+</file>
+
+<file path=word/charts/colors2.xml><?xml version="1.0" encoding="utf-8"?>
+<cs:colorStyle xmlns:cs="http://schemas.microsoft.com/office/drawing/2012/chartStyle" xmlns:a="http://schemas.openxmlformats.org/drawingml/2006/main" meth="cycle" id="10">
+  <a:schemeClr val="accent1"/>
+  <a:schemeClr val="accent2"/>
+  <a:schemeClr val="accent3"/>
+  <a:schemeClr val="accent4"/>
+  <a:schemeClr val="accent5"/>
+  <a:schemeClr val="accent6"/>
+  <cs:variation/>
+  <cs:variation>
+    <a:lumMod val="60000"/>
+  </cs:variation>
+  <cs:variation>
+    <a:lumMod val="80000"/>
+    <a:lumOff val="20000"/>
+  </cs:variation>
+  <cs:variation>
+    <a:lumMod val="80000"/>
+  </cs:variation>
+  <cs:variation>
+    <a:lumMod val="60000"/>
+    <a:lumOff val="40000"/>
+  </cs:variation>
+  <cs:variation>
+    <a:lumMod val="50000"/>
+  </cs:variation>
+  <cs:variation>
+    <a:lumMod val="70000"/>
+    <a:lumOff val="30000"/>
+  </cs:variation>
+  <cs:variation>
+    <a:lumMod val="70000"/>
+  </cs:variation>
+  <cs:variation>
+    <a:lumMod val="50000"/>
+    <a:lumOff val="50000"/>
+  </cs:variation>
+</cs:colorStyle>
+</file>
+
+<file path=word/charts/style1.xml><?xml version="1.0" encoding="utf-8"?>
+<cs:chartStyle xmlns:cs="http://schemas.microsoft.com/office/drawing/2012/chartStyle" xmlns:a="http://schemas.openxmlformats.org/drawingml/2006/main" id="240">
+  <cs:axisTitle>
+    <cs:lnRef idx="0"/>
+    <cs:fillRef idx="0"/>
+    <cs:effectRef idx="0"/>
+    <cs:fontRef idx="minor">
+      <a:schemeClr val="tx1">
+        <a:lumMod val="65000"/>
+        <a:lumOff val="35000"/>
+      </a:schemeClr>
+    </cs:fontRef>
+    <cs:defRPr sz="1000" kern="1200"/>
+  </cs:axisTitle>
+  <cs:categoryAxis>
+    <cs:lnRef idx="0"/>
+    <cs:fillRef idx="0"/>
+    <cs:effectRef idx="0"/>
+    <cs:fontRef idx="minor">
+      <a:schemeClr val="tx1">
+        <a:lumMod val="65000"/>
+        <a:lumOff val="35000"/>
+      </a:schemeClr>
+    </cs:fontRef>
+    <cs:spPr>
+      <a:ln w="9525" cap="flat" cmpd="sng" algn="ctr">
+        <a:solidFill>
+          <a:schemeClr val="tx1">
+            <a:lumMod val="25000"/>
+            <a:lumOff val="75000"/>
+          </a:schemeClr>
+        </a:solidFill>
+        <a:round/>
+      </a:ln>
+    </cs:spPr>
+    <cs:defRPr sz="900" kern="1200"/>
+  </cs:categoryAxis>
+  <cs:chartArea mods="allowNoFillOverride allowNoLineOverride">
+    <cs:lnRef idx="0"/>
+    <cs:fillRef idx="0"/>
+    <cs:effectRef idx="0"/>
+    <cs:fontRef idx="minor">
+      <a:schemeClr val="tx1"/>
+    </cs:fontRef>
+    <cs:spPr>
+      <a:solidFill>
+        <a:schemeClr val="bg1"/>
+      </a:solidFill>
+      <a:ln w="9525" cap="flat" cmpd="sng" algn="ctr">
+        <a:solidFill>
+          <a:schemeClr val="tx1">
+            <a:lumMod val="15000"/>
+            <a:lumOff val="85000"/>
+          </a:schemeClr>
+        </a:solidFill>
+        <a:round/>
+      </a:ln>
+    </cs:spPr>
+    <cs:defRPr sz="1000" kern="1200"/>
+  </cs:chartArea>
+  <cs:dataLabel>
+    <cs:lnRef idx="0"/>
+    <cs:fillRef idx="0"/>
+    <cs:effectRef idx="0"/>
+    <cs:fontRef idx="minor">
+      <a:schemeClr val="tx1">
+        <a:lumMod val="75000"/>
+        <a:lumOff val="25000"/>
+      </a:schemeClr>
+    </cs:fontRef>
+    <cs:defRPr sz="900" kern="1200"/>
+  </cs:dataLabel>
+  <cs:dataLabelCallout>
+    <cs:lnRef idx="0"/>
+    <cs:fillRef idx="0"/>
+    <cs:effectRef idx="0"/>
+    <cs:fontRef idx="minor">
+      <a:schemeClr val="dk1">
+        <a:lumMod val="65000"/>
+        <a:lumOff val="35000"/>
+      </a:schemeClr>
+    </cs:fontRef>
+    <cs:spPr>
+      <a:solidFill>
+        <a:schemeClr val="lt1"/>
+      </a:solidFill>
+      <a:ln>
+        <a:solidFill>
+          <a:schemeClr val="dk1">
+            <a:lumMod val="25000"/>
+            <a:lumOff val="75000"/>
+          </a:schemeClr>
+        </a:solidFill>
+      </a:ln>
+    </cs:spPr>
+    <cs:defRPr sz="900" kern="1200"/>
+    <cs:bodyPr rot="0" spcFirstLastPara="1" vertOverflow="clip" horzOverflow="clip" vert="horz" wrap="square" lIns="36576" tIns="18288" rIns="36576" bIns="18288" anchor="ctr" anchorCtr="1">
+      <a:spAutoFit/>
+    </cs:bodyPr>
+  </cs:dataLabelCallout>
+  <cs:dataPoint>
+    <cs:lnRef idx="0"/>
+    <cs:fillRef idx="1">
+      <cs:styleClr val="auto"/>
+    </cs:fillRef>
+    <cs:effectRef idx="0"/>
+    <cs:fontRef idx="minor">
+      <a:schemeClr val="tx1"/>
+    </cs:fontRef>
+  </cs:dataPoint>
+  <cs:dataPoint3D>
+    <cs:lnRef idx="0"/>
+    <cs:fillRef idx="1">
+      <cs:styleClr val="auto"/>
+    </cs:fillRef>
+    <cs:effectRef idx="0"/>
+    <cs:fontRef idx="minor">
+      <a:schemeClr val="tx1"/>
+    </cs:fontRef>
+  </cs:dataPoint3D>
+  <cs:dataPointLine>
+    <cs:lnRef idx="0">
+      <cs:styleClr val="auto"/>
+    </cs:lnRef>
+    <cs:fillRef idx="1"/>
+    <cs:effectRef idx="0"/>
+    <cs:fontRef idx="minor">
+      <a:schemeClr val="tx1"/>
+    </cs:fontRef>
+    <cs:spPr>
+      <a:ln w="19050" cap="rnd">
+        <a:solidFill>
+          <a:schemeClr val="phClr"/>
+        </a:solidFill>
+        <a:round/>
+      </a:ln>
+    </cs:spPr>
+  </cs:dataPointLine>
+  <cs:dataPointMarker>
+    <cs:lnRef idx="0">
+      <cs:styleClr val="auto"/>
+    </cs:lnRef>
+    <cs:fillRef idx="1">
+      <cs:styleClr val="auto"/>
+    </cs:fillRef>
+    <cs:effectRef idx="0"/>
+    <cs:fontRef idx="minor">
+      <a:schemeClr val="tx1"/>
+    </cs:fontRef>
+    <cs:spPr>
+      <a:ln w="9525">
+        <a:solidFill>
+          <a:schemeClr val="phClr"/>
+        </a:solidFill>
+      </a:ln>
+    </cs:spPr>
+  </cs:dataPointMarker>
+  <cs:dataPointMarkerLayout symbol="circle" size="5"/>
+  <cs:dataPointWireframe>
+    <cs:lnRef idx="0">
+      <cs:styleClr val="auto"/>
+    </cs:lnRef>
+    <cs:fillRef idx="0"/>
+    <cs:effectRef idx="0"/>
+    <cs:fontRef idx="minor">
+      <a:schemeClr val="dk1"/>
+    </cs:fontRef>
+    <cs:spPr>
+      <a:ln w="9525" cap="rnd">
+        <a:solidFill>
+          <a:schemeClr val="phClr"/>
+        </a:solidFill>
+        <a:round/>
+      </a:ln>
+    </cs:spPr>
+  </cs:dataPointWireframe>
+  <cs:dataTable>
+    <cs:lnRef idx="0"/>
+    <cs:fillRef idx="0"/>
+    <cs:effectRef idx="0"/>
+    <cs:fontRef idx="minor">
+      <a:schemeClr val="tx1">
+        <a:lumMod val="65000"/>
+        <a:lumOff val="35000"/>
+      </a:schemeClr>
+    </cs:fontRef>
+    <cs:spPr>
+      <a:noFill/>
+      <a:ln w="9525" cap="flat" cmpd="sng" algn="ctr">
+        <a:solidFill>
+          <a:schemeClr val="tx1">
+            <a:lumMod val="15000"/>
+            <a:lumOff val="85000"/>
+          </a:schemeClr>
+        </a:solidFill>
+        <a:round/>
+      </a:ln>
+    </cs:spPr>
+    <cs:defRPr sz="900" kern="1200"/>
+  </cs:dataTable>
+  <cs:downBar>
+    <cs:lnRef idx="0"/>
+    <cs:fillRef idx="0"/>
+    <cs:effectRef idx="0"/>
+    <cs:fontRef idx="minor">
+      <a:schemeClr val="tx1"/>
+    </cs:fontRef>
+    <cs:spPr>
+      <a:solidFill>
+        <a:schemeClr val="dk1">
+          <a:lumMod val="75000"/>
+          <a:lumOff val="25000"/>
+        </a:schemeClr>
+      </a:solidFill>
+      <a:ln w="9525" cap="flat" cmpd="sng" algn="ctr">
+        <a:solidFill>
+          <a:schemeClr val="tx1">
+            <a:lumMod val="65000"/>
+            <a:lumOff val="35000"/>
+          </a:schemeClr>
+        </a:solidFill>
+        <a:round/>
+      </a:ln>
+    </cs:spPr>
+  </cs:downBar>
+  <cs:dropLine>
+    <cs:lnRef idx="0"/>
+    <cs:fillRef idx="0"/>
+    <cs:effectRef idx="0"/>
+    <cs:fontRef idx="minor">
+      <a:schemeClr val="tx1"/>
+    </cs:fontRef>
+    <cs:spPr>
+      <a:ln w="9525" cap="flat" cmpd="sng" algn="ctr">
+        <a:solidFill>
+          <a:schemeClr val="tx1">
+            <a:lumMod val="35000"/>
+            <a:lumOff val="65000"/>
+          </a:schemeClr>
+        </a:solidFill>
+        <a:round/>
+      </a:ln>
+    </cs:spPr>
+  </cs:dropLine>
+  <cs:errorBar>
+    <cs:lnRef idx="0"/>
+    <cs:fillRef idx="0"/>
+    <cs:effectRef idx="0"/>
+    <cs:fontRef idx="minor">
+      <a:schemeClr val="tx1"/>
+    </cs:fontRef>
+    <cs:spPr>
+      <a:ln w="9525" cap="flat" cmpd="sng" algn="ctr">
+        <a:solidFill>
+          <a:schemeClr val="tx1">
+            <a:lumMod val="65000"/>
+            <a:lumOff val="35000"/>
+          </a:schemeClr>
+        </a:solidFill>
+        <a:round/>
+      </a:ln>
+    </cs:spPr>
+  </cs:errorBar>
+  <cs:floor>
+    <cs:lnRef idx="0"/>
+    <cs:fillRef idx="0"/>
+    <cs:effectRef idx="0"/>
+    <cs:fontRef idx="minor">
+      <a:schemeClr val="tx1"/>
+    </cs:fontRef>
+    <cs:spPr>
+      <a:noFill/>
+      <a:ln>
+        <a:noFill/>
+      </a:ln>
+    </cs:spPr>
+  </cs:floor>
+  <cs:gridlineMajor>
+    <cs:lnRef idx="0"/>
+    <cs:fillRef idx="0"/>
+    <cs:effectRef idx="0"/>
+    <cs:fontRef idx="minor">
+      <a:schemeClr val="tx1"/>
+    </cs:fontRef>
+    <cs:spPr>
+      <a:ln w="9525" cap="flat" cmpd="sng" algn="ctr">
+        <a:solidFill>
+          <a:schemeClr val="tx1">
+            <a:lumMod val="15000"/>
+            <a:lumOff val="85000"/>
+          </a:schemeClr>
+        </a:solidFill>
+        <a:round/>
+      </a:ln>
+    </cs:spPr>
+  </cs:gridlineMajor>
+  <cs:gridlineMinor>
+    <cs:lnRef idx="0"/>
+    <cs:fillRef idx="0"/>
+    <cs:effectRef idx="0"/>
+    <cs:fontRef idx="minor">
+      <a:schemeClr val="tx1"/>
+    </cs:fontRef>
+    <cs:spPr>
+      <a:ln w="9525" cap="flat" cmpd="sng" algn="ctr">
+        <a:solidFill>
+          <a:schemeClr val="tx1">
+            <a:lumMod val="5000"/>
+            <a:lumOff val="95000"/>
+          </a:schemeClr>
+        </a:solidFill>
+        <a:round/>
+      </a:ln>
+    </cs:spPr>
+  </cs:gridlineMinor>
+  <cs:hiLoLine>
+    <cs:lnRef idx="0"/>
+    <cs:fillRef idx="0"/>
+    <cs:effectRef idx="0"/>
+    <cs:fontRef idx="minor">
+      <a:schemeClr val="tx1"/>
+    </cs:fontRef>
+    <cs:spPr>
+      <a:ln w="9525" cap="flat" cmpd="sng" algn="ctr">
+        <a:solidFill>
+          <a:schemeClr val="tx1">
+            <a:lumMod val="50000"/>
+            <a:lumOff val="50000"/>
+          </a:schemeClr>
+        </a:solidFill>
+        <a:round/>
+      </a:ln>
+    </cs:spPr>
+  </cs:hiLoLine>
+  <cs:leaderLine>
+    <cs:lnRef idx="0"/>
+    <cs:fillRef idx="0"/>
+    <cs:effectRef idx="0"/>
+    <cs:fontRef idx="minor">
+      <a:schemeClr val="tx1"/>
+    </cs:fontRef>
+    <cs:spPr>
+      <a:ln w="9525" cap="flat" cmpd="sng" algn="ctr">
+        <a:solidFill>
+          <a:schemeClr val="tx1">
+            <a:lumMod val="35000"/>
+            <a:lumOff val="65000"/>
+          </a:schemeClr>
+        </a:solidFill>
+        <a:round/>
+      </a:ln>
+    </cs:spPr>
+  </cs:leaderLine>
+  <cs:legend>
+    <cs:lnRef idx="0"/>
+    <cs:fillRef idx="0"/>
+    <cs:effectRef idx="0"/>
+    <cs:fontRef idx="minor">
+      <a:schemeClr val="tx1">
+        <a:lumMod val="65000"/>
+        <a:lumOff val="35000"/>
+      </a:schemeClr>
+    </cs:fontRef>
+    <cs:defRPr sz="900" kern="1200"/>
+  </cs:legend>
+  <cs:plotArea mods="allowNoFillOverride allowNoLineOverride">
+    <cs:lnRef idx="0"/>
+    <cs:fillRef idx="0"/>
+    <cs:effectRef idx="0"/>
+    <cs:fontRef idx="minor">
+      <a:schemeClr val="tx1"/>
+    </cs:fontRef>
+  </cs:plotArea>
+  <cs:plotArea3D mods="allowNoFillOverride allowNoLineOverride">
+    <cs:lnRef idx="0"/>
+    <cs:fillRef idx="0"/>
+    <cs:effectRef idx="0"/>
+    <cs:fontRef idx="minor">
+      <a:schemeClr val="tx1"/>
+    </cs:fontRef>
+  </cs:plotArea3D>
+  <cs:seriesAxis>
+    <cs:lnRef idx="0"/>
+    <cs:fillRef idx="0"/>
+    <cs:effectRef idx="0"/>
+    <cs:fontRef idx="minor">
+      <a:schemeClr val="tx1">
+        <a:lumMod val="65000"/>
+        <a:lumOff val="35000"/>
+      </a:schemeClr>
+    </cs:fontRef>
+    <cs:defRPr sz="900" kern="1200"/>
+  </cs:seriesAxis>
+  <cs:seriesLine>
+    <cs:lnRef idx="0"/>
+    <cs:fillRef idx="0"/>
+    <cs:effectRef idx="0"/>
+    <cs:fontRef idx="minor">
+      <a:schemeClr val="tx1"/>
+    </cs:fontRef>
+    <cs:spPr>
+      <a:ln w="9525" cap="flat" cmpd="sng" algn="ctr">
+        <a:solidFill>
+          <a:schemeClr val="tx1">
+            <a:lumMod val="35000"/>
+            <a:lumOff val="65000"/>
+          </a:schemeClr>
+        </a:solidFill>
+        <a:round/>
+      </a:ln>
+    </cs:spPr>
+  </cs:seriesLine>
+  <cs:title>
+    <cs:lnRef idx="0"/>
+    <cs:fillRef idx="0"/>
+    <cs:effectRef idx="0"/>
+    <cs:fontRef idx="minor">
+      <a:schemeClr val="tx1">
+        <a:lumMod val="65000"/>
+        <a:lumOff val="35000"/>
+      </a:schemeClr>
+    </cs:fontRef>
+    <cs:defRPr sz="1400" b="0" kern="1200" spc="0" baseline="0"/>
+  </cs:title>
+  <cs:trendline>
+    <cs:lnRef idx="0">
+      <cs:styleClr val="auto"/>
+    </cs:lnRef>
+    <cs:fillRef idx="0"/>
+    <cs:effectRef idx="0"/>
+    <cs:fontRef idx="minor">
+      <a:schemeClr val="tx1"/>
+    </cs:fontRef>
+    <cs:spPr>
+      <a:ln w="19050" cap="rnd">
+        <a:solidFill>
+          <a:schemeClr val="phClr"/>
+        </a:solidFill>
+        <a:prstDash val="sysDot"/>
+      </a:ln>
+    </cs:spPr>
+  </cs:trendline>
+  <cs:trendlineLabel>
+    <cs:lnRef idx="0"/>
+    <cs:fillRef idx="0"/>
+    <cs:effectRef idx="0"/>
+    <cs:fontRef idx="minor">
+      <a:schemeClr val="tx1">
+        <a:lumMod val="65000"/>
+        <a:lumOff val="35000"/>
+      </a:schemeClr>
+    </cs:fontRef>
+    <cs:defRPr sz="900" kern="1200"/>
+  </cs:trendlineLabel>
+  <cs:upBar>
+    <cs:lnRef idx="0"/>
+    <cs:fillRef idx="0"/>
+    <cs:effectRef idx="0"/>
+    <cs:fontRef idx="minor">
+      <a:schemeClr val="tx1"/>
+    </cs:fontRef>
+    <cs:spPr>
+      <a:solidFill>
+        <a:schemeClr val="lt1"/>
+      </a:solidFill>
+      <a:ln w="9525" cap="flat" cmpd="sng" algn="ctr">
+        <a:solidFill>
+          <a:schemeClr val="tx1">
+            <a:lumMod val="65000"/>
+            <a:lumOff val="35000"/>
+          </a:schemeClr>
+        </a:solidFill>
+        <a:round/>
+      </a:ln>
+    </cs:spPr>
+  </cs:upBar>
+  <cs:valueAxis>
+    <cs:lnRef idx="0"/>
+    <cs:fillRef idx="0"/>
+    <cs:effectRef idx="0"/>
+    <cs:fontRef idx="minor">
+      <a:schemeClr val="tx1">
+        <a:lumMod val="65000"/>
+        <a:lumOff val="35000"/>
+      </a:schemeClr>
+    </cs:fontRef>
+    <cs:spPr>
+      <a:ln w="9525" cap="flat" cmpd="sng" algn="ctr">
+        <a:solidFill>
+          <a:schemeClr val="tx1">
+            <a:lumMod val="25000"/>
+            <a:lumOff val="75000"/>
+          </a:schemeClr>
+        </a:solidFill>
+        <a:round/>
+      </a:ln>
+    </cs:spPr>
+    <cs:defRPr sz="900" kern="1200"/>
+  </cs:valueAxis>
+  <cs:wall>
+    <cs:lnRef idx="0"/>
+    <cs:fillRef idx="0"/>
+    <cs:effectRef idx="0"/>
+    <cs:fontRef idx="minor">
+      <a:schemeClr val="tx1"/>
+    </cs:fontRef>
+    <cs:spPr>
+      <a:noFill/>
+      <a:ln>
+        <a:noFill/>
+      </a:ln>
+    </cs:spPr>
+  </cs:wall>
+</cs:chartStyle>
+</file>
+
+<file path=word/charts/style2.xml><?xml version="1.0" encoding="utf-8"?>
+<cs:chartStyle xmlns:cs="http://schemas.microsoft.com/office/drawing/2012/chartStyle" xmlns:a="http://schemas.openxmlformats.org/drawingml/2006/main" id="240">
+  <cs:axisTitle>
+    <cs:lnRef idx="0"/>
+    <cs:fillRef idx="0"/>
+    <cs:effectRef idx="0"/>
+    <cs:fontRef idx="minor">
+      <a:schemeClr val="tx1">
+        <a:lumMod val="65000"/>
+        <a:lumOff val="35000"/>
+      </a:schemeClr>
+    </cs:fontRef>
+    <cs:defRPr sz="1000" kern="1200"/>
+  </cs:axisTitle>
+  <cs:categoryAxis>
+    <cs:lnRef idx="0"/>
+    <cs:fillRef idx="0"/>
+    <cs:effectRef idx="0"/>
+    <cs:fontRef idx="minor">
+      <a:schemeClr val="tx1">
+        <a:lumMod val="65000"/>
+        <a:lumOff val="35000"/>
+      </a:schemeClr>
+    </cs:fontRef>
+    <cs:spPr>
+      <a:ln w="9525" cap="flat" cmpd="sng" algn="ctr">
+        <a:solidFill>
+          <a:schemeClr val="tx1">
+            <a:lumMod val="25000"/>
+            <a:lumOff val="75000"/>
+          </a:schemeClr>
+        </a:solidFill>
+        <a:round/>
+      </a:ln>
+    </cs:spPr>
+    <cs:defRPr sz="900" kern="1200"/>
+  </cs:categoryAxis>
+  <cs:chartArea mods="allowNoFillOverride allowNoLineOverride">
+    <cs:lnRef idx="0"/>
+    <cs:fillRef idx="0"/>
+    <cs:effectRef idx="0"/>
+    <cs:fontRef idx="minor">
+      <a:schemeClr val="tx1"/>
+    </cs:fontRef>
+    <cs:spPr>
+      <a:solidFill>
+        <a:schemeClr val="bg1"/>
+      </a:solidFill>
+      <a:ln w="9525" cap="flat" cmpd="sng" algn="ctr">
+        <a:solidFill>
+          <a:schemeClr val="tx1">
+            <a:lumMod val="15000"/>
+            <a:lumOff val="85000"/>
+          </a:schemeClr>
+        </a:solidFill>
+        <a:round/>
+      </a:ln>
+    </cs:spPr>
+    <cs:defRPr sz="1000" kern="1200"/>
+  </cs:chartArea>
+  <cs:dataLabel>
+    <cs:lnRef idx="0"/>
+    <cs:fillRef idx="0"/>
+    <cs:effectRef idx="0"/>
+    <cs:fontRef idx="minor">
+      <a:schemeClr val="tx1">
+        <a:lumMod val="75000"/>
+        <a:lumOff val="25000"/>
+      </a:schemeClr>
+    </cs:fontRef>
+    <cs:defRPr sz="900" kern="1200"/>
+  </cs:dataLabel>
+  <cs:dataLabelCallout>
+    <cs:lnRef idx="0"/>
+    <cs:fillRef idx="0"/>
+    <cs:effectRef idx="0"/>
+    <cs:fontRef idx="minor">
+      <a:schemeClr val="dk1">
+        <a:lumMod val="65000"/>
+        <a:lumOff val="35000"/>
+      </a:schemeClr>
+    </cs:fontRef>
+    <cs:spPr>
+      <a:solidFill>
+        <a:schemeClr val="lt1"/>
+      </a:solidFill>
+      <a:ln>
+        <a:solidFill>
+          <a:schemeClr val="dk1">
+            <a:lumMod val="25000"/>
+            <a:lumOff val="75000"/>
+          </a:schemeClr>
+        </a:solidFill>
+      </a:ln>
+    </cs:spPr>
+    <cs:defRPr sz="900" kern="1200"/>
+    <cs:bodyPr rot="0" spcFirstLastPara="1" vertOverflow="clip" horzOverflow="clip" vert="horz" wrap="square" lIns="36576" tIns="18288" rIns="36576" bIns="18288" anchor="ctr" anchorCtr="1">
+      <a:spAutoFit/>
+    </cs:bodyPr>
+  </cs:dataLabelCallout>
+  <cs:dataPoint>
+    <cs:lnRef idx="0"/>
+    <cs:fillRef idx="1">
+      <cs:styleClr val="auto"/>
+    </cs:fillRef>
+    <cs:effectRef idx="0"/>
+    <cs:fontRef idx="minor">
+      <a:schemeClr val="tx1"/>
+    </cs:fontRef>
+  </cs:dataPoint>
+  <cs:dataPoint3D>
+    <cs:lnRef idx="0"/>
+    <cs:fillRef idx="1">
+      <cs:styleClr val="auto"/>
+    </cs:fillRef>
+    <cs:effectRef idx="0"/>
+    <cs:fontRef idx="minor">
+      <a:schemeClr val="tx1"/>
+    </cs:fontRef>
+  </cs:dataPoint3D>
+  <cs:dataPointLine>
+    <cs:lnRef idx="0">
+      <cs:styleClr val="auto"/>
+    </cs:lnRef>
+    <cs:fillRef idx="1"/>
+    <cs:effectRef idx="0"/>
+    <cs:fontRef idx="minor">
+      <a:schemeClr val="tx1"/>
+    </cs:fontRef>
+    <cs:spPr>
+      <a:ln w="19050" cap="rnd">
+        <a:solidFill>
+          <a:schemeClr val="phClr"/>
+        </a:solidFill>
+        <a:round/>
+      </a:ln>
+    </cs:spPr>
+  </cs:dataPointLine>
+  <cs:dataPointMarker>
+    <cs:lnRef idx="0">
+      <cs:styleClr val="auto"/>
+    </cs:lnRef>
+    <cs:fillRef idx="1">
+      <cs:styleClr val="auto"/>
+    </cs:fillRef>
+    <cs:effectRef idx="0"/>
+    <cs:fontRef idx="minor">
+      <a:schemeClr val="tx1"/>
+    </cs:fontRef>
+    <cs:spPr>
+      <a:ln w="9525">
+        <a:solidFill>
+          <a:schemeClr val="phClr"/>
+        </a:solidFill>
+      </a:ln>
+    </cs:spPr>
+  </cs:dataPointMarker>
+  <cs:dataPointMarkerLayout symbol="circle" size="5"/>
+  <cs:dataPointWireframe>
+    <cs:lnRef idx="0">
+      <cs:styleClr val="auto"/>
+    </cs:lnRef>
+    <cs:fillRef idx="0"/>
+    <cs:effectRef idx="0"/>
+    <cs:fontRef idx="minor">
+      <a:schemeClr val="dk1"/>
+    </cs:fontRef>
+    <cs:spPr>
+      <a:ln w="9525" cap="rnd">
+        <a:solidFill>
+          <a:schemeClr val="phClr"/>
+        </a:solidFill>
+        <a:round/>
+      </a:ln>
+    </cs:spPr>
+  </cs:dataPointWireframe>
+  <cs:dataTable>
+    <cs:lnRef idx="0"/>
+    <cs:fillRef idx="0"/>
+    <cs:effectRef idx="0"/>
+    <cs:fontRef idx="minor">
+      <a:schemeClr val="tx1">
+        <a:lumMod val="65000"/>
+        <a:lumOff val="35000"/>
+      </a:schemeClr>
+    </cs:fontRef>
+    <cs:spPr>
+      <a:noFill/>
+      <a:ln w="9525" cap="flat" cmpd="sng" algn="ctr">
+        <a:solidFill>
+          <a:schemeClr val="tx1">
+            <a:lumMod val="15000"/>
+            <a:lumOff val="85000"/>
+          </a:schemeClr>
+        </a:solidFill>
+        <a:round/>
+      </a:ln>
+    </cs:spPr>
+    <cs:defRPr sz="900" kern="1200"/>
+  </cs:dataTable>
+  <cs:downBar>
+    <cs:lnRef idx="0"/>
+    <cs:fillRef idx="0"/>
+    <cs:effectRef idx="0"/>
+    <cs:fontRef idx="minor">
+      <a:schemeClr val="tx1"/>
+    </cs:fontRef>
+    <cs:spPr>
+      <a:solidFill>
+        <a:schemeClr val="dk1">
+          <a:lumMod val="75000"/>
+          <a:lumOff val="25000"/>
+        </a:schemeClr>
+      </a:solidFill>
+      <a:ln w="9525" cap="flat" cmpd="sng" algn="ctr">
+        <a:solidFill>
+          <a:schemeClr val="tx1">
+            <a:lumMod val="65000"/>
+            <a:lumOff val="35000"/>
+          </a:schemeClr>
+        </a:solidFill>
+        <a:round/>
+      </a:ln>
+    </cs:spPr>
+  </cs:downBar>
+  <cs:dropLine>
+    <cs:lnRef idx="0"/>
+    <cs:fillRef idx="0"/>
+    <cs:effectRef idx="0"/>
+    <cs:fontRef idx="minor">
+      <a:schemeClr val="tx1"/>
+    </cs:fontRef>
+    <cs:spPr>
+      <a:ln w="9525" cap="flat" cmpd="sng" algn="ctr">
+        <a:solidFill>
+          <a:schemeClr val="tx1">
+            <a:lumMod val="35000"/>
+            <a:lumOff val="65000"/>
+          </a:schemeClr>
+        </a:solidFill>
+        <a:round/>
+      </a:ln>
+    </cs:spPr>
+  </cs:dropLine>
+  <cs:errorBar>
+    <cs:lnRef idx="0"/>
+    <cs:fillRef idx="0"/>
+    <cs:effectRef idx="0"/>
+    <cs:fontRef idx="minor">
+      <a:schemeClr val="tx1"/>
+    </cs:fontRef>
+    <cs:spPr>
+      <a:ln w="9525" cap="flat" cmpd="sng" algn="ctr">
+        <a:solidFill>
+          <a:schemeClr val="tx1">
+            <a:lumMod val="65000"/>
+            <a:lumOff val="35000"/>
+          </a:schemeClr>
+        </a:solidFill>
+        <a:round/>
+      </a:ln>
+    </cs:spPr>
+  </cs:errorBar>
+  <cs:floor>
+    <cs:lnRef idx="0"/>
+    <cs:fillRef idx="0"/>
+    <cs:effectRef idx="0"/>
+    <cs:fontRef idx="minor">
+      <a:schemeClr val="tx1"/>
+    </cs:fontRef>
+    <cs:spPr>
+      <a:noFill/>
+      <a:ln>
+        <a:noFill/>
+      </a:ln>
+    </cs:spPr>
+  </cs:floor>
+  <cs:gridlineMajor>
+    <cs:lnRef idx="0"/>
+    <cs:fillRef idx="0"/>
+    <cs:effectRef idx="0"/>
+    <cs:fontRef idx="minor">
+      <a:schemeClr val="tx1"/>
+    </cs:fontRef>
+    <cs:spPr>
+      <a:ln w="9525" cap="flat" cmpd="sng" algn="ctr">
+        <a:solidFill>
+          <a:schemeClr val="tx1">
+            <a:lumMod val="15000"/>
+            <a:lumOff val="85000"/>
+          </a:schemeClr>
+        </a:solidFill>
+        <a:round/>
+      </a:ln>
+    </cs:spPr>
+  </cs:gridlineMajor>
+  <cs:gridlineMinor>
+    <cs:lnRef idx="0"/>
+    <cs:fillRef idx="0"/>
+    <cs:effectRef idx="0"/>
+    <cs:fontRef idx="minor">
+      <a:schemeClr val="tx1"/>
+    </cs:fontRef>
+    <cs:spPr>
+      <a:ln w="9525" cap="flat" cmpd="sng" algn="ctr">
+        <a:solidFill>
+          <a:schemeClr val="tx1">
+            <a:lumMod val="5000"/>
+            <a:lumOff val="95000"/>
+          </a:schemeClr>
+        </a:solidFill>
+        <a:round/>
+      </a:ln>
+    </cs:spPr>
+  </cs:gridlineMinor>
+  <cs:hiLoLine>
+    <cs:lnRef idx="0"/>
+    <cs:fillRef idx="0"/>
+    <cs:effectRef idx="0"/>
+    <cs:fontRef idx="minor">
+      <a:schemeClr val="tx1"/>
+    </cs:fontRef>
+    <cs:spPr>
+      <a:ln w="9525" cap="flat" cmpd="sng" algn="ctr">
+        <a:solidFill>
+          <a:schemeClr val="tx1">
+            <a:lumMod val="50000"/>
+            <a:lumOff val="50000"/>
+          </a:schemeClr>
+        </a:solidFill>
+        <a:round/>
+      </a:ln>
+    </cs:spPr>
+  </cs:hiLoLine>
+  <cs:leaderLine>
+    <cs:lnRef idx="0"/>
+    <cs:fillRef idx="0"/>
+    <cs:effectRef idx="0"/>
+    <cs:fontRef idx="minor">
+      <a:schemeClr val="tx1"/>
+    </cs:fontRef>
+    <cs:spPr>
+      <a:ln w="9525" cap="flat" cmpd="sng" algn="ctr">
+        <a:solidFill>
+          <a:schemeClr val="tx1">
+            <a:lumMod val="35000"/>
+            <a:lumOff val="65000"/>
+          </a:schemeClr>
+        </a:solidFill>
+        <a:round/>
+      </a:ln>
+    </cs:spPr>
+  </cs:leaderLine>
+  <cs:legend>
+    <cs:lnRef idx="0"/>
+    <cs:fillRef idx="0"/>
+    <cs:effectRef idx="0"/>
+    <cs:fontRef idx="minor">
+      <a:schemeClr val="tx1">
+        <a:lumMod val="65000"/>
+        <a:lumOff val="35000"/>
+      </a:schemeClr>
+    </cs:fontRef>
+    <cs:defRPr sz="900" kern="1200"/>
+  </cs:legend>
+  <cs:plotArea mods="allowNoFillOverride allowNoLineOverride">
+    <cs:lnRef idx="0"/>
+    <cs:fillRef idx="0"/>
+    <cs:effectRef idx="0"/>
+    <cs:fontRef idx="minor">
+      <a:schemeClr val="tx1"/>
+    </cs:fontRef>
+  </cs:plotArea>
+  <cs:plotArea3D mods="allowNoFillOverride allowNoLineOverride">
+    <cs:lnRef idx="0"/>
+    <cs:fillRef idx="0"/>
+    <cs:effectRef idx="0"/>
+    <cs:fontRef idx="minor">
+      <a:schemeClr val="tx1"/>
+    </cs:fontRef>
+  </cs:plotArea3D>
+  <cs:seriesAxis>
+    <cs:lnRef idx="0"/>
+    <cs:fillRef idx="0"/>
+    <cs:effectRef idx="0"/>
+    <cs:fontRef idx="minor">
+      <a:schemeClr val="tx1">
+        <a:lumMod val="65000"/>
+        <a:lumOff val="35000"/>
+      </a:schemeClr>
+    </cs:fontRef>
+    <cs:defRPr sz="900" kern="1200"/>
+  </cs:seriesAxis>
+  <cs:seriesLine>
+    <cs:lnRef idx="0"/>
+    <cs:fillRef idx="0"/>
+    <cs:effectRef idx="0"/>
+    <cs:fontRef idx="minor">
+      <a:schemeClr val="tx1"/>
+    </cs:fontRef>
+    <cs:spPr>
+      <a:ln w="9525" cap="flat" cmpd="sng" algn="ctr">
+        <a:solidFill>
+          <a:schemeClr val="tx1">
+            <a:lumMod val="35000"/>
+            <a:lumOff val="65000"/>
+          </a:schemeClr>
+        </a:solidFill>
+        <a:round/>
+      </a:ln>
+    </cs:spPr>
+  </cs:seriesLine>
+  <cs:title>
+    <cs:lnRef idx="0"/>
+    <cs:fillRef idx="0"/>
+    <cs:effectRef idx="0"/>
+    <cs:fontRef idx="minor">
+      <a:schemeClr val="tx1">
+        <a:lumMod val="65000"/>
+        <a:lumOff val="35000"/>
+      </a:schemeClr>
+    </cs:fontRef>
+    <cs:defRPr sz="1400" b="0" kern="1200" spc="0" baseline="0"/>
+  </cs:title>
+  <cs:trendline>
+    <cs:lnRef idx="0">
+      <cs:styleClr val="auto"/>
+    </cs:lnRef>
+    <cs:fillRef idx="0"/>
+    <cs:effectRef idx="0"/>
+    <cs:fontRef idx="minor">
+      <a:schemeClr val="tx1"/>
+    </cs:fontRef>
+    <cs:spPr>
+      <a:ln w="19050" cap="rnd">
+        <a:solidFill>
+          <a:schemeClr val="phClr"/>
+        </a:solidFill>
+        <a:prstDash val="sysDot"/>
+      </a:ln>
+    </cs:spPr>
+  </cs:trendline>
+  <cs:trendlineLabel>
+    <cs:lnRef idx="0"/>
+    <cs:fillRef idx="0"/>
+    <cs:effectRef idx="0"/>
+    <cs:fontRef idx="minor">
+      <a:schemeClr val="tx1">
+        <a:lumMod val="65000"/>
+        <a:lumOff val="35000"/>
+      </a:schemeClr>
+    </cs:fontRef>
+    <cs:defRPr sz="900" kern="1200"/>
+  </cs:trendlineLabel>
+  <cs:upBar>
+    <cs:lnRef idx="0"/>
+    <cs:fillRef idx="0"/>
+    <cs:effectRef idx="0"/>
+    <cs:fontRef idx="minor">
+      <a:schemeClr val="tx1"/>
+    </cs:fontRef>
+    <cs:spPr>
+      <a:solidFill>
+        <a:schemeClr val="lt1"/>
+      </a:solidFill>
+      <a:ln w="9525" cap="flat" cmpd="sng" algn="ctr">
+        <a:solidFill>
+          <a:schemeClr val="tx1">
+            <a:lumMod val="65000"/>
+            <a:lumOff val="35000"/>
+          </a:schemeClr>
+        </a:solidFill>
+        <a:round/>
+      </a:ln>
+    </cs:spPr>
+  </cs:upBar>
+  <cs:valueAxis>
+    <cs:lnRef idx="0"/>
+    <cs:fillRef idx="0"/>
+    <cs:effectRef idx="0"/>
+    <cs:fontRef idx="minor">
+      <a:schemeClr val="tx1">
+        <a:lumMod val="65000"/>
+        <a:lumOff val="35000"/>
+      </a:schemeClr>
+    </cs:fontRef>
+    <cs:spPr>
+      <a:ln w="9525" cap="flat" cmpd="sng" algn="ctr">
+        <a:solidFill>
+          <a:schemeClr val="tx1">
+            <a:lumMod val="25000"/>
+            <a:lumOff val="75000"/>
+          </a:schemeClr>
+        </a:solidFill>
+        <a:round/>
+      </a:ln>
+    </cs:spPr>
+    <cs:defRPr sz="900" kern="1200"/>
+  </cs:valueAxis>
+  <cs:wall>
+    <cs:lnRef idx="0"/>
+    <cs:fillRef idx="0"/>
+    <cs:effectRef idx="0"/>
+    <cs:fontRef idx="minor">
+      <a:schemeClr val="tx1"/>
+    </cs:fontRef>
+    <cs:spPr>
+      <a:noFill/>
+      <a:ln>
+        <a:noFill/>
+      </a:ln>
+    </cs:spPr>
+  </cs:wall>
+</cs:chartStyle>
+</file>
+
 <file path=word/theme/theme1.xml><?xml version="1.0" encoding="utf-8"?>
 <a:theme xmlns:a="http://schemas.openxmlformats.org/drawingml/2006/main" name="Tema de Office">
   <a:themeElements>

--- a/Doble Rendija/Actividad 1.docx
+++ b/Doble Rendija/Actividad 1.docx
@@ -43,7 +43,19 @@
         <w:rPr>
           <w:lang w:val="es-ES"/>
         </w:rPr>
-        <w:t>Es importante mencionar que no había tarjetas en el laboratorio, por lo que, fue necesario implementar un papelito para ver el patrón lo que puede dificultar a la observación de las experimentalistas.</w:t>
+        <w:t xml:space="preserve">Es importante mencionar que no había tarjetas en el laboratorio, por lo que, fue necesario implementar un papelito </w:t>
+      </w:r>
+      <w:r>
+        <w:rPr>
+          <w:lang w:val="es-ES"/>
+        </w:rPr>
+        <w:t>amarillo rayado para</w:t>
+      </w:r>
+      <w:r>
+        <w:rPr>
+          <w:lang w:val="es-ES"/>
+        </w:rPr>
+        <w:t xml:space="preserve"> ver el patrón lo que puede dificultar a la observación de las experimentalistas.</w:t>
       </w:r>
     </w:p>
     <w:p>
@@ -69,21 +81,31 @@
         <w:rPr>
           <w:lang w:val="es-ES"/>
         </w:rPr>
-        <w:t xml:space="preserve">Se </w:t>
-      </w:r>
-      <w:proofErr w:type="spellStart"/>
-      <w:r>
-        <w:rPr>
-          <w:lang w:val="es-ES"/>
-        </w:rPr>
-        <w:t>vió</w:t>
-      </w:r>
-      <w:proofErr w:type="spellEnd"/>
-      <w:r>
-        <w:rPr>
-          <w:lang w:val="es-ES"/>
-        </w:rPr>
-        <w:t xml:space="preserve"> que hay una interferencia destructiva y constructiva que es bastante visible al formar rayas sin luz de forma vertical.</w:t>
+        <w:t>Se vi</w:t>
+      </w:r>
+      <w:r>
+        <w:rPr>
+          <w:lang w:val="es-ES"/>
+        </w:rPr>
+        <w:t>o</w:t>
+      </w:r>
+      <w:r>
+        <w:rPr>
+          <w:lang w:val="es-ES"/>
+        </w:rPr>
+        <w:t xml:space="preserve"> que hay una interferencia destructiva y constructiva que es bastante visible al formar rayas de forma vertical</w:t>
+      </w:r>
+      <w:r>
+        <w:rPr>
+          <w:lang w:val="es-ES"/>
+        </w:rPr>
+        <w:t xml:space="preserve"> en las cuales no había como tal luz</w:t>
+      </w:r>
+      <w:r>
+        <w:rPr>
+          <w:lang w:val="es-ES"/>
+        </w:rPr>
+        <w:t>.</w:t>
       </w:r>
     </w:p>
     <w:p>
@@ -119,7 +141,27 @@
         <w:rPr>
           <w:lang w:val="es-ES"/>
         </w:rPr>
-        <w:t>Se ve negro porque no pasa luz como tal.</w:t>
+        <w:t xml:space="preserve">Solo se </w:t>
+      </w:r>
+      <w:proofErr w:type="spellStart"/>
+      <w:r>
+        <w:rPr>
+          <w:lang w:val="es-ES"/>
+        </w:rPr>
+        <w:t>vió</w:t>
+      </w:r>
+      <w:proofErr w:type="spellEnd"/>
+      <w:r>
+        <w:rPr>
+          <w:lang w:val="es-ES"/>
+        </w:rPr>
+        <w:t xml:space="preserve"> el color del papel </w:t>
+      </w:r>
+      <w:r>
+        <w:rPr>
+          <w:lang w:val="es-ES"/>
+        </w:rPr>
+        <w:t>porque no pasa luz como tal.</w:t>
       </w:r>
     </w:p>
     <w:p>
@@ -258,7 +300,7 @@
             <wp:cNvGraphicFramePr/>
             <a:graphic xmlns:a="http://schemas.openxmlformats.org/drawingml/2006/main">
               <a:graphicData uri="http://schemas.openxmlformats.org/drawingml/2006/chart">
-                <c:chart xmlns:c="http://schemas.openxmlformats.org/drawingml/2006/chart" xmlns:r="http://schemas.openxmlformats.org/officeDocument/2006/relationships" r:id="rId5"/>
+                <c:chart xmlns:c="http://schemas.openxmlformats.org/drawingml/2006/chart" xmlns:r="http://schemas.openxmlformats.org/officeDocument/2006/relationships" r:id="rId7"/>
               </a:graphicData>
             </a:graphic>
           </wp:inline>
@@ -307,7 +349,7 @@
             <wp:cNvGraphicFramePr/>
             <a:graphic xmlns:a="http://schemas.openxmlformats.org/drawingml/2006/main">
               <a:graphicData uri="http://schemas.openxmlformats.org/drawingml/2006/chart">
-                <c:chart xmlns:c="http://schemas.openxmlformats.org/drawingml/2006/chart" xmlns:r="http://schemas.openxmlformats.org/officeDocument/2006/relationships" r:id="rId6"/>
+                <c:chart xmlns:c="http://schemas.openxmlformats.org/drawingml/2006/chart" xmlns:r="http://schemas.openxmlformats.org/officeDocument/2006/relationships" r:id="rId8"/>
               </a:graphicData>
             </a:graphic>
           </wp:inline>
@@ -4404,13 +4446,7 @@
         <w:rPr>
           <w:lang w:val="es-ES"/>
         </w:rPr>
-        <w:t xml:space="preserve"> </w:t>
-      </w:r>
-      <w:r>
-        <w:rPr>
-          <w:lang w:val="es-ES"/>
-        </w:rPr>
-        <w:t>Puede calcular en promedio cada cu</w:t>
+        <w:t xml:space="preserve"> Puede calcular en promedio cada cu</w:t>
       </w:r>
       <w:r>
         <w:rPr>
@@ -4434,19 +4470,7 @@
         <w:rPr>
           <w:lang w:val="es-ES"/>
         </w:rPr>
-        <w:t xml:space="preserve"> al</w:t>
-      </w:r>
-      <w:r>
-        <w:rPr>
-          <w:lang w:val="es-ES"/>
-        </w:rPr>
-        <w:t xml:space="preserve"> </w:t>
-      </w:r>
-      <w:r>
-        <w:rPr>
-          <w:lang w:val="es-ES"/>
-        </w:rPr>
-        <w:t>detector y compararlo con el tiempo de vuelo desde la fuente hasta el detecto</w:t>
+        <w:t xml:space="preserve"> al detector y compararlo con el tiempo de vuelo desde la fuente hasta el detecto</w:t>
       </w:r>
       <w:r>
         <w:rPr>
@@ -4781,6 +4805,12 @@
       </w:r>
     </w:p>
     <w:sectPr>
+      <w:headerReference w:type="even" r:id="rId9"/>
+      <w:headerReference w:type="default" r:id="rId10"/>
+      <w:footerReference w:type="even" r:id="rId11"/>
+      <w:footerReference w:type="default" r:id="rId12"/>
+      <w:headerReference w:type="first" r:id="rId13"/>
+      <w:footerReference w:type="first" r:id="rId14"/>
       <w:pgSz w:w="11906" w:h="16838"/>
       <w:pgMar w:top="1417" w:right="1701" w:bottom="1417" w:left="1701" w:header="708" w:footer="708" w:gutter="0"/>
       <w:cols w:space="708"/>
@@ -4788,6 +4818,116 @@
     </w:sectPr>
   </w:body>
 </w:document>
+</file>
+
+<file path=word/endnotes.xml><?xml version="1.0" encoding="utf-8"?>
+<w:endnotes xmlns:wpc="http://schemas.microsoft.com/office/word/2010/wordprocessingCanvas" xmlns:cx="http://schemas.microsoft.com/office/drawing/2014/chartex" xmlns:cx1="http://schemas.microsoft.com/office/drawing/2015/9/8/chartex" xmlns:cx2="http://schemas.microsoft.com/office/drawing/2015/10/21/chartex" xmlns:cx3="http://schemas.microsoft.com/office/drawing/2016/5/9/chartex" xmlns:cx4="http://schemas.microsoft.com/office/drawing/2016/5/10/chartex" xmlns:cx5="http://schemas.microsoft.com/office/drawing/2016/5/11/chartex" xmlns:cx6="http://schemas.microsoft.com/office/drawing/2016/5/12/chartex" xmlns:cx7="http://schemas.microsoft.com/office/drawing/2016/5/13/chartex" xmlns:cx8="http://schemas.microsoft.com/office/drawing/2016/5/14/chartex" xmlns:mc="http://schemas.openxmlformats.org/markup-compatibility/2006" xmlns:aink="http://schemas.microsoft.com/office/drawing/2016/ink" xmlns:am3d="http://schemas.microsoft.com/office/drawing/2017/model3d" xmlns:o="urn:schemas-microsoft-com:office:office" xmlns:oel="http://schemas.microsoft.com/office/2019/extlst" xmlns:r="http://schemas.openxmlformats.org/officeDocument/2006/relationships" xmlns:m="http://schemas.openxmlformats.org/officeDocument/2006/math" xmlns:v="urn:schemas-microsoft-com:vml" xmlns:wp14="http://schemas.microsoft.com/office/word/2010/wordprocessingDrawing" xmlns:wp="http://schemas.openxmlformats.org/drawingml/2006/wordprocessingDrawing" xmlns:w10="urn:schemas-microsoft-com:office:word" xmlns:w="http://schemas.openxmlformats.org/wordprocessingml/2006/main" xmlns:w14="http://schemas.microsoft.com/office/word/2010/wordml" xmlns:w15="http://schemas.microsoft.com/office/word/2012/wordml" xmlns:w16cex="http://schemas.microsoft.com/office/word/2018/wordml/cex" xmlns:w16cid="http://schemas.microsoft.com/office/word/2016/wordml/cid" xmlns:w16="http://schemas.microsoft.com/office/word/2018/wordml" xmlns:w16du="http://schemas.microsoft.com/office/word/2023/wordml/word16du" xmlns:w16sdtdh="http://schemas.microsoft.com/office/word/2020/wordml/sdtdatahash" xmlns:w16sdtfl="http://schemas.microsoft.com/office/word/2024/wordml/sdtformatlock" xmlns:w16se="http://schemas.microsoft.com/office/word/2015/wordml/symex" xmlns:wpg="http://schemas.microsoft.com/office/word/2010/wordprocessingGroup" xmlns:wpi="http://schemas.microsoft.com/office/word/2010/wordprocessingInk" xmlns:wne="http://schemas.microsoft.com/office/word/2006/wordml" xmlns:wps="http://schemas.microsoft.com/office/word/2010/wordprocessingShape" mc:Ignorable="w14 w15 w16se w16cid w16 w16cex w16sdtdh w16sdtfl w16du wp14">
+  <w:endnote w:type="separator" w:id="-1">
+    <w:p>
+      <w:pPr>
+        <w:spacing w:after="0" w:line="240" w:lineRule="auto"/>
+      </w:pPr>
+      <w:r>
+        <w:separator/>
+      </w:r>
+    </w:p>
+  </w:endnote>
+  <w:endnote w:type="continuationSeparator" w:id="0">
+    <w:p>
+      <w:pPr>
+        <w:spacing w:after="0" w:line="240" w:lineRule="auto"/>
+      </w:pPr>
+      <w:r>
+        <w:continuationSeparator/>
+      </w:r>
+    </w:p>
+  </w:endnote>
+</w:endnotes>
+</file>
+
+<file path=word/footer1.xml><?xml version="1.0" encoding="utf-8"?>
+<w:ftr xmlns:wpc="http://schemas.microsoft.com/office/word/2010/wordprocessingCanvas" xmlns:cx="http://schemas.microsoft.com/office/drawing/2014/chartex" xmlns:cx1="http://schemas.microsoft.com/office/drawing/2015/9/8/chartex" xmlns:cx2="http://schemas.microsoft.com/office/drawing/2015/10/21/chartex" xmlns:cx3="http://schemas.microsoft.com/office/drawing/2016/5/9/chartex" xmlns:cx4="http://schemas.microsoft.com/office/drawing/2016/5/10/chartex" xmlns:cx5="http://schemas.microsoft.com/office/drawing/2016/5/11/chartex" xmlns:cx6="http://schemas.microsoft.com/office/drawing/2016/5/12/chartex" xmlns:cx7="http://schemas.microsoft.com/office/drawing/2016/5/13/chartex" xmlns:cx8="http://schemas.microsoft.com/office/drawing/2016/5/14/chartex" xmlns:mc="http://schemas.openxmlformats.org/markup-compatibility/2006" xmlns:aink="http://schemas.microsoft.com/office/drawing/2016/ink" xmlns:am3d="http://schemas.microsoft.com/office/drawing/2017/model3d" xmlns:o="urn:schemas-microsoft-com:office:office" xmlns:oel="http://schemas.microsoft.com/office/2019/extlst" xmlns:r="http://schemas.openxmlformats.org/officeDocument/2006/relationships" xmlns:m="http://schemas.openxmlformats.org/officeDocument/2006/math" xmlns:v="urn:schemas-microsoft-com:vml" xmlns:wp14="http://schemas.microsoft.com/office/word/2010/wordprocessingDrawing" xmlns:wp="http://schemas.openxmlformats.org/drawingml/2006/wordprocessingDrawing" xmlns:w10="urn:schemas-microsoft-com:office:word" xmlns:w="http://schemas.openxmlformats.org/wordprocessingml/2006/main" xmlns:w14="http://schemas.microsoft.com/office/word/2010/wordml" xmlns:w15="http://schemas.microsoft.com/office/word/2012/wordml" xmlns:w16cex="http://schemas.microsoft.com/office/word/2018/wordml/cex" xmlns:w16cid="http://schemas.microsoft.com/office/word/2016/wordml/cid" xmlns:w16="http://schemas.microsoft.com/office/word/2018/wordml" xmlns:w16du="http://schemas.microsoft.com/office/word/2023/wordml/word16du" xmlns:w16sdtdh="http://schemas.microsoft.com/office/word/2020/wordml/sdtdatahash" xmlns:w16sdtfl="http://schemas.microsoft.com/office/word/2024/wordml/sdtformatlock" xmlns:w16se="http://schemas.microsoft.com/office/word/2015/wordml/symex" xmlns:wpg="http://schemas.microsoft.com/office/word/2010/wordprocessingGroup" xmlns:wpi="http://schemas.microsoft.com/office/word/2010/wordprocessingInk" xmlns:wne="http://schemas.microsoft.com/office/word/2006/wordml" xmlns:wps="http://schemas.microsoft.com/office/word/2010/wordprocessingShape" mc:Ignorable="w14 w15 w16se w16cid w16 w16cex w16sdtdh w16sdtfl w16du wp14">
+  <w:p>
+    <w:pPr>
+      <w:pStyle w:val="Piedepgina"/>
+    </w:pPr>
+  </w:p>
+</w:ftr>
+</file>
+
+<file path=word/footer2.xml><?xml version="1.0" encoding="utf-8"?>
+<w:ftr xmlns:wpc="http://schemas.microsoft.com/office/word/2010/wordprocessingCanvas" xmlns:cx="http://schemas.microsoft.com/office/drawing/2014/chartex" xmlns:cx1="http://schemas.microsoft.com/office/drawing/2015/9/8/chartex" xmlns:cx2="http://schemas.microsoft.com/office/drawing/2015/10/21/chartex" xmlns:cx3="http://schemas.microsoft.com/office/drawing/2016/5/9/chartex" xmlns:cx4="http://schemas.microsoft.com/office/drawing/2016/5/10/chartex" xmlns:cx5="http://schemas.microsoft.com/office/drawing/2016/5/11/chartex" xmlns:cx6="http://schemas.microsoft.com/office/drawing/2016/5/12/chartex" xmlns:cx7="http://schemas.microsoft.com/office/drawing/2016/5/13/chartex" xmlns:cx8="http://schemas.microsoft.com/office/drawing/2016/5/14/chartex" xmlns:mc="http://schemas.openxmlformats.org/markup-compatibility/2006" xmlns:aink="http://schemas.microsoft.com/office/drawing/2016/ink" xmlns:am3d="http://schemas.microsoft.com/office/drawing/2017/model3d" xmlns:o="urn:schemas-microsoft-com:office:office" xmlns:oel="http://schemas.microsoft.com/office/2019/extlst" xmlns:r="http://schemas.openxmlformats.org/officeDocument/2006/relationships" xmlns:m="http://schemas.openxmlformats.org/officeDocument/2006/math" xmlns:v="urn:schemas-microsoft-com:vml" xmlns:wp14="http://schemas.microsoft.com/office/word/2010/wordprocessingDrawing" xmlns:wp="http://schemas.openxmlformats.org/drawingml/2006/wordprocessingDrawing" xmlns:w10="urn:schemas-microsoft-com:office:word" xmlns:w="http://schemas.openxmlformats.org/wordprocessingml/2006/main" xmlns:w14="http://schemas.microsoft.com/office/word/2010/wordml" xmlns:w15="http://schemas.microsoft.com/office/word/2012/wordml" xmlns:w16cex="http://schemas.microsoft.com/office/word/2018/wordml/cex" xmlns:w16cid="http://schemas.microsoft.com/office/word/2016/wordml/cid" xmlns:w16="http://schemas.microsoft.com/office/word/2018/wordml" xmlns:w16du="http://schemas.microsoft.com/office/word/2023/wordml/word16du" xmlns:w16sdtdh="http://schemas.microsoft.com/office/word/2020/wordml/sdtdatahash" xmlns:w16sdtfl="http://schemas.microsoft.com/office/word/2024/wordml/sdtformatlock" xmlns:w16se="http://schemas.microsoft.com/office/word/2015/wordml/symex" xmlns:wpg="http://schemas.microsoft.com/office/word/2010/wordprocessingGroup" xmlns:wpi="http://schemas.microsoft.com/office/word/2010/wordprocessingInk" xmlns:wne="http://schemas.microsoft.com/office/word/2006/wordml" xmlns:wps="http://schemas.microsoft.com/office/word/2010/wordprocessingShape" mc:Ignorable="w14 w15 w16se w16cid w16 w16cex w16sdtdh w16sdtfl w16du wp14">
+  <w:p>
+    <w:pPr>
+      <w:pStyle w:val="Piedepgina"/>
+    </w:pPr>
+  </w:p>
+</w:ftr>
+</file>
+
+<file path=word/footer3.xml><?xml version="1.0" encoding="utf-8"?>
+<w:ftr xmlns:wpc="http://schemas.microsoft.com/office/word/2010/wordprocessingCanvas" xmlns:cx="http://schemas.microsoft.com/office/drawing/2014/chartex" xmlns:cx1="http://schemas.microsoft.com/office/drawing/2015/9/8/chartex" xmlns:cx2="http://schemas.microsoft.com/office/drawing/2015/10/21/chartex" xmlns:cx3="http://schemas.microsoft.com/office/drawing/2016/5/9/chartex" xmlns:cx4="http://schemas.microsoft.com/office/drawing/2016/5/10/chartex" xmlns:cx5="http://schemas.microsoft.com/office/drawing/2016/5/11/chartex" xmlns:cx6="http://schemas.microsoft.com/office/drawing/2016/5/12/chartex" xmlns:cx7="http://schemas.microsoft.com/office/drawing/2016/5/13/chartex" xmlns:cx8="http://schemas.microsoft.com/office/drawing/2016/5/14/chartex" xmlns:mc="http://schemas.openxmlformats.org/markup-compatibility/2006" xmlns:aink="http://schemas.microsoft.com/office/drawing/2016/ink" xmlns:am3d="http://schemas.microsoft.com/office/drawing/2017/model3d" xmlns:o="urn:schemas-microsoft-com:office:office" xmlns:oel="http://schemas.microsoft.com/office/2019/extlst" xmlns:r="http://schemas.openxmlformats.org/officeDocument/2006/relationships" xmlns:m="http://schemas.openxmlformats.org/officeDocument/2006/math" xmlns:v="urn:schemas-microsoft-com:vml" xmlns:wp14="http://schemas.microsoft.com/office/word/2010/wordprocessingDrawing" xmlns:wp="http://schemas.openxmlformats.org/drawingml/2006/wordprocessingDrawing" xmlns:w10="urn:schemas-microsoft-com:office:word" xmlns:w="http://schemas.openxmlformats.org/wordprocessingml/2006/main" xmlns:w14="http://schemas.microsoft.com/office/word/2010/wordml" xmlns:w15="http://schemas.microsoft.com/office/word/2012/wordml" xmlns:w16cex="http://schemas.microsoft.com/office/word/2018/wordml/cex" xmlns:w16cid="http://schemas.microsoft.com/office/word/2016/wordml/cid" xmlns:w16="http://schemas.microsoft.com/office/word/2018/wordml" xmlns:w16du="http://schemas.microsoft.com/office/word/2023/wordml/word16du" xmlns:w16sdtdh="http://schemas.microsoft.com/office/word/2020/wordml/sdtdatahash" xmlns:w16sdtfl="http://schemas.microsoft.com/office/word/2024/wordml/sdtformatlock" xmlns:w16se="http://schemas.microsoft.com/office/word/2015/wordml/symex" xmlns:wpg="http://schemas.microsoft.com/office/word/2010/wordprocessingGroup" xmlns:wpi="http://schemas.microsoft.com/office/word/2010/wordprocessingInk" xmlns:wne="http://schemas.microsoft.com/office/word/2006/wordml" xmlns:wps="http://schemas.microsoft.com/office/word/2010/wordprocessingShape" mc:Ignorable="w14 w15 w16se w16cid w16 w16cex w16sdtdh w16sdtfl w16du wp14">
+  <w:p>
+    <w:pPr>
+      <w:pStyle w:val="Piedepgina"/>
+    </w:pPr>
+  </w:p>
+</w:ftr>
+</file>
+
+<file path=word/footnotes.xml><?xml version="1.0" encoding="utf-8"?>
+<w:footnotes xmlns:wpc="http://schemas.microsoft.com/office/word/2010/wordprocessingCanvas" xmlns:cx="http://schemas.microsoft.com/office/drawing/2014/chartex" xmlns:cx1="http://schemas.microsoft.com/office/drawing/2015/9/8/chartex" xmlns:cx2="http://schemas.microsoft.com/office/drawing/2015/10/21/chartex" xmlns:cx3="http://schemas.microsoft.com/office/drawing/2016/5/9/chartex" xmlns:cx4="http://schemas.microsoft.com/office/drawing/2016/5/10/chartex" xmlns:cx5="http://schemas.microsoft.com/office/drawing/2016/5/11/chartex" xmlns:cx6="http://schemas.microsoft.com/office/drawing/2016/5/12/chartex" xmlns:cx7="http://schemas.microsoft.com/office/drawing/2016/5/13/chartex" xmlns:cx8="http://schemas.microsoft.com/office/drawing/2016/5/14/chartex" xmlns:mc="http://schemas.openxmlformats.org/markup-compatibility/2006" xmlns:aink="http://schemas.microsoft.com/office/drawing/2016/ink" xmlns:am3d="http://schemas.microsoft.com/office/drawing/2017/model3d" xmlns:o="urn:schemas-microsoft-com:office:office" xmlns:oel="http://schemas.microsoft.com/office/2019/extlst" xmlns:r="http://schemas.openxmlformats.org/officeDocument/2006/relationships" xmlns:m="http://schemas.openxmlformats.org/officeDocument/2006/math" xmlns:v="urn:schemas-microsoft-com:vml" xmlns:wp14="http://schemas.microsoft.com/office/word/2010/wordprocessingDrawing" xmlns:wp="http://schemas.openxmlformats.org/drawingml/2006/wordprocessingDrawing" xmlns:w10="urn:schemas-microsoft-com:office:word" xmlns:w="http://schemas.openxmlformats.org/wordprocessingml/2006/main" xmlns:w14="http://schemas.microsoft.com/office/word/2010/wordml" xmlns:w15="http://schemas.microsoft.com/office/word/2012/wordml" xmlns:w16cex="http://schemas.microsoft.com/office/word/2018/wordml/cex" xmlns:w16cid="http://schemas.microsoft.com/office/word/2016/wordml/cid" xmlns:w16="http://schemas.microsoft.com/office/word/2018/wordml" xmlns:w16du="http://schemas.microsoft.com/office/word/2023/wordml/word16du" xmlns:w16sdtdh="http://schemas.microsoft.com/office/word/2020/wordml/sdtdatahash" xmlns:w16sdtfl="http://schemas.microsoft.com/office/word/2024/wordml/sdtformatlock" xmlns:w16se="http://schemas.microsoft.com/office/word/2015/wordml/symex" xmlns:wpg="http://schemas.microsoft.com/office/word/2010/wordprocessingGroup" xmlns:wpi="http://schemas.microsoft.com/office/word/2010/wordprocessingInk" xmlns:wne="http://schemas.microsoft.com/office/word/2006/wordml" xmlns:wps="http://schemas.microsoft.com/office/word/2010/wordprocessingShape" mc:Ignorable="w14 w15 w16se w16cid w16 w16cex w16sdtdh w16sdtfl w16du wp14">
+  <w:footnote w:type="separator" w:id="-1">
+    <w:p>
+      <w:pPr>
+        <w:spacing w:after="0" w:line="240" w:lineRule="auto"/>
+      </w:pPr>
+      <w:r>
+        <w:separator/>
+      </w:r>
+    </w:p>
+  </w:footnote>
+  <w:footnote w:type="continuationSeparator" w:id="0">
+    <w:p>
+      <w:pPr>
+        <w:spacing w:after="0" w:line="240" w:lineRule="auto"/>
+      </w:pPr>
+      <w:r>
+        <w:continuationSeparator/>
+      </w:r>
+    </w:p>
+  </w:footnote>
+</w:footnotes>
+</file>
+
+<file path=word/header1.xml><?xml version="1.0" encoding="utf-8"?>
+<w:hdr xmlns:wpc="http://schemas.microsoft.com/office/word/2010/wordprocessingCanvas" xmlns:cx="http://schemas.microsoft.com/office/drawing/2014/chartex" xmlns:cx1="http://schemas.microsoft.com/office/drawing/2015/9/8/chartex" xmlns:cx2="http://schemas.microsoft.com/office/drawing/2015/10/21/chartex" xmlns:cx3="http://schemas.microsoft.com/office/drawing/2016/5/9/chartex" xmlns:cx4="http://schemas.microsoft.com/office/drawing/2016/5/10/chartex" xmlns:cx5="http://schemas.microsoft.com/office/drawing/2016/5/11/chartex" xmlns:cx6="http://schemas.microsoft.com/office/drawing/2016/5/12/chartex" xmlns:cx7="http://schemas.microsoft.com/office/drawing/2016/5/13/chartex" xmlns:cx8="http://schemas.microsoft.com/office/drawing/2016/5/14/chartex" xmlns:mc="http://schemas.openxmlformats.org/markup-compatibility/2006" xmlns:aink="http://schemas.microsoft.com/office/drawing/2016/ink" xmlns:am3d="http://schemas.microsoft.com/office/drawing/2017/model3d" xmlns:o="urn:schemas-microsoft-com:office:office" xmlns:oel="http://schemas.microsoft.com/office/2019/extlst" xmlns:r="http://schemas.openxmlformats.org/officeDocument/2006/relationships" xmlns:m="http://schemas.openxmlformats.org/officeDocument/2006/math" xmlns:v="urn:schemas-microsoft-com:vml" xmlns:wp14="http://schemas.microsoft.com/office/word/2010/wordprocessingDrawing" xmlns:wp="http://schemas.openxmlformats.org/drawingml/2006/wordprocessingDrawing" xmlns:w10="urn:schemas-microsoft-com:office:word" xmlns:w="http://schemas.openxmlformats.org/wordprocessingml/2006/main" xmlns:w14="http://schemas.microsoft.com/office/word/2010/wordml" xmlns:w15="http://schemas.microsoft.com/office/word/2012/wordml" xmlns:w16cex="http://schemas.microsoft.com/office/word/2018/wordml/cex" xmlns:w16cid="http://schemas.microsoft.com/office/word/2016/wordml/cid" xmlns:w16="http://schemas.microsoft.com/office/word/2018/wordml" xmlns:w16du="http://schemas.microsoft.com/office/word/2023/wordml/word16du" xmlns:w16sdtdh="http://schemas.microsoft.com/office/word/2020/wordml/sdtdatahash" xmlns:w16sdtfl="http://schemas.microsoft.com/office/word/2024/wordml/sdtformatlock" xmlns:w16se="http://schemas.microsoft.com/office/word/2015/wordml/symex" xmlns:wpg="http://schemas.microsoft.com/office/word/2010/wordprocessingGroup" xmlns:wpi="http://schemas.microsoft.com/office/word/2010/wordprocessingInk" xmlns:wne="http://schemas.microsoft.com/office/word/2006/wordml" xmlns:wps="http://schemas.microsoft.com/office/word/2010/wordprocessingShape" mc:Ignorable="w14 w15 w16se w16cid w16 w16cex w16sdtdh w16sdtfl w16du wp14">
+  <w:p>
+    <w:pPr>
+      <w:pStyle w:val="Encabezado"/>
+    </w:pPr>
+  </w:p>
+</w:hdr>
+</file>
+
+<file path=word/header2.xml><?xml version="1.0" encoding="utf-8"?>
+<w:hdr xmlns:wpc="http://schemas.microsoft.com/office/word/2010/wordprocessingCanvas" xmlns:cx="http://schemas.microsoft.com/office/drawing/2014/chartex" xmlns:cx1="http://schemas.microsoft.com/office/drawing/2015/9/8/chartex" xmlns:cx2="http://schemas.microsoft.com/office/drawing/2015/10/21/chartex" xmlns:cx3="http://schemas.microsoft.com/office/drawing/2016/5/9/chartex" xmlns:cx4="http://schemas.microsoft.com/office/drawing/2016/5/10/chartex" xmlns:cx5="http://schemas.microsoft.com/office/drawing/2016/5/11/chartex" xmlns:cx6="http://schemas.microsoft.com/office/drawing/2016/5/12/chartex" xmlns:cx7="http://schemas.microsoft.com/office/drawing/2016/5/13/chartex" xmlns:cx8="http://schemas.microsoft.com/office/drawing/2016/5/14/chartex" xmlns:mc="http://schemas.openxmlformats.org/markup-compatibility/2006" xmlns:aink="http://schemas.microsoft.com/office/drawing/2016/ink" xmlns:am3d="http://schemas.microsoft.com/office/drawing/2017/model3d" xmlns:o="urn:schemas-microsoft-com:office:office" xmlns:oel="http://schemas.microsoft.com/office/2019/extlst" xmlns:r="http://schemas.openxmlformats.org/officeDocument/2006/relationships" xmlns:m="http://schemas.openxmlformats.org/officeDocument/2006/math" xmlns:v="urn:schemas-microsoft-com:vml" xmlns:wp14="http://schemas.microsoft.com/office/word/2010/wordprocessingDrawing" xmlns:wp="http://schemas.openxmlformats.org/drawingml/2006/wordprocessingDrawing" xmlns:w10="urn:schemas-microsoft-com:office:word" xmlns:w="http://schemas.openxmlformats.org/wordprocessingml/2006/main" xmlns:w14="http://schemas.microsoft.com/office/word/2010/wordml" xmlns:w15="http://schemas.microsoft.com/office/word/2012/wordml" xmlns:w16cex="http://schemas.microsoft.com/office/word/2018/wordml/cex" xmlns:w16cid="http://schemas.microsoft.com/office/word/2016/wordml/cid" xmlns:w16="http://schemas.microsoft.com/office/word/2018/wordml" xmlns:w16du="http://schemas.microsoft.com/office/word/2023/wordml/word16du" xmlns:w16sdtdh="http://schemas.microsoft.com/office/word/2020/wordml/sdtdatahash" xmlns:w16sdtfl="http://schemas.microsoft.com/office/word/2024/wordml/sdtformatlock" xmlns:w16se="http://schemas.microsoft.com/office/word/2015/wordml/symex" xmlns:wpg="http://schemas.microsoft.com/office/word/2010/wordprocessingGroup" xmlns:wpi="http://schemas.microsoft.com/office/word/2010/wordprocessingInk" xmlns:wne="http://schemas.microsoft.com/office/word/2006/wordml" xmlns:wps="http://schemas.microsoft.com/office/word/2010/wordprocessingShape" mc:Ignorable="w14 w15 w16se w16cid w16 w16cex w16sdtdh w16sdtfl w16du wp14">
+  <w:p>
+    <w:pPr>
+      <w:pStyle w:val="Encabezado"/>
+    </w:pPr>
+  </w:p>
+</w:hdr>
+</file>
+
+<file path=word/header3.xml><?xml version="1.0" encoding="utf-8"?>
+<w:hdr xmlns:wpc="http://schemas.microsoft.com/office/word/2010/wordprocessingCanvas" xmlns:cx="http://schemas.microsoft.com/office/drawing/2014/chartex" xmlns:cx1="http://schemas.microsoft.com/office/drawing/2015/9/8/chartex" xmlns:cx2="http://schemas.microsoft.com/office/drawing/2015/10/21/chartex" xmlns:cx3="http://schemas.microsoft.com/office/drawing/2016/5/9/chartex" xmlns:cx4="http://schemas.microsoft.com/office/drawing/2016/5/10/chartex" xmlns:cx5="http://schemas.microsoft.com/office/drawing/2016/5/11/chartex" xmlns:cx6="http://schemas.microsoft.com/office/drawing/2016/5/12/chartex" xmlns:cx7="http://schemas.microsoft.com/office/drawing/2016/5/13/chartex" xmlns:cx8="http://schemas.microsoft.com/office/drawing/2016/5/14/chartex" xmlns:mc="http://schemas.openxmlformats.org/markup-compatibility/2006" xmlns:aink="http://schemas.microsoft.com/office/drawing/2016/ink" xmlns:am3d="http://schemas.microsoft.com/office/drawing/2017/model3d" xmlns:o="urn:schemas-microsoft-com:office:office" xmlns:oel="http://schemas.microsoft.com/office/2019/extlst" xmlns:r="http://schemas.openxmlformats.org/officeDocument/2006/relationships" xmlns:m="http://schemas.openxmlformats.org/officeDocument/2006/math" xmlns:v="urn:schemas-microsoft-com:vml" xmlns:wp14="http://schemas.microsoft.com/office/word/2010/wordprocessingDrawing" xmlns:wp="http://schemas.openxmlformats.org/drawingml/2006/wordprocessingDrawing" xmlns:w10="urn:schemas-microsoft-com:office:word" xmlns:w="http://schemas.openxmlformats.org/wordprocessingml/2006/main" xmlns:w14="http://schemas.microsoft.com/office/word/2010/wordml" xmlns:w15="http://schemas.microsoft.com/office/word/2012/wordml" xmlns:w16cex="http://schemas.microsoft.com/office/word/2018/wordml/cex" xmlns:w16cid="http://schemas.microsoft.com/office/word/2016/wordml/cid" xmlns:w16="http://schemas.microsoft.com/office/word/2018/wordml" xmlns:w16du="http://schemas.microsoft.com/office/word/2023/wordml/word16du" xmlns:w16sdtdh="http://schemas.microsoft.com/office/word/2020/wordml/sdtdatahash" xmlns:w16sdtfl="http://schemas.microsoft.com/office/word/2024/wordml/sdtformatlock" xmlns:w16se="http://schemas.microsoft.com/office/word/2015/wordml/symex" xmlns:wpg="http://schemas.microsoft.com/office/word/2010/wordprocessingGroup" xmlns:wpi="http://schemas.microsoft.com/office/word/2010/wordprocessingInk" xmlns:wne="http://schemas.microsoft.com/office/word/2006/wordml" xmlns:wps="http://schemas.microsoft.com/office/word/2010/wordprocessingShape" mc:Ignorable="w14 w15 w16se w16cid w16 w16cex w16sdtdh w16sdtfl w16du wp14">
+  <w:p>
+    <w:pPr>
+      <w:pStyle w:val="Encabezado"/>
+    </w:pPr>
+  </w:p>
+</w:hdr>
 </file>
 
 <file path=word/numbering.xml><?xml version="1.0" encoding="utf-8"?>
@@ -6654,6 +6794,50 @@
       <w:color w:val="0F4761" w:themeColor="accent1" w:themeShade="BF"/>
       <w:spacing w:val="5"/>
     </w:rPr>
+  </w:style>
+  <w:style w:type="paragraph" w:styleId="Encabezado">
+    <w:name w:val="header"/>
+    <w:basedOn w:val="Normal"/>
+    <w:link w:val="EncabezadoCar"/>
+    <w:uiPriority w:val="99"/>
+    <w:unhideWhenUsed/>
+    <w:rsid w:val="00101732"/>
+    <w:pPr>
+      <w:tabs>
+        <w:tab w:val="center" w:pos="4252"/>
+        <w:tab w:val="right" w:pos="8504"/>
+      </w:tabs>
+      <w:spacing w:after="0" w:line="240" w:lineRule="auto"/>
+    </w:pPr>
+  </w:style>
+  <w:style w:type="character" w:customStyle="1" w:styleId="EncabezadoCar">
+    <w:name w:val="Encabezado Car"/>
+    <w:basedOn w:val="Fuentedeprrafopredeter"/>
+    <w:link w:val="Encabezado"/>
+    <w:uiPriority w:val="99"/>
+    <w:rsid w:val="00101732"/>
+  </w:style>
+  <w:style w:type="paragraph" w:styleId="Piedepgina">
+    <w:name w:val="footer"/>
+    <w:basedOn w:val="Normal"/>
+    <w:link w:val="PiedepginaCar"/>
+    <w:uiPriority w:val="99"/>
+    <w:unhideWhenUsed/>
+    <w:rsid w:val="00101732"/>
+    <w:pPr>
+      <w:tabs>
+        <w:tab w:val="center" w:pos="4252"/>
+        <w:tab w:val="right" w:pos="8504"/>
+      </w:tabs>
+      <w:spacing w:after="0" w:line="240" w:lineRule="auto"/>
+    </w:pPr>
+  </w:style>
+  <w:style w:type="character" w:customStyle="1" w:styleId="PiedepginaCar">
+    <w:name w:val="Pie de página Car"/>
+    <w:basedOn w:val="Fuentedeprrafopredeter"/>
+    <w:link w:val="Piedepgina"/>
+    <w:uiPriority w:val="99"/>
+    <w:rsid w:val="00101732"/>
   </w:style>
 </w:styles>
 </file>
